--- a/backend/assets/templates/COMMERCIAL PROPOSAL_33KV.docx
+++ b/backend/assets/templates/COMMERCIAL PROPOSAL_33KV.docx
@@ -15,7 +15,7 @@
       </w:pPr>
       <w:r>
         <w:rPr>
-          <w:rFonts w:asciiTheme="minorHAnsi" w:hAnsiTheme="minorHAnsi" w:ascii="Aptos" w:hAnsi="Aptos"/>
+          <w:rFonts w:asciiTheme="minorHAnsi" w:hAnsiTheme="minorHAnsi"/>
           <w:noProof/>
           <w:sz w:val="32"/>
           <w:szCs w:val="32"/>
@@ -89,7 +89,7 @@
       </w:r>
       <w:r>
         <w:rPr>
-          <w:rFonts w:asciiTheme="minorHAnsi" w:hAnsiTheme="minorHAnsi" w:ascii="Aptos" w:hAnsi="Aptos"/>
+          <w:rFonts w:asciiTheme="minorHAnsi" w:hAnsiTheme="minorHAnsi"/>
           <w:b/>
           <w:bCs/>
           <w:sz w:val="28"/>
@@ -100,7 +100,7 @@
       </w:r>
       <w:r>
         <w:rPr>
-          <w:rFonts w:asciiTheme="minorHAnsi" w:hAnsiTheme="minorHAnsi" w:ascii="Aptos" w:hAnsi="Aptos"/>
+          <w:rFonts w:asciiTheme="minorHAnsi" w:hAnsiTheme="minorHAnsi"/>
           <w:b/>
           <w:bCs/>
           <w:sz w:val="28"/>
@@ -110,7 +110,7 @@
       </w:r>
       <w:r>
         <w:rPr>
-          <w:rFonts w:asciiTheme="minorHAnsi" w:hAnsiTheme="minorHAnsi" w:ascii="Aptos" w:hAnsi="Aptos"/>
+          <w:rFonts w:asciiTheme="minorHAnsi" w:hAnsiTheme="minorHAnsi"/>
           <w:b/>
           <w:bCs/>
           <w:sz w:val="28"/>
@@ -121,7 +121,7 @@
       </w:r>
       <w:r>
         <w:rPr>
-          <w:rFonts w:asciiTheme="minorHAnsi" w:hAnsiTheme="minorHAnsi" w:ascii="Aptos" w:hAnsi="Aptos"/>
+          <w:rFonts w:asciiTheme="minorHAnsi" w:hAnsiTheme="minorHAnsi"/>
           <w:noProof/>
           <w:sz w:val="20"/>
           <w:szCs w:val="20"/>
@@ -188,7 +188,6 @@
       <w:tr>
         <w:trPr>
           <w:trHeight w:val="158"/>
-          <w:cantSplit/>
         </w:trPr>
         <w:tc>
           <w:tcPr>
@@ -210,49 +209,19 @@
             </w:pPr>
             <w:r>
               <w:rPr>
-                <w:rFonts w:asciiTheme="minorHAnsi" w:hAnsiTheme="minorHAnsi" w:ascii="Aptos" w:hAnsi="Aptos"/>
-                <w:b/>
-                <w:bCs/>
-                <w:sz w:val="20"/>
-                <w:szCs w:val="22"/>
-              </w:rPr>
-              <w:t>Sanctioned Load</w:t>
-            </w:r>
-          </w:p>
-        </w:tc>
-        <w:tc>
-          <w:tcPr>
-            <w:tcW w:w="1128" w:type="pct"/>
-            <w:shd w:val="clear" w:color="auto" w:fill="002060"/>
-            <w:vAlign w:val="center"/>
-          </w:tcPr>
-          <w:p>
-            <w:pPr>
-              <w:jc w:val="center"/>
-              <w:outlineLvl w:val="2"/>
-              <w:rPr>
                 <w:rFonts w:asciiTheme="minorHAnsi" w:hAnsiTheme="minorHAnsi"/>
                 <w:b/>
                 <w:bCs/>
                 <w:sz w:val="22"/>
                 <w:szCs w:val="22"/>
               </w:rPr>
-            </w:pPr>
-            <w:r>
-              <w:rPr>
-                <w:rFonts w:asciiTheme="minorHAnsi" w:hAnsiTheme="minorHAnsi" w:ascii="Aptos" w:hAnsi="Aptos"/>
-                <w:b/>
-                <w:bCs/>
-                <w:sz w:val="20"/>
-                <w:szCs w:val="22"/>
-              </w:rPr>
-              <w:t>Connectivity</w:t>
-            </w:r>
-          </w:p>
-        </w:tc>
-        <w:tc>
-          <w:tcPr>
-            <w:tcW w:w="1283" w:type="pct"/>
+              <w:t>Sanctioned Load</w:t>
+            </w:r>
+          </w:p>
+        </w:tc>
+        <w:tc>
+          <w:tcPr>
+            <w:tcW w:w="1128" w:type="pct"/>
             <w:shd w:val="clear" w:color="auto" w:fill="002060"/>
             <w:vAlign w:val="center"/>
           </w:tcPr>
@@ -270,40 +239,70 @@
             </w:pPr>
             <w:r>
               <w:rPr>
-                <w:rFonts w:asciiTheme="minorHAnsi" w:hAnsiTheme="minorHAnsi" w:ascii="Aptos" w:hAnsi="Aptos"/>
-                <w:b/>
-                <w:bCs/>
-                <w:sz w:val="20"/>
-                <w:szCs w:val="22"/>
-              </w:rPr>
-              <w:t>DISCOM Name</w:t>
-            </w:r>
-          </w:p>
-        </w:tc>
-        <w:tc>
-          <w:tcPr>
-            <w:tcW w:w="1254" w:type="pct"/>
-            <w:shd w:val="clear" w:color="auto" w:fill="002060"/>
-            <w:vAlign w:val="center"/>
-          </w:tcPr>
-          <w:p>
-            <w:pPr>
-              <w:jc w:val="center"/>
-              <w:outlineLvl w:val="2"/>
-              <w:rPr>
                 <w:rFonts w:asciiTheme="minorHAnsi" w:hAnsiTheme="minorHAnsi"/>
                 <w:b/>
                 <w:bCs/>
                 <w:sz w:val="22"/>
                 <w:szCs w:val="22"/>
               </w:rPr>
-            </w:pPr>
-            <w:r>
-              <w:rPr>
-                <w:rFonts w:asciiTheme="minorHAnsi" w:hAnsiTheme="minorHAnsi" w:ascii="Aptos" w:hAnsi="Aptos"/>
+              <w:t>Connectivity</w:t>
+            </w:r>
+          </w:p>
+        </w:tc>
+        <w:tc>
+          <w:tcPr>
+            <w:tcW w:w="1283" w:type="pct"/>
+            <w:shd w:val="clear" w:color="auto" w:fill="002060"/>
+            <w:vAlign w:val="center"/>
+          </w:tcPr>
+          <w:p>
+            <w:pPr>
+              <w:jc w:val="center"/>
+              <w:outlineLvl w:val="2"/>
+              <w:rPr>
+                <w:rFonts w:asciiTheme="minorHAnsi" w:hAnsiTheme="minorHAnsi"/>
                 <w:b/>
                 <w:bCs/>
-                <w:sz w:val="20"/>
+                <w:sz w:val="22"/>
+                <w:szCs w:val="22"/>
+              </w:rPr>
+            </w:pPr>
+            <w:r>
+              <w:rPr>
+                <w:rFonts w:asciiTheme="minorHAnsi" w:hAnsiTheme="minorHAnsi"/>
+                <w:b/>
+                <w:bCs/>
+                <w:sz w:val="22"/>
+                <w:szCs w:val="22"/>
+              </w:rPr>
+              <w:t>DISCOM Name</w:t>
+            </w:r>
+          </w:p>
+        </w:tc>
+        <w:tc>
+          <w:tcPr>
+            <w:tcW w:w="1254" w:type="pct"/>
+            <w:shd w:val="clear" w:color="auto" w:fill="002060"/>
+            <w:vAlign w:val="center"/>
+          </w:tcPr>
+          <w:p>
+            <w:pPr>
+              <w:jc w:val="center"/>
+              <w:outlineLvl w:val="2"/>
+              <w:rPr>
+                <w:rFonts w:asciiTheme="minorHAnsi" w:hAnsiTheme="minorHAnsi"/>
+                <w:b/>
+                <w:bCs/>
+                <w:sz w:val="22"/>
+                <w:szCs w:val="22"/>
+              </w:rPr>
+            </w:pPr>
+            <w:r>
+              <w:rPr>
+                <w:rFonts w:asciiTheme="minorHAnsi" w:hAnsiTheme="minorHAnsi"/>
+                <w:b/>
+                <w:bCs/>
+                <w:sz w:val="22"/>
                 <w:szCs w:val="22"/>
               </w:rPr>
               <w:t>Feeder Type</w:t>
@@ -314,7 +313,6 @@
       <w:tr>
         <w:trPr>
           <w:trHeight w:val="397"/>
-          <w:cantSplit/>
         </w:trPr>
         <w:tc>
           <w:tcPr>
@@ -336,27 +334,6 @@
             </w:pPr>
             <w:r>
               <w:rPr>
-                <w:rFonts w:asciiTheme="minorHAnsi" w:hAnsiTheme="minorHAnsi" w:ascii="Aptos" w:hAnsi="Aptos"/>
-                <w:b/>
-                <w:bCs/>
-                <w:sz w:val="20"/>
-                <w:szCs w:val="22"/>
-                <w:highlight w:val="yellow"/>
-              </w:rPr>
-              <w:t>1000 KVA</w:t>
-            </w:r>
-          </w:p>
-        </w:tc>
-        <w:tc>
-          <w:tcPr>
-            <w:tcW w:w="1128" w:type="pct"/>
-            <w:vAlign w:val="center"/>
-          </w:tcPr>
-          <w:p>
-            <w:pPr>
-              <w:jc w:val="center"/>
-              <w:outlineLvl w:val="2"/>
-              <w:rPr>
                 <w:rFonts w:asciiTheme="minorHAnsi" w:hAnsiTheme="minorHAnsi"/>
                 <w:b/>
                 <w:bCs/>
@@ -364,23 +341,13 @@
                 <w:szCs w:val="22"/>
                 <w:highlight w:val="yellow"/>
               </w:rPr>
-            </w:pPr>
-            <w:r>
-              <w:rPr>
-                <w:rFonts w:asciiTheme="minorHAnsi" w:hAnsiTheme="minorHAnsi" w:ascii="Aptos" w:hAnsi="Aptos"/>
-                <w:b/>
-                <w:bCs/>
-                <w:sz w:val="20"/>
-                <w:szCs w:val="22"/>
-                <w:highlight w:val="yellow"/>
-              </w:rPr>
-              <w:t>11 KV</w:t>
-            </w:r>
-          </w:p>
-        </w:tc>
-        <w:tc>
-          <w:tcPr>
-            <w:tcW w:w="1283" w:type="pct"/>
+              <w:t>1000 KVA</w:t>
+            </w:r>
+          </w:p>
+        </w:tc>
+        <w:tc>
+          <w:tcPr>
+            <w:tcW w:w="1128" w:type="pct"/>
             <w:vAlign w:val="center"/>
           </w:tcPr>
           <w:p>
@@ -398,27 +365,6 @@
             </w:pPr>
             <w:r>
               <w:rPr>
-                <w:rFonts w:asciiTheme="minorHAnsi" w:hAnsiTheme="minorHAnsi" w:ascii="Aptos" w:hAnsi="Aptos"/>
-                <w:b/>
-                <w:bCs/>
-                <w:sz w:val="20"/>
-                <w:szCs w:val="22"/>
-                <w:highlight w:val="yellow"/>
-              </w:rPr>
-              <w:t>PUVVNL</w:t>
-            </w:r>
-          </w:p>
-        </w:tc>
-        <w:tc>
-          <w:tcPr>
-            <w:tcW w:w="1254" w:type="pct"/>
-            <w:vAlign w:val="center"/>
-          </w:tcPr>
-          <w:p>
-            <w:pPr>
-              <w:jc w:val="center"/>
-              <w:outlineLvl w:val="2"/>
-              <w:rPr>
                 <w:rFonts w:asciiTheme="minorHAnsi" w:hAnsiTheme="minorHAnsi"/>
                 <w:b/>
                 <w:bCs/>
@@ -426,13 +372,65 @@
                 <w:szCs w:val="22"/>
                 <w:highlight w:val="yellow"/>
               </w:rPr>
-            </w:pPr>
-            <w:r>
-              <w:rPr>
-                <w:rFonts w:asciiTheme="minorHAnsi" w:hAnsiTheme="minorHAnsi" w:ascii="Aptos" w:hAnsi="Aptos"/>
+              <w:t>11 KV</w:t>
+            </w:r>
+          </w:p>
+        </w:tc>
+        <w:tc>
+          <w:tcPr>
+            <w:tcW w:w="1283" w:type="pct"/>
+            <w:vAlign w:val="center"/>
+          </w:tcPr>
+          <w:p>
+            <w:pPr>
+              <w:jc w:val="center"/>
+              <w:outlineLvl w:val="2"/>
+              <w:rPr>
+                <w:rFonts w:asciiTheme="minorHAnsi" w:hAnsiTheme="minorHAnsi"/>
                 <w:b/>
                 <w:bCs/>
-                <w:sz w:val="20"/>
+                <w:sz w:val="22"/>
+                <w:szCs w:val="22"/>
+                <w:highlight w:val="yellow"/>
+              </w:rPr>
+            </w:pPr>
+            <w:r>
+              <w:rPr>
+                <w:rFonts w:asciiTheme="minorHAnsi" w:hAnsiTheme="minorHAnsi"/>
+                <w:b/>
+                <w:bCs/>
+                <w:sz w:val="22"/>
+                <w:szCs w:val="22"/>
+                <w:highlight w:val="yellow"/>
+              </w:rPr>
+              <w:t>PUVVNL</w:t>
+            </w:r>
+          </w:p>
+        </w:tc>
+        <w:tc>
+          <w:tcPr>
+            <w:tcW w:w="1254" w:type="pct"/>
+            <w:vAlign w:val="center"/>
+          </w:tcPr>
+          <w:p>
+            <w:pPr>
+              <w:jc w:val="center"/>
+              <w:outlineLvl w:val="2"/>
+              <w:rPr>
+                <w:rFonts w:asciiTheme="minorHAnsi" w:hAnsiTheme="minorHAnsi"/>
+                <w:b/>
+                <w:bCs/>
+                <w:sz w:val="22"/>
+                <w:szCs w:val="22"/>
+                <w:highlight w:val="yellow"/>
+              </w:rPr>
+            </w:pPr>
+            <w:r>
+              <w:rPr>
+                <w:rFonts w:asciiTheme="minorHAnsi" w:hAnsiTheme="minorHAnsi"/>
+                <w:b/>
+                <w:bCs/>
+                <w:sz w:val="22"/>
                 <w:szCs w:val="22"/>
                 <w:highlight w:val="yellow"/>
               </w:rPr>
@@ -666,7 +664,6 @@
       <w:tr>
         <w:trPr>
           <w:trHeight w:val="434"/>
-          <w:cantSplit/>
         </w:trPr>
         <w:tc>
           <w:tcPr>
@@ -683,7 +680,6 @@
           <w:p>
             <w:pPr>
               <w:shd w:val="clear" w:color="auto" w:fill="002060"/>
-              <w:spacing w:before="0" w:after="0" w:line="240" w:lineRule="auto"/>
               <w:jc w:val="center"/>
               <w:rPr>
                 <w:rFonts w:ascii="Aptos" w:hAnsi="Aptos" w:cs="Calibri"/>
@@ -701,7 +697,7 @@
                 <w:b/>
                 <w:bCs/>
                 <w:color w:val="FFFFFF"/>
-                <w:sz w:val="19"/>
+                <w:sz w:val="20"/>
                 <w:szCs w:val="20"/>
               </w:rPr>
               <w:t>Complete Project Management &amp; Liaisoning for Open Access Registration</w:t>
@@ -712,7 +708,6 @@
       <w:tr>
         <w:trPr>
           <w:trHeight w:val="20"/>
-          <w:cantSplit/>
         </w:trPr>
         <w:tc>
           <w:tcPr>
@@ -725,7 +720,6 @@
           </w:tcPr>
           <w:p>
             <w:pPr>
-              <w:spacing w:before="0" w:after="0" w:line="240" w:lineRule="auto"/>
               <w:jc w:val="center"/>
               <w:rPr>
                 <w:rFonts w:ascii="Aptos" w:hAnsi="Aptos" w:cs="Calibri"/>
@@ -758,7 +752,6 @@
           </w:tcPr>
           <w:p>
             <w:pPr>
-              <w:spacing w:before="0" w:after="0" w:line="240" w:lineRule="auto"/>
               <w:jc w:val="center"/>
               <w:rPr>
                 <w:rFonts w:ascii="Aptos" w:hAnsi="Aptos" w:cs="Calibri"/>
@@ -784,7 +777,6 @@
       <w:tr>
         <w:trPr>
           <w:trHeight w:val="20"/>
-          <w:cantSplit/>
         </w:trPr>
         <w:tc>
           <w:tcPr>
@@ -822,7 +814,6 @@
           </w:tcPr>
           <w:p>
             <w:pPr>
-              <w:spacing w:before="0" w:after="0" w:line="240" w:lineRule="auto"/>
               <w:jc w:val="center"/>
               <w:rPr>
                 <w:rFonts w:ascii="Aptos" w:hAnsi="Aptos" w:cs="Calibri"/>
@@ -857,7 +848,6 @@
           </w:tcPr>
           <w:p>
             <w:pPr>
-              <w:spacing w:before="0" w:after="0" w:line="240" w:lineRule="auto"/>
               <w:jc w:val="center"/>
               <w:rPr>
                 <w:rFonts w:ascii="Aptos" w:hAnsi="Aptos" w:cs="Calibri"/>
@@ -892,7 +882,6 @@
           </w:tcPr>
           <w:p>
             <w:pPr>
-              <w:spacing w:before="0" w:after="0" w:line="240" w:lineRule="auto"/>
               <w:jc w:val="center"/>
               <w:rPr>
                 <w:rFonts w:ascii="Aptos" w:hAnsi="Aptos" w:cs="Calibri"/>
@@ -927,7 +916,6 @@
           </w:tcPr>
           <w:p>
             <w:pPr>
-              <w:spacing w:before="0" w:after="0" w:line="240" w:lineRule="auto"/>
               <w:jc w:val="center"/>
               <w:rPr>
                 <w:rFonts w:ascii="Aptos" w:hAnsi="Aptos" w:cs="Calibri"/>
@@ -962,7 +950,6 @@
           </w:tcPr>
           <w:p>
             <w:pPr>
-              <w:spacing w:before="0" w:after="0" w:line="240" w:lineRule="auto"/>
               <w:jc w:val="center"/>
               <w:rPr>
                 <w:rFonts w:ascii="Aptos" w:hAnsi="Aptos" w:cs="Calibri"/>
@@ -997,7 +984,6 @@
           </w:tcPr>
           <w:p>
             <w:pPr>
-              <w:spacing w:before="0" w:after="0" w:line="240" w:lineRule="auto"/>
               <w:jc w:val="center"/>
               <w:rPr>
                 <w:rFonts w:ascii="Aptos" w:hAnsi="Aptos" w:cs="Calibri"/>
@@ -1032,7 +1018,6 @@
           </w:tcPr>
           <w:p>
             <w:pPr>
-              <w:spacing w:before="0" w:after="0" w:line="240" w:lineRule="auto"/>
               <w:jc w:val="center"/>
               <w:rPr>
                 <w:rFonts w:ascii="Aptos" w:hAnsi="Aptos" w:cs="Calibri"/>
@@ -1067,7 +1052,6 @@
           </w:tcPr>
           <w:p>
             <w:pPr>
-              <w:spacing w:before="0" w:after="0" w:line="240" w:lineRule="auto"/>
               <w:jc w:val="center"/>
               <w:rPr>
                 <w:rFonts w:ascii="Aptos" w:hAnsi="Aptos" w:cs="Calibri"/>
@@ -1102,7 +1086,6 @@
           </w:tcPr>
           <w:p>
             <w:pPr>
-              <w:spacing w:before="0" w:after="0" w:line="240" w:lineRule="auto"/>
               <w:jc w:val="center"/>
               <w:rPr>
                 <w:rFonts w:ascii="Aptos" w:hAnsi="Aptos" w:cs="Calibri"/>
@@ -1137,7 +1120,6 @@
           </w:tcPr>
           <w:p>
             <w:pPr>
-              <w:spacing w:before="0" w:after="0" w:line="240" w:lineRule="auto"/>
               <w:jc w:val="center"/>
               <w:rPr>
                 <w:rFonts w:ascii="Aptos" w:hAnsi="Aptos" w:cs="Calibri"/>
@@ -1172,7 +1154,6 @@
           </w:tcPr>
           <w:p>
             <w:pPr>
-              <w:spacing w:before="0" w:after="0" w:line="240" w:lineRule="auto"/>
               <w:jc w:val="center"/>
               <w:rPr>
                 <w:rFonts w:ascii="Aptos" w:hAnsi="Aptos" w:cs="Calibri"/>
@@ -1207,7 +1188,6 @@
           </w:tcPr>
           <w:p>
             <w:pPr>
-              <w:spacing w:before="0" w:after="0" w:line="240" w:lineRule="auto"/>
               <w:jc w:val="center"/>
               <w:rPr>
                 <w:rFonts w:ascii="Aptos" w:hAnsi="Aptos" w:cs="Calibri"/>
@@ -1233,7 +1213,6 @@
       <w:tr>
         <w:trPr>
           <w:trHeight w:val="227"/>
-          <w:cantSplit/>
         </w:trPr>
         <w:tc>
           <w:tcPr>
@@ -1247,7 +1226,6 @@
           </w:tcPr>
           <w:p>
             <w:pPr>
-              <w:spacing w:before="0" w:after="0" w:line="240" w:lineRule="auto"/>
               <w:rPr>
                 <w:rFonts w:ascii="Aptos" w:hAnsi="Aptos" w:cs="Calibri"/>
                 <w:sz w:val="17"/>
@@ -1257,7 +1235,7 @@
             <w:r>
               <w:rPr>
                 <w:rFonts w:ascii="Aptos" w:hAnsi="Aptos" w:cs="Calibri"/>
-                <w:sz w:val="16"/>
+                <w:sz w:val="17"/>
                 <w:szCs w:val="17"/>
               </w:rPr>
               <w:t>Signing of PPA</w:t>
@@ -1277,7 +1255,6 @@
           </w:tcPr>
           <w:p>
             <w:pPr>
-              <w:spacing w:before="0" w:after="0" w:line="240" w:lineRule="auto"/>
               <w:jc w:val="center"/>
               <w:rPr>
                 <w:rFonts w:ascii="Aptos" w:hAnsi="Aptos" w:cs="Calibri"/>
@@ -1307,7 +1284,6 @@
           </w:tcPr>
           <w:p>
             <w:pPr>
-              <w:spacing w:before="0" w:after="0" w:line="240" w:lineRule="auto"/>
               <w:jc w:val="center"/>
               <w:rPr>
                 <w:rFonts w:ascii="Aptos" w:hAnsi="Aptos" w:cs="Calibri"/>
@@ -1337,7 +1313,6 @@
           </w:tcPr>
           <w:p>
             <w:pPr>
-              <w:spacing w:before="0" w:after="0" w:line="240" w:lineRule="auto"/>
               <w:jc w:val="center"/>
               <w:rPr>
                 <w:rFonts w:ascii="Aptos" w:hAnsi="Aptos" w:cs="Calibri"/>
@@ -1367,7 +1342,6 @@
           </w:tcPr>
           <w:p>
             <w:pPr>
-              <w:spacing w:before="0" w:after="0" w:line="240" w:lineRule="auto"/>
               <w:jc w:val="center"/>
               <w:rPr>
                 <w:rFonts w:ascii="Aptos" w:hAnsi="Aptos" w:cs="Calibri"/>
@@ -1397,7 +1371,6 @@
           </w:tcPr>
           <w:p>
             <w:pPr>
-              <w:spacing w:before="0" w:after="0" w:line="240" w:lineRule="auto"/>
               <w:jc w:val="center"/>
               <w:rPr>
                 <w:rFonts w:ascii="Aptos" w:hAnsi="Aptos" w:cs="Calibri"/>
@@ -1427,7 +1400,6 @@
           </w:tcPr>
           <w:p>
             <w:pPr>
-              <w:spacing w:before="0" w:after="0" w:line="240" w:lineRule="auto"/>
               <w:jc w:val="center"/>
               <w:rPr>
                 <w:rFonts w:ascii="Aptos" w:hAnsi="Aptos" w:cs="Calibri"/>
@@ -1457,7 +1429,6 @@
           </w:tcPr>
           <w:p>
             <w:pPr>
-              <w:spacing w:before="0" w:after="0" w:line="240" w:lineRule="auto"/>
               <w:jc w:val="center"/>
               <w:rPr>
                 <w:rFonts w:ascii="Aptos" w:hAnsi="Aptos" w:cs="Calibri"/>
@@ -1487,7 +1458,6 @@
           </w:tcPr>
           <w:p>
             <w:pPr>
-              <w:spacing w:before="0" w:after="0" w:line="240" w:lineRule="auto"/>
               <w:jc w:val="center"/>
               <w:rPr>
                 <w:rFonts w:ascii="Aptos" w:hAnsi="Aptos" w:cs="Calibri"/>
@@ -1517,7 +1487,6 @@
           </w:tcPr>
           <w:p>
             <w:pPr>
-              <w:spacing w:before="0" w:after="0" w:line="240" w:lineRule="auto"/>
               <w:jc w:val="center"/>
               <w:rPr>
                 <w:rFonts w:ascii="Aptos" w:hAnsi="Aptos" w:cs="Calibri"/>
@@ -1547,7 +1516,6 @@
           </w:tcPr>
           <w:p>
             <w:pPr>
-              <w:spacing w:before="0" w:after="0" w:line="240" w:lineRule="auto"/>
               <w:jc w:val="center"/>
               <w:rPr>
                 <w:rFonts w:ascii="Aptos" w:hAnsi="Aptos" w:cs="Calibri"/>
@@ -1577,7 +1545,6 @@
           </w:tcPr>
           <w:p>
             <w:pPr>
-              <w:spacing w:before="0" w:after="0" w:line="240" w:lineRule="auto"/>
               <w:jc w:val="center"/>
               <w:rPr>
                 <w:rFonts w:ascii="Aptos" w:hAnsi="Aptos" w:cs="Calibri"/>
@@ -1607,7 +1574,6 @@
           </w:tcPr>
           <w:p>
             <w:pPr>
-              <w:spacing w:before="0" w:after="0" w:line="240" w:lineRule="auto"/>
               <w:jc w:val="center"/>
               <w:rPr>
                 <w:rFonts w:ascii="Aptos" w:hAnsi="Aptos" w:cs="Calibri"/>
@@ -1629,7 +1595,6 @@
       <w:tr>
         <w:trPr>
           <w:trHeight w:val="227"/>
-          <w:cantSplit/>
         </w:trPr>
         <w:tc>
           <w:tcPr>
@@ -1640,7 +1605,6 @@
           </w:tcPr>
           <w:p>
             <w:pPr>
-              <w:spacing w:before="0" w:after="0" w:line="240" w:lineRule="auto"/>
               <w:rPr>
                 <w:rFonts w:ascii="Aptos" w:hAnsi="Aptos" w:cs="Calibri"/>
                 <w:sz w:val="17"/>
@@ -1650,7 +1614,7 @@
             <w:r>
               <w:rPr>
                 <w:rFonts w:ascii="Aptos" w:hAnsi="Aptos" w:cs="Calibri"/>
-                <w:sz w:val="16"/>
+                <w:sz w:val="17"/>
                 <w:szCs w:val="17"/>
               </w:rPr>
               <w:t>Supply, Installation &amp; Commissioning of PROLT Meter &amp; Screen</w:t>
@@ -1667,7 +1631,6 @@
           </w:tcPr>
           <w:p>
             <w:pPr>
-              <w:spacing w:before="0" w:after="0" w:line="240" w:lineRule="auto"/>
               <w:rPr>
                 <w:rFonts w:ascii="Aptos" w:hAnsi="Aptos" w:cs="Calibri"/>
                 <w:b/>
@@ -1697,196 +1660,188 @@
           </w:tcPr>
           <w:p>
             <w:pPr>
-              <w:spacing w:before="0" w:after="0" w:line="240" w:lineRule="auto"/>
-              <w:jc w:val="center"/>
-              <w:rPr>
-                <w:rFonts w:ascii="Aptos" w:hAnsi="Aptos" w:cs="Calibri"/>
-                <w:sz w:val="16"/>
-                <w:szCs w:val="16"/>
-              </w:rPr>
-            </w:pPr>
-            <w:r>
-              <w:rPr>
-                <w:rFonts w:ascii="Aptos" w:hAnsi="Aptos" w:cs="Calibri"/>
-                <w:sz w:val="16"/>
-                <w:szCs w:val="16"/>
-              </w:rPr>
-              <w:t> </w:t>
-            </w:r>
-          </w:p>
-        </w:tc>
-        <w:tc>
-          <w:tcPr>
-            <w:tcW w:w="105" w:type="pct"/>
-            <w:noWrap/>
-            <w:vAlign w:val="center"/>
-            <w:hideMark/>
-          </w:tcPr>
-          <w:p>
-            <w:pPr>
-              <w:spacing w:before="0" w:after="0" w:line="240" w:lineRule="auto"/>
-              <w:jc w:val="center"/>
-              <w:rPr>
-                <w:rFonts w:ascii="Aptos" w:hAnsi="Aptos" w:cs="Calibri"/>
-                <w:sz w:val="16"/>
-                <w:szCs w:val="16"/>
-              </w:rPr>
-            </w:pPr>
-            <w:r>
-              <w:rPr>
-                <w:rFonts w:ascii="Aptos" w:hAnsi="Aptos" w:cs="Calibri"/>
-                <w:sz w:val="16"/>
-                <w:szCs w:val="16"/>
-              </w:rPr>
-              <w:t> </w:t>
-            </w:r>
-          </w:p>
-        </w:tc>
-        <w:tc>
-          <w:tcPr>
-            <w:tcW w:w="105" w:type="pct"/>
-            <w:noWrap/>
-            <w:vAlign w:val="center"/>
-            <w:hideMark/>
-          </w:tcPr>
-          <w:p>
-            <w:pPr>
-              <w:spacing w:before="0" w:after="0" w:line="240" w:lineRule="auto"/>
-              <w:jc w:val="center"/>
-              <w:rPr>
-                <w:rFonts w:ascii="Aptos" w:hAnsi="Aptos" w:cs="Calibri"/>
-                <w:sz w:val="16"/>
-                <w:szCs w:val="16"/>
-              </w:rPr>
-            </w:pPr>
-            <w:r>
-              <w:rPr>
-                <w:rFonts w:ascii="Aptos" w:hAnsi="Aptos" w:cs="Calibri"/>
-                <w:sz w:val="16"/>
-                <w:szCs w:val="16"/>
-              </w:rPr>
-              <w:t> </w:t>
-            </w:r>
-          </w:p>
-        </w:tc>
-        <w:tc>
-          <w:tcPr>
-            <w:tcW w:w="105" w:type="pct"/>
-            <w:noWrap/>
-            <w:vAlign w:val="center"/>
-            <w:hideMark/>
-          </w:tcPr>
-          <w:p>
-            <w:pPr>
-              <w:spacing w:before="0" w:after="0" w:line="240" w:lineRule="auto"/>
-              <w:jc w:val="center"/>
-              <w:rPr>
-                <w:rFonts w:ascii="Aptos" w:hAnsi="Aptos" w:cs="Calibri"/>
-                <w:sz w:val="16"/>
-                <w:szCs w:val="16"/>
-              </w:rPr>
-            </w:pPr>
-            <w:r>
-              <w:rPr>
-                <w:rFonts w:ascii="Aptos" w:hAnsi="Aptos" w:cs="Calibri"/>
-                <w:sz w:val="16"/>
-                <w:szCs w:val="16"/>
-              </w:rPr>
-              <w:t> </w:t>
-            </w:r>
-          </w:p>
-        </w:tc>
-        <w:tc>
-          <w:tcPr>
-            <w:tcW w:w="105" w:type="pct"/>
-            <w:noWrap/>
-            <w:vAlign w:val="center"/>
-            <w:hideMark/>
-          </w:tcPr>
-          <w:p>
-            <w:pPr>
-              <w:spacing w:before="0" w:after="0" w:line="240" w:lineRule="auto"/>
-              <w:jc w:val="center"/>
-              <w:rPr>
-                <w:rFonts w:ascii="Aptos" w:hAnsi="Aptos" w:cs="Calibri"/>
-                <w:sz w:val="16"/>
-                <w:szCs w:val="16"/>
-              </w:rPr>
-            </w:pPr>
-            <w:r>
-              <w:rPr>
-                <w:rFonts w:ascii="Aptos" w:hAnsi="Aptos" w:cs="Calibri"/>
-                <w:sz w:val="16"/>
-                <w:szCs w:val="16"/>
-              </w:rPr>
-              <w:t> </w:t>
-            </w:r>
-          </w:p>
-        </w:tc>
-        <w:tc>
-          <w:tcPr>
-            <w:tcW w:w="105" w:type="pct"/>
-            <w:noWrap/>
-            <w:vAlign w:val="center"/>
-            <w:hideMark/>
-          </w:tcPr>
-          <w:p>
-            <w:pPr>
-              <w:spacing w:before="0" w:after="0" w:line="240" w:lineRule="auto"/>
-              <w:jc w:val="center"/>
-              <w:rPr>
-                <w:rFonts w:ascii="Aptos" w:hAnsi="Aptos" w:cs="Calibri"/>
-                <w:sz w:val="16"/>
-                <w:szCs w:val="16"/>
-              </w:rPr>
-            </w:pPr>
-            <w:r>
-              <w:rPr>
-                <w:rFonts w:ascii="Aptos" w:hAnsi="Aptos" w:cs="Calibri"/>
-                <w:sz w:val="16"/>
-                <w:szCs w:val="16"/>
-              </w:rPr>
-              <w:t> </w:t>
-            </w:r>
-          </w:p>
-        </w:tc>
-        <w:tc>
-          <w:tcPr>
-            <w:tcW w:w="105" w:type="pct"/>
-            <w:noWrap/>
-            <w:vAlign w:val="center"/>
-            <w:hideMark/>
-          </w:tcPr>
-          <w:p>
-            <w:pPr>
-              <w:spacing w:before="0" w:after="0" w:line="240" w:lineRule="auto"/>
-              <w:jc w:val="center"/>
-              <w:rPr>
-                <w:rFonts w:ascii="Aptos" w:hAnsi="Aptos" w:cs="Calibri"/>
-                <w:sz w:val="16"/>
-                <w:szCs w:val="16"/>
-              </w:rPr>
-            </w:pPr>
-            <w:r>
-              <w:rPr>
-                <w:rFonts w:ascii="Aptos" w:hAnsi="Aptos" w:cs="Calibri"/>
-                <w:sz w:val="16"/>
-                <w:szCs w:val="16"/>
-              </w:rPr>
-              <w:t> </w:t>
-            </w:r>
-          </w:p>
-        </w:tc>
-        <w:tc>
-          <w:tcPr>
-            <w:tcW w:w="105" w:type="pct"/>
-            <w:noWrap/>
-            <w:vAlign w:val="center"/>
-            <w:hideMark/>
-          </w:tcPr>
-          <w:p>
-            <w:pPr>
-              <w:spacing w:before="0" w:after="0" w:line="240" w:lineRule="auto"/>
+              <w:jc w:val="center"/>
+              <w:rPr>
+                <w:rFonts w:ascii="Aptos" w:hAnsi="Aptos" w:cs="Calibri"/>
+                <w:sz w:val="16"/>
+                <w:szCs w:val="16"/>
+              </w:rPr>
+            </w:pPr>
+            <w:r>
+              <w:rPr>
+                <w:rFonts w:ascii="Aptos" w:hAnsi="Aptos" w:cs="Calibri"/>
+                <w:sz w:val="16"/>
+                <w:szCs w:val="16"/>
+              </w:rPr>
+              <w:t> </w:t>
+            </w:r>
+          </w:p>
+        </w:tc>
+        <w:tc>
+          <w:tcPr>
+            <w:tcW w:w="105" w:type="pct"/>
+            <w:noWrap/>
+            <w:vAlign w:val="center"/>
+            <w:hideMark/>
+          </w:tcPr>
+          <w:p>
+            <w:pPr>
+              <w:jc w:val="center"/>
+              <w:rPr>
+                <w:rFonts w:ascii="Aptos" w:hAnsi="Aptos" w:cs="Calibri"/>
+                <w:sz w:val="16"/>
+                <w:szCs w:val="16"/>
+              </w:rPr>
+            </w:pPr>
+            <w:r>
+              <w:rPr>
+                <w:rFonts w:ascii="Aptos" w:hAnsi="Aptos" w:cs="Calibri"/>
+                <w:sz w:val="16"/>
+                <w:szCs w:val="16"/>
+              </w:rPr>
+              <w:t> </w:t>
+            </w:r>
+          </w:p>
+        </w:tc>
+        <w:tc>
+          <w:tcPr>
+            <w:tcW w:w="105" w:type="pct"/>
+            <w:noWrap/>
+            <w:vAlign w:val="center"/>
+            <w:hideMark/>
+          </w:tcPr>
+          <w:p>
+            <w:pPr>
+              <w:jc w:val="center"/>
+              <w:rPr>
+                <w:rFonts w:ascii="Aptos" w:hAnsi="Aptos" w:cs="Calibri"/>
+                <w:sz w:val="16"/>
+                <w:szCs w:val="16"/>
+              </w:rPr>
+            </w:pPr>
+            <w:r>
+              <w:rPr>
+                <w:rFonts w:ascii="Aptos" w:hAnsi="Aptos" w:cs="Calibri"/>
+                <w:sz w:val="16"/>
+                <w:szCs w:val="16"/>
+              </w:rPr>
+              <w:t> </w:t>
+            </w:r>
+          </w:p>
+        </w:tc>
+        <w:tc>
+          <w:tcPr>
+            <w:tcW w:w="105" w:type="pct"/>
+            <w:noWrap/>
+            <w:vAlign w:val="center"/>
+            <w:hideMark/>
+          </w:tcPr>
+          <w:p>
+            <w:pPr>
+              <w:jc w:val="center"/>
+              <w:rPr>
+                <w:rFonts w:ascii="Aptos" w:hAnsi="Aptos" w:cs="Calibri"/>
+                <w:sz w:val="16"/>
+                <w:szCs w:val="16"/>
+              </w:rPr>
+            </w:pPr>
+            <w:r>
+              <w:rPr>
+                <w:rFonts w:ascii="Aptos" w:hAnsi="Aptos" w:cs="Calibri"/>
+                <w:sz w:val="16"/>
+                <w:szCs w:val="16"/>
+              </w:rPr>
+              <w:t> </w:t>
+            </w:r>
+          </w:p>
+        </w:tc>
+        <w:tc>
+          <w:tcPr>
+            <w:tcW w:w="105" w:type="pct"/>
+            <w:noWrap/>
+            <w:vAlign w:val="center"/>
+            <w:hideMark/>
+          </w:tcPr>
+          <w:p>
+            <w:pPr>
+              <w:jc w:val="center"/>
+              <w:rPr>
+                <w:rFonts w:ascii="Aptos" w:hAnsi="Aptos" w:cs="Calibri"/>
+                <w:sz w:val="16"/>
+                <w:szCs w:val="16"/>
+              </w:rPr>
+            </w:pPr>
+            <w:r>
+              <w:rPr>
+                <w:rFonts w:ascii="Aptos" w:hAnsi="Aptos" w:cs="Calibri"/>
+                <w:sz w:val="16"/>
+                <w:szCs w:val="16"/>
+              </w:rPr>
+              <w:t> </w:t>
+            </w:r>
+          </w:p>
+        </w:tc>
+        <w:tc>
+          <w:tcPr>
+            <w:tcW w:w="105" w:type="pct"/>
+            <w:noWrap/>
+            <w:vAlign w:val="center"/>
+            <w:hideMark/>
+          </w:tcPr>
+          <w:p>
+            <w:pPr>
+              <w:jc w:val="center"/>
+              <w:rPr>
+                <w:rFonts w:ascii="Aptos" w:hAnsi="Aptos" w:cs="Calibri"/>
+                <w:sz w:val="16"/>
+                <w:szCs w:val="16"/>
+              </w:rPr>
+            </w:pPr>
+            <w:r>
+              <w:rPr>
+                <w:rFonts w:ascii="Aptos" w:hAnsi="Aptos" w:cs="Calibri"/>
+                <w:sz w:val="16"/>
+                <w:szCs w:val="16"/>
+              </w:rPr>
+              <w:t> </w:t>
+            </w:r>
+          </w:p>
+        </w:tc>
+        <w:tc>
+          <w:tcPr>
+            <w:tcW w:w="105" w:type="pct"/>
+            <w:noWrap/>
+            <w:vAlign w:val="center"/>
+            <w:hideMark/>
+          </w:tcPr>
+          <w:p>
+            <w:pPr>
+              <w:jc w:val="center"/>
+              <w:rPr>
+                <w:rFonts w:ascii="Aptos" w:hAnsi="Aptos" w:cs="Calibri"/>
+                <w:sz w:val="16"/>
+                <w:szCs w:val="16"/>
+              </w:rPr>
+            </w:pPr>
+            <w:r>
+              <w:rPr>
+                <w:rFonts w:ascii="Aptos" w:hAnsi="Aptos" w:cs="Calibri"/>
+                <w:sz w:val="16"/>
+                <w:szCs w:val="16"/>
+              </w:rPr>
+              <w:t> </w:t>
+            </w:r>
+          </w:p>
+        </w:tc>
+        <w:tc>
+          <w:tcPr>
+            <w:tcW w:w="105" w:type="pct"/>
+            <w:noWrap/>
+            <w:vAlign w:val="center"/>
+            <w:hideMark/>
+          </w:tcPr>
+          <w:p>
+            <w:pPr>
               <w:jc w:val="center"/>
               <w:rPr>
                 <w:rFonts w:ascii="Aptos" w:hAnsi="Aptos" w:cs="Calibri"/>
@@ -1913,7 +1868,6 @@
           </w:tcPr>
           <w:p>
             <w:pPr>
-              <w:spacing w:before="0" w:after="0" w:line="240" w:lineRule="auto"/>
               <w:jc w:val="center"/>
               <w:rPr>
                 <w:rFonts w:ascii="Aptos" w:hAnsi="Aptos" w:cs="Calibri"/>
@@ -1940,7 +1894,6 @@
           </w:tcPr>
           <w:p>
             <w:pPr>
-              <w:spacing w:before="0" w:after="0" w:line="240" w:lineRule="auto"/>
               <w:jc w:val="center"/>
               <w:rPr>
                 <w:rFonts w:ascii="Aptos" w:hAnsi="Aptos" w:cs="Calibri"/>
@@ -1967,7 +1920,6 @@
           </w:tcPr>
           <w:p>
             <w:pPr>
-              <w:spacing w:before="0" w:after="0" w:line="240" w:lineRule="auto"/>
               <w:jc w:val="center"/>
               <w:rPr>
                 <w:rFonts w:ascii="Aptos" w:hAnsi="Aptos" w:cs="Calibri"/>
@@ -1989,7 +1941,6 @@
       <w:tr>
         <w:trPr>
           <w:trHeight w:val="227"/>
-          <w:cantSplit/>
         </w:trPr>
         <w:tc>
           <w:tcPr>
@@ -2000,7 +1951,6 @@
           </w:tcPr>
           <w:p>
             <w:pPr>
-              <w:spacing w:before="0" w:after="0" w:line="240" w:lineRule="auto"/>
               <w:rPr>
                 <w:rFonts w:ascii="Aptos" w:hAnsi="Aptos" w:cs="Calibri"/>
                 <w:sz w:val="17"/>
@@ -2010,7 +1960,7 @@
             <w:r>
               <w:rPr>
                 <w:rFonts w:ascii="Aptos" w:hAnsi="Aptos" w:cs="Calibri"/>
-                <w:sz w:val="16"/>
+                <w:sz w:val="17"/>
                 <w:szCs w:val="17"/>
               </w:rPr>
               <w:t>Receipt of Purchase / Work Order &amp; Advance Amount for Open Access Registration</w:t>
@@ -2027,223 +1977,214 @@
           </w:tcPr>
           <w:p>
             <w:pPr>
-              <w:spacing w:before="0" w:after="0" w:line="240" w:lineRule="auto"/>
-              <w:jc w:val="center"/>
-              <w:rPr>
-                <w:rFonts w:ascii="Aptos" w:hAnsi="Aptos" w:cs="Calibri"/>
-                <w:sz w:val="16"/>
-                <w:szCs w:val="16"/>
-              </w:rPr>
-            </w:pPr>
-            <w:r>
-              <w:rPr>
-                <w:rFonts w:ascii="Aptos" w:hAnsi="Aptos" w:cs="Calibri"/>
-                <w:sz w:val="16"/>
-                <w:szCs w:val="16"/>
-              </w:rPr>
-              <w:t> </w:t>
-            </w:r>
-          </w:p>
-        </w:tc>
-        <w:tc>
-          <w:tcPr>
-            <w:tcW w:w="105" w:type="pct"/>
-            <w:noWrap/>
-            <w:vAlign w:val="center"/>
-            <w:hideMark/>
-          </w:tcPr>
-          <w:p>
-            <w:pPr>
-              <w:spacing w:before="0" w:after="0" w:line="240" w:lineRule="auto"/>
-              <w:jc w:val="center"/>
-              <w:rPr>
-                <w:rFonts w:ascii="Aptos" w:hAnsi="Aptos" w:cs="Calibri"/>
-                <w:sz w:val="16"/>
-                <w:szCs w:val="16"/>
-              </w:rPr>
-            </w:pPr>
-            <w:r>
-              <w:rPr>
-                <w:rFonts w:ascii="Aptos" w:hAnsi="Aptos" w:cs="Calibri"/>
-                <w:sz w:val="16"/>
-                <w:szCs w:val="16"/>
-              </w:rPr>
-              <w:t> </w:t>
-            </w:r>
-          </w:p>
-        </w:tc>
-        <w:tc>
-          <w:tcPr>
-            <w:tcW w:w="105" w:type="pct"/>
-            <w:noWrap/>
-            <w:vAlign w:val="center"/>
-            <w:hideMark/>
-          </w:tcPr>
-          <w:p>
-            <w:pPr>
-              <w:spacing w:before="0" w:after="0" w:line="240" w:lineRule="auto"/>
-              <w:jc w:val="center"/>
-              <w:rPr>
-                <w:rFonts w:ascii="Aptos" w:hAnsi="Aptos" w:cs="Calibri"/>
-                <w:sz w:val="16"/>
-                <w:szCs w:val="16"/>
-              </w:rPr>
-            </w:pPr>
-            <w:r>
-              <w:rPr>
-                <w:rFonts w:ascii="Aptos" w:hAnsi="Aptos" w:cs="Calibri"/>
-                <w:sz w:val="16"/>
-                <w:szCs w:val="16"/>
-              </w:rPr>
-              <w:t> </w:t>
-            </w:r>
-          </w:p>
-        </w:tc>
-        <w:tc>
-          <w:tcPr>
-            <w:tcW w:w="105" w:type="pct"/>
-            <w:noWrap/>
-            <w:vAlign w:val="center"/>
-            <w:hideMark/>
-          </w:tcPr>
-          <w:p>
-            <w:pPr>
-              <w:spacing w:before="0" w:after="0" w:line="240" w:lineRule="auto"/>
-              <w:jc w:val="center"/>
-              <w:rPr>
-                <w:rFonts w:ascii="Aptos" w:hAnsi="Aptos" w:cs="Calibri"/>
-                <w:sz w:val="16"/>
-                <w:szCs w:val="16"/>
-              </w:rPr>
-            </w:pPr>
-            <w:r>
-              <w:rPr>
-                <w:rFonts w:ascii="Aptos" w:hAnsi="Aptos" w:cs="Calibri"/>
-                <w:sz w:val="16"/>
-                <w:szCs w:val="16"/>
-              </w:rPr>
-              <w:t> </w:t>
-            </w:r>
-          </w:p>
-        </w:tc>
-        <w:tc>
-          <w:tcPr>
-            <w:tcW w:w="105" w:type="pct"/>
-            <w:noWrap/>
-            <w:vAlign w:val="center"/>
-            <w:hideMark/>
-          </w:tcPr>
-          <w:p>
-            <w:pPr>
-              <w:spacing w:before="0" w:after="0" w:line="240" w:lineRule="auto"/>
-              <w:jc w:val="center"/>
-              <w:rPr>
-                <w:rFonts w:ascii="Aptos" w:hAnsi="Aptos" w:cs="Calibri"/>
-                <w:sz w:val="16"/>
-                <w:szCs w:val="16"/>
-              </w:rPr>
-            </w:pPr>
-            <w:r>
-              <w:rPr>
-                <w:rFonts w:ascii="Aptos" w:hAnsi="Aptos" w:cs="Calibri"/>
-                <w:sz w:val="16"/>
-                <w:szCs w:val="16"/>
-              </w:rPr>
-              <w:t> </w:t>
-            </w:r>
-          </w:p>
-        </w:tc>
-        <w:tc>
-          <w:tcPr>
-            <w:tcW w:w="105" w:type="pct"/>
-            <w:noWrap/>
-            <w:vAlign w:val="center"/>
-            <w:hideMark/>
-          </w:tcPr>
-          <w:p>
-            <w:pPr>
-              <w:spacing w:before="0" w:after="0" w:line="240" w:lineRule="auto"/>
-              <w:jc w:val="center"/>
-              <w:rPr>
-                <w:rFonts w:ascii="Aptos" w:hAnsi="Aptos" w:cs="Calibri"/>
-                <w:sz w:val="16"/>
-                <w:szCs w:val="16"/>
-              </w:rPr>
-            </w:pPr>
-            <w:r>
-              <w:rPr>
-                <w:rFonts w:ascii="Aptos" w:hAnsi="Aptos" w:cs="Calibri"/>
-                <w:sz w:val="16"/>
-                <w:szCs w:val="16"/>
-              </w:rPr>
-              <w:t> </w:t>
-            </w:r>
-          </w:p>
-        </w:tc>
-        <w:tc>
-          <w:tcPr>
-            <w:tcW w:w="105" w:type="pct"/>
-            <w:noWrap/>
-            <w:vAlign w:val="center"/>
-            <w:hideMark/>
-          </w:tcPr>
-          <w:p>
-            <w:pPr>
-              <w:spacing w:before="0" w:after="0" w:line="240" w:lineRule="auto"/>
-              <w:jc w:val="center"/>
-              <w:rPr>
-                <w:rFonts w:ascii="Aptos" w:hAnsi="Aptos" w:cs="Calibri"/>
-                <w:sz w:val="16"/>
-                <w:szCs w:val="16"/>
-              </w:rPr>
-            </w:pPr>
-            <w:r>
-              <w:rPr>
-                <w:rFonts w:ascii="Aptos" w:hAnsi="Aptos" w:cs="Calibri"/>
-                <w:sz w:val="16"/>
-                <w:szCs w:val="16"/>
-              </w:rPr>
-              <w:t> </w:t>
-            </w:r>
-          </w:p>
-        </w:tc>
-        <w:tc>
-          <w:tcPr>
-            <w:tcW w:w="105" w:type="pct"/>
-            <w:noWrap/>
-            <w:vAlign w:val="center"/>
-            <w:hideMark/>
-          </w:tcPr>
-          <w:p>
-            <w:pPr>
-              <w:spacing w:before="0" w:after="0" w:line="240" w:lineRule="auto"/>
-              <w:jc w:val="center"/>
-              <w:rPr>
-                <w:rFonts w:ascii="Aptos" w:hAnsi="Aptos" w:cs="Calibri"/>
-                <w:sz w:val="16"/>
-                <w:szCs w:val="16"/>
-              </w:rPr>
-            </w:pPr>
-            <w:r>
-              <w:rPr>
-                <w:rFonts w:ascii="Aptos" w:hAnsi="Aptos" w:cs="Calibri"/>
-                <w:sz w:val="16"/>
-                <w:szCs w:val="16"/>
-              </w:rPr>
-              <w:t> </w:t>
-            </w:r>
-          </w:p>
-        </w:tc>
-        <w:tc>
-          <w:tcPr>
-            <w:tcW w:w="105" w:type="pct"/>
-            <w:noWrap/>
-            <w:vAlign w:val="center"/>
-            <w:hideMark/>
-          </w:tcPr>
-          <w:p>
-            <w:pPr>
-              <w:spacing w:before="0" w:after="0" w:line="240" w:lineRule="auto"/>
+              <w:jc w:val="center"/>
+              <w:rPr>
+                <w:rFonts w:ascii="Aptos" w:hAnsi="Aptos" w:cs="Calibri"/>
+                <w:sz w:val="16"/>
+                <w:szCs w:val="16"/>
+              </w:rPr>
+            </w:pPr>
+            <w:r>
+              <w:rPr>
+                <w:rFonts w:ascii="Aptos" w:hAnsi="Aptos" w:cs="Calibri"/>
+                <w:sz w:val="16"/>
+                <w:szCs w:val="16"/>
+              </w:rPr>
+              <w:t> </w:t>
+            </w:r>
+          </w:p>
+        </w:tc>
+        <w:tc>
+          <w:tcPr>
+            <w:tcW w:w="105" w:type="pct"/>
+            <w:noWrap/>
+            <w:vAlign w:val="center"/>
+            <w:hideMark/>
+          </w:tcPr>
+          <w:p>
+            <w:pPr>
+              <w:jc w:val="center"/>
+              <w:rPr>
+                <w:rFonts w:ascii="Aptos" w:hAnsi="Aptos" w:cs="Calibri"/>
+                <w:sz w:val="16"/>
+                <w:szCs w:val="16"/>
+              </w:rPr>
+            </w:pPr>
+            <w:r>
+              <w:rPr>
+                <w:rFonts w:ascii="Aptos" w:hAnsi="Aptos" w:cs="Calibri"/>
+                <w:sz w:val="16"/>
+                <w:szCs w:val="16"/>
+              </w:rPr>
+              <w:t> </w:t>
+            </w:r>
+          </w:p>
+        </w:tc>
+        <w:tc>
+          <w:tcPr>
+            <w:tcW w:w="105" w:type="pct"/>
+            <w:noWrap/>
+            <w:vAlign w:val="center"/>
+            <w:hideMark/>
+          </w:tcPr>
+          <w:p>
+            <w:pPr>
+              <w:jc w:val="center"/>
+              <w:rPr>
+                <w:rFonts w:ascii="Aptos" w:hAnsi="Aptos" w:cs="Calibri"/>
+                <w:sz w:val="16"/>
+                <w:szCs w:val="16"/>
+              </w:rPr>
+            </w:pPr>
+            <w:r>
+              <w:rPr>
+                <w:rFonts w:ascii="Aptos" w:hAnsi="Aptos" w:cs="Calibri"/>
+                <w:sz w:val="16"/>
+                <w:szCs w:val="16"/>
+              </w:rPr>
+              <w:t> </w:t>
+            </w:r>
+          </w:p>
+        </w:tc>
+        <w:tc>
+          <w:tcPr>
+            <w:tcW w:w="105" w:type="pct"/>
+            <w:noWrap/>
+            <w:vAlign w:val="center"/>
+            <w:hideMark/>
+          </w:tcPr>
+          <w:p>
+            <w:pPr>
+              <w:jc w:val="center"/>
+              <w:rPr>
+                <w:rFonts w:ascii="Aptos" w:hAnsi="Aptos" w:cs="Calibri"/>
+                <w:sz w:val="16"/>
+                <w:szCs w:val="16"/>
+              </w:rPr>
+            </w:pPr>
+            <w:r>
+              <w:rPr>
+                <w:rFonts w:ascii="Aptos" w:hAnsi="Aptos" w:cs="Calibri"/>
+                <w:sz w:val="16"/>
+                <w:szCs w:val="16"/>
+              </w:rPr>
+              <w:t> </w:t>
+            </w:r>
+          </w:p>
+        </w:tc>
+        <w:tc>
+          <w:tcPr>
+            <w:tcW w:w="105" w:type="pct"/>
+            <w:noWrap/>
+            <w:vAlign w:val="center"/>
+            <w:hideMark/>
+          </w:tcPr>
+          <w:p>
+            <w:pPr>
+              <w:jc w:val="center"/>
+              <w:rPr>
+                <w:rFonts w:ascii="Aptos" w:hAnsi="Aptos" w:cs="Calibri"/>
+                <w:sz w:val="16"/>
+                <w:szCs w:val="16"/>
+              </w:rPr>
+            </w:pPr>
+            <w:r>
+              <w:rPr>
+                <w:rFonts w:ascii="Aptos" w:hAnsi="Aptos" w:cs="Calibri"/>
+                <w:sz w:val="16"/>
+                <w:szCs w:val="16"/>
+              </w:rPr>
+              <w:t> </w:t>
+            </w:r>
+          </w:p>
+        </w:tc>
+        <w:tc>
+          <w:tcPr>
+            <w:tcW w:w="105" w:type="pct"/>
+            <w:noWrap/>
+            <w:vAlign w:val="center"/>
+            <w:hideMark/>
+          </w:tcPr>
+          <w:p>
+            <w:pPr>
+              <w:jc w:val="center"/>
+              <w:rPr>
+                <w:rFonts w:ascii="Aptos" w:hAnsi="Aptos" w:cs="Calibri"/>
+                <w:sz w:val="16"/>
+                <w:szCs w:val="16"/>
+              </w:rPr>
+            </w:pPr>
+            <w:r>
+              <w:rPr>
+                <w:rFonts w:ascii="Aptos" w:hAnsi="Aptos" w:cs="Calibri"/>
+                <w:sz w:val="16"/>
+                <w:szCs w:val="16"/>
+              </w:rPr>
+              <w:t> </w:t>
+            </w:r>
+          </w:p>
+        </w:tc>
+        <w:tc>
+          <w:tcPr>
+            <w:tcW w:w="105" w:type="pct"/>
+            <w:noWrap/>
+            <w:vAlign w:val="center"/>
+            <w:hideMark/>
+          </w:tcPr>
+          <w:p>
+            <w:pPr>
+              <w:jc w:val="center"/>
+              <w:rPr>
+                <w:rFonts w:ascii="Aptos" w:hAnsi="Aptos" w:cs="Calibri"/>
+                <w:sz w:val="16"/>
+                <w:szCs w:val="16"/>
+              </w:rPr>
+            </w:pPr>
+            <w:r>
+              <w:rPr>
+                <w:rFonts w:ascii="Aptos" w:hAnsi="Aptos" w:cs="Calibri"/>
+                <w:sz w:val="16"/>
+                <w:szCs w:val="16"/>
+              </w:rPr>
+              <w:t> </w:t>
+            </w:r>
+          </w:p>
+        </w:tc>
+        <w:tc>
+          <w:tcPr>
+            <w:tcW w:w="105" w:type="pct"/>
+            <w:noWrap/>
+            <w:vAlign w:val="center"/>
+            <w:hideMark/>
+          </w:tcPr>
+          <w:p>
+            <w:pPr>
+              <w:jc w:val="center"/>
+              <w:rPr>
+                <w:rFonts w:ascii="Aptos" w:hAnsi="Aptos" w:cs="Calibri"/>
+                <w:sz w:val="16"/>
+                <w:szCs w:val="16"/>
+              </w:rPr>
+            </w:pPr>
+            <w:r>
+              <w:rPr>
+                <w:rFonts w:ascii="Aptos" w:hAnsi="Aptos" w:cs="Calibri"/>
+                <w:sz w:val="16"/>
+                <w:szCs w:val="16"/>
+              </w:rPr>
+              <w:t> </w:t>
+            </w:r>
+          </w:p>
+        </w:tc>
+        <w:tc>
+          <w:tcPr>
+            <w:tcW w:w="105" w:type="pct"/>
+            <w:noWrap/>
+            <w:vAlign w:val="center"/>
+            <w:hideMark/>
+          </w:tcPr>
+          <w:p>
+            <w:pPr>
               <w:jc w:val="center"/>
               <w:rPr>
                 <w:rFonts w:ascii="Aptos" w:hAnsi="Aptos" w:cs="Calibri"/>
@@ -2270,7 +2211,6 @@
           </w:tcPr>
           <w:p>
             <w:pPr>
-              <w:spacing w:before="0" w:after="0" w:line="240" w:lineRule="auto"/>
               <w:jc w:val="center"/>
               <w:rPr>
                 <w:rFonts w:ascii="Aptos" w:hAnsi="Aptos" w:cs="Calibri"/>
@@ -2297,7 +2237,6 @@
           </w:tcPr>
           <w:p>
             <w:pPr>
-              <w:spacing w:before="0" w:after="0" w:line="240" w:lineRule="auto"/>
               <w:jc w:val="center"/>
               <w:rPr>
                 <w:rFonts w:ascii="Aptos" w:hAnsi="Aptos" w:cs="Calibri"/>
@@ -2324,7 +2263,6 @@
           </w:tcPr>
           <w:p>
             <w:pPr>
-              <w:spacing w:before="0" w:after="0" w:line="240" w:lineRule="auto"/>
               <w:jc w:val="center"/>
               <w:rPr>
                 <w:rFonts w:ascii="Aptos" w:hAnsi="Aptos" w:cs="Calibri"/>
@@ -2346,7 +2284,6 @@
       <w:tr>
         <w:trPr>
           <w:trHeight w:val="227"/>
-          <w:cantSplit/>
         </w:trPr>
         <w:tc>
           <w:tcPr>
@@ -2357,7 +2294,6 @@
           </w:tcPr>
           <w:p>
             <w:pPr>
-              <w:spacing w:before="0" w:after="0" w:line="240" w:lineRule="auto"/>
               <w:rPr>
                 <w:rFonts w:ascii="Aptos" w:hAnsi="Aptos" w:cs="Calibri"/>
                 <w:sz w:val="17"/>
@@ -2367,7 +2303,7 @@
             <w:r>
               <w:rPr>
                 <w:rFonts w:ascii="Aptos" w:hAnsi="Aptos" w:cs="Calibri"/>
-                <w:sz w:val="16"/>
+                <w:sz w:val="17"/>
                 <w:szCs w:val="17"/>
               </w:rPr>
               <w:t>Preparation of Documents for Open Access &amp; Submission of Application to UPPTCL</w:t>
@@ -2384,223 +2320,214 @@
           </w:tcPr>
           <w:p>
             <w:pPr>
-              <w:spacing w:before="0" w:after="0" w:line="240" w:lineRule="auto"/>
-              <w:jc w:val="center"/>
-              <w:rPr>
-                <w:rFonts w:ascii="Aptos" w:hAnsi="Aptos" w:cs="Calibri"/>
-                <w:sz w:val="16"/>
-                <w:szCs w:val="16"/>
-              </w:rPr>
-            </w:pPr>
-            <w:r>
-              <w:rPr>
-                <w:rFonts w:ascii="Aptos" w:hAnsi="Aptos" w:cs="Calibri"/>
-                <w:sz w:val="16"/>
-                <w:szCs w:val="16"/>
-              </w:rPr>
-              <w:t> </w:t>
-            </w:r>
-          </w:p>
-        </w:tc>
-        <w:tc>
-          <w:tcPr>
-            <w:tcW w:w="105" w:type="pct"/>
-            <w:noWrap/>
-            <w:vAlign w:val="center"/>
-            <w:hideMark/>
-          </w:tcPr>
-          <w:p>
-            <w:pPr>
-              <w:spacing w:before="0" w:after="0" w:line="240" w:lineRule="auto"/>
-              <w:jc w:val="center"/>
-              <w:rPr>
-                <w:rFonts w:ascii="Aptos" w:hAnsi="Aptos" w:cs="Calibri"/>
-                <w:sz w:val="16"/>
-                <w:szCs w:val="16"/>
-              </w:rPr>
-            </w:pPr>
-            <w:r>
-              <w:rPr>
-                <w:rFonts w:ascii="Aptos" w:hAnsi="Aptos" w:cs="Calibri"/>
-                <w:sz w:val="16"/>
-                <w:szCs w:val="16"/>
-              </w:rPr>
-              <w:t> </w:t>
-            </w:r>
-          </w:p>
-        </w:tc>
-        <w:tc>
-          <w:tcPr>
-            <w:tcW w:w="105" w:type="pct"/>
-            <w:noWrap/>
-            <w:vAlign w:val="center"/>
-            <w:hideMark/>
-          </w:tcPr>
-          <w:p>
-            <w:pPr>
-              <w:spacing w:before="0" w:after="0" w:line="240" w:lineRule="auto"/>
-              <w:jc w:val="center"/>
-              <w:rPr>
-                <w:rFonts w:ascii="Aptos" w:hAnsi="Aptos" w:cs="Calibri"/>
-                <w:sz w:val="16"/>
-                <w:szCs w:val="16"/>
-              </w:rPr>
-            </w:pPr>
-            <w:r>
-              <w:rPr>
-                <w:rFonts w:ascii="Aptos" w:hAnsi="Aptos" w:cs="Calibri"/>
-                <w:sz w:val="16"/>
-                <w:szCs w:val="16"/>
-              </w:rPr>
-              <w:t> </w:t>
-            </w:r>
-          </w:p>
-        </w:tc>
-        <w:tc>
-          <w:tcPr>
-            <w:tcW w:w="105" w:type="pct"/>
-            <w:noWrap/>
-            <w:vAlign w:val="center"/>
-            <w:hideMark/>
-          </w:tcPr>
-          <w:p>
-            <w:pPr>
-              <w:spacing w:before="0" w:after="0" w:line="240" w:lineRule="auto"/>
-              <w:jc w:val="center"/>
-              <w:rPr>
-                <w:rFonts w:ascii="Aptos" w:hAnsi="Aptos" w:cs="Calibri"/>
-                <w:sz w:val="16"/>
-                <w:szCs w:val="16"/>
-              </w:rPr>
-            </w:pPr>
-            <w:r>
-              <w:rPr>
-                <w:rFonts w:ascii="Aptos" w:hAnsi="Aptos" w:cs="Calibri"/>
-                <w:sz w:val="16"/>
-                <w:szCs w:val="16"/>
-              </w:rPr>
-              <w:t> </w:t>
-            </w:r>
-          </w:p>
-        </w:tc>
-        <w:tc>
-          <w:tcPr>
-            <w:tcW w:w="105" w:type="pct"/>
-            <w:noWrap/>
-            <w:vAlign w:val="center"/>
-            <w:hideMark/>
-          </w:tcPr>
-          <w:p>
-            <w:pPr>
-              <w:spacing w:before="0" w:after="0" w:line="240" w:lineRule="auto"/>
-              <w:jc w:val="center"/>
-              <w:rPr>
-                <w:rFonts w:ascii="Aptos" w:hAnsi="Aptos" w:cs="Calibri"/>
-                <w:sz w:val="16"/>
-                <w:szCs w:val="16"/>
-              </w:rPr>
-            </w:pPr>
-            <w:r>
-              <w:rPr>
-                <w:rFonts w:ascii="Aptos" w:hAnsi="Aptos" w:cs="Calibri"/>
-                <w:sz w:val="16"/>
-                <w:szCs w:val="16"/>
-              </w:rPr>
-              <w:t> </w:t>
-            </w:r>
-          </w:p>
-        </w:tc>
-        <w:tc>
-          <w:tcPr>
-            <w:tcW w:w="105" w:type="pct"/>
-            <w:noWrap/>
-            <w:vAlign w:val="center"/>
-            <w:hideMark/>
-          </w:tcPr>
-          <w:p>
-            <w:pPr>
-              <w:spacing w:before="0" w:after="0" w:line="240" w:lineRule="auto"/>
-              <w:jc w:val="center"/>
-              <w:rPr>
-                <w:rFonts w:ascii="Aptos" w:hAnsi="Aptos" w:cs="Calibri"/>
-                <w:sz w:val="16"/>
-                <w:szCs w:val="16"/>
-              </w:rPr>
-            </w:pPr>
-            <w:r>
-              <w:rPr>
-                <w:rFonts w:ascii="Aptos" w:hAnsi="Aptos" w:cs="Calibri"/>
-                <w:sz w:val="16"/>
-                <w:szCs w:val="16"/>
-              </w:rPr>
-              <w:t> </w:t>
-            </w:r>
-          </w:p>
-        </w:tc>
-        <w:tc>
-          <w:tcPr>
-            <w:tcW w:w="105" w:type="pct"/>
-            <w:noWrap/>
-            <w:vAlign w:val="center"/>
-            <w:hideMark/>
-          </w:tcPr>
-          <w:p>
-            <w:pPr>
-              <w:spacing w:before="0" w:after="0" w:line="240" w:lineRule="auto"/>
-              <w:jc w:val="center"/>
-              <w:rPr>
-                <w:rFonts w:ascii="Aptos" w:hAnsi="Aptos" w:cs="Calibri"/>
-                <w:sz w:val="16"/>
-                <w:szCs w:val="16"/>
-              </w:rPr>
-            </w:pPr>
-            <w:r>
-              <w:rPr>
-                <w:rFonts w:ascii="Aptos" w:hAnsi="Aptos" w:cs="Calibri"/>
-                <w:sz w:val="16"/>
-                <w:szCs w:val="16"/>
-              </w:rPr>
-              <w:t> </w:t>
-            </w:r>
-          </w:p>
-        </w:tc>
-        <w:tc>
-          <w:tcPr>
-            <w:tcW w:w="105" w:type="pct"/>
-            <w:noWrap/>
-            <w:vAlign w:val="center"/>
-            <w:hideMark/>
-          </w:tcPr>
-          <w:p>
-            <w:pPr>
-              <w:spacing w:before="0" w:after="0" w:line="240" w:lineRule="auto"/>
-              <w:jc w:val="center"/>
-              <w:rPr>
-                <w:rFonts w:ascii="Aptos" w:hAnsi="Aptos" w:cs="Calibri"/>
-                <w:sz w:val="16"/>
-                <w:szCs w:val="16"/>
-              </w:rPr>
-            </w:pPr>
-            <w:r>
-              <w:rPr>
-                <w:rFonts w:ascii="Aptos" w:hAnsi="Aptos" w:cs="Calibri"/>
-                <w:sz w:val="16"/>
-                <w:szCs w:val="16"/>
-              </w:rPr>
-              <w:t> </w:t>
-            </w:r>
-          </w:p>
-        </w:tc>
-        <w:tc>
-          <w:tcPr>
-            <w:tcW w:w="105" w:type="pct"/>
-            <w:noWrap/>
-            <w:vAlign w:val="center"/>
-            <w:hideMark/>
-          </w:tcPr>
-          <w:p>
-            <w:pPr>
-              <w:spacing w:before="0" w:after="0" w:line="240" w:lineRule="auto"/>
+              <w:jc w:val="center"/>
+              <w:rPr>
+                <w:rFonts w:ascii="Aptos" w:hAnsi="Aptos" w:cs="Calibri"/>
+                <w:sz w:val="16"/>
+                <w:szCs w:val="16"/>
+              </w:rPr>
+            </w:pPr>
+            <w:r>
+              <w:rPr>
+                <w:rFonts w:ascii="Aptos" w:hAnsi="Aptos" w:cs="Calibri"/>
+                <w:sz w:val="16"/>
+                <w:szCs w:val="16"/>
+              </w:rPr>
+              <w:t> </w:t>
+            </w:r>
+          </w:p>
+        </w:tc>
+        <w:tc>
+          <w:tcPr>
+            <w:tcW w:w="105" w:type="pct"/>
+            <w:noWrap/>
+            <w:vAlign w:val="center"/>
+            <w:hideMark/>
+          </w:tcPr>
+          <w:p>
+            <w:pPr>
+              <w:jc w:val="center"/>
+              <w:rPr>
+                <w:rFonts w:ascii="Aptos" w:hAnsi="Aptos" w:cs="Calibri"/>
+                <w:sz w:val="16"/>
+                <w:szCs w:val="16"/>
+              </w:rPr>
+            </w:pPr>
+            <w:r>
+              <w:rPr>
+                <w:rFonts w:ascii="Aptos" w:hAnsi="Aptos" w:cs="Calibri"/>
+                <w:sz w:val="16"/>
+                <w:szCs w:val="16"/>
+              </w:rPr>
+              <w:t> </w:t>
+            </w:r>
+          </w:p>
+        </w:tc>
+        <w:tc>
+          <w:tcPr>
+            <w:tcW w:w="105" w:type="pct"/>
+            <w:noWrap/>
+            <w:vAlign w:val="center"/>
+            <w:hideMark/>
+          </w:tcPr>
+          <w:p>
+            <w:pPr>
+              <w:jc w:val="center"/>
+              <w:rPr>
+                <w:rFonts w:ascii="Aptos" w:hAnsi="Aptos" w:cs="Calibri"/>
+                <w:sz w:val="16"/>
+                <w:szCs w:val="16"/>
+              </w:rPr>
+            </w:pPr>
+            <w:r>
+              <w:rPr>
+                <w:rFonts w:ascii="Aptos" w:hAnsi="Aptos" w:cs="Calibri"/>
+                <w:sz w:val="16"/>
+                <w:szCs w:val="16"/>
+              </w:rPr>
+              <w:t> </w:t>
+            </w:r>
+          </w:p>
+        </w:tc>
+        <w:tc>
+          <w:tcPr>
+            <w:tcW w:w="105" w:type="pct"/>
+            <w:noWrap/>
+            <w:vAlign w:val="center"/>
+            <w:hideMark/>
+          </w:tcPr>
+          <w:p>
+            <w:pPr>
+              <w:jc w:val="center"/>
+              <w:rPr>
+                <w:rFonts w:ascii="Aptos" w:hAnsi="Aptos" w:cs="Calibri"/>
+                <w:sz w:val="16"/>
+                <w:szCs w:val="16"/>
+              </w:rPr>
+            </w:pPr>
+            <w:r>
+              <w:rPr>
+                <w:rFonts w:ascii="Aptos" w:hAnsi="Aptos" w:cs="Calibri"/>
+                <w:sz w:val="16"/>
+                <w:szCs w:val="16"/>
+              </w:rPr>
+              <w:t> </w:t>
+            </w:r>
+          </w:p>
+        </w:tc>
+        <w:tc>
+          <w:tcPr>
+            <w:tcW w:w="105" w:type="pct"/>
+            <w:noWrap/>
+            <w:vAlign w:val="center"/>
+            <w:hideMark/>
+          </w:tcPr>
+          <w:p>
+            <w:pPr>
+              <w:jc w:val="center"/>
+              <w:rPr>
+                <w:rFonts w:ascii="Aptos" w:hAnsi="Aptos" w:cs="Calibri"/>
+                <w:sz w:val="16"/>
+                <w:szCs w:val="16"/>
+              </w:rPr>
+            </w:pPr>
+            <w:r>
+              <w:rPr>
+                <w:rFonts w:ascii="Aptos" w:hAnsi="Aptos" w:cs="Calibri"/>
+                <w:sz w:val="16"/>
+                <w:szCs w:val="16"/>
+              </w:rPr>
+              <w:t> </w:t>
+            </w:r>
+          </w:p>
+        </w:tc>
+        <w:tc>
+          <w:tcPr>
+            <w:tcW w:w="105" w:type="pct"/>
+            <w:noWrap/>
+            <w:vAlign w:val="center"/>
+            <w:hideMark/>
+          </w:tcPr>
+          <w:p>
+            <w:pPr>
+              <w:jc w:val="center"/>
+              <w:rPr>
+                <w:rFonts w:ascii="Aptos" w:hAnsi="Aptos" w:cs="Calibri"/>
+                <w:sz w:val="16"/>
+                <w:szCs w:val="16"/>
+              </w:rPr>
+            </w:pPr>
+            <w:r>
+              <w:rPr>
+                <w:rFonts w:ascii="Aptos" w:hAnsi="Aptos" w:cs="Calibri"/>
+                <w:sz w:val="16"/>
+                <w:szCs w:val="16"/>
+              </w:rPr>
+              <w:t> </w:t>
+            </w:r>
+          </w:p>
+        </w:tc>
+        <w:tc>
+          <w:tcPr>
+            <w:tcW w:w="105" w:type="pct"/>
+            <w:noWrap/>
+            <w:vAlign w:val="center"/>
+            <w:hideMark/>
+          </w:tcPr>
+          <w:p>
+            <w:pPr>
+              <w:jc w:val="center"/>
+              <w:rPr>
+                <w:rFonts w:ascii="Aptos" w:hAnsi="Aptos" w:cs="Calibri"/>
+                <w:sz w:val="16"/>
+                <w:szCs w:val="16"/>
+              </w:rPr>
+            </w:pPr>
+            <w:r>
+              <w:rPr>
+                <w:rFonts w:ascii="Aptos" w:hAnsi="Aptos" w:cs="Calibri"/>
+                <w:sz w:val="16"/>
+                <w:szCs w:val="16"/>
+              </w:rPr>
+              <w:t> </w:t>
+            </w:r>
+          </w:p>
+        </w:tc>
+        <w:tc>
+          <w:tcPr>
+            <w:tcW w:w="105" w:type="pct"/>
+            <w:noWrap/>
+            <w:vAlign w:val="center"/>
+            <w:hideMark/>
+          </w:tcPr>
+          <w:p>
+            <w:pPr>
+              <w:jc w:val="center"/>
+              <w:rPr>
+                <w:rFonts w:ascii="Aptos" w:hAnsi="Aptos" w:cs="Calibri"/>
+                <w:sz w:val="16"/>
+                <w:szCs w:val="16"/>
+              </w:rPr>
+            </w:pPr>
+            <w:r>
+              <w:rPr>
+                <w:rFonts w:ascii="Aptos" w:hAnsi="Aptos" w:cs="Calibri"/>
+                <w:sz w:val="16"/>
+                <w:szCs w:val="16"/>
+              </w:rPr>
+              <w:t> </w:t>
+            </w:r>
+          </w:p>
+        </w:tc>
+        <w:tc>
+          <w:tcPr>
+            <w:tcW w:w="105" w:type="pct"/>
+            <w:noWrap/>
+            <w:vAlign w:val="center"/>
+            <w:hideMark/>
+          </w:tcPr>
+          <w:p>
+            <w:pPr>
               <w:jc w:val="center"/>
               <w:rPr>
                 <w:rFonts w:ascii="Aptos" w:hAnsi="Aptos" w:cs="Calibri"/>
@@ -2627,7 +2554,6 @@
           </w:tcPr>
           <w:p>
             <w:pPr>
-              <w:spacing w:before="0" w:after="0" w:line="240" w:lineRule="auto"/>
               <w:jc w:val="center"/>
               <w:rPr>
                 <w:rFonts w:ascii="Aptos" w:hAnsi="Aptos" w:cs="Calibri"/>
@@ -2654,7 +2580,6 @@
           </w:tcPr>
           <w:p>
             <w:pPr>
-              <w:spacing w:before="0" w:after="0" w:line="240" w:lineRule="auto"/>
               <w:jc w:val="center"/>
               <w:rPr>
                 <w:rFonts w:ascii="Aptos" w:hAnsi="Aptos" w:cs="Calibri"/>
@@ -2681,7 +2606,6 @@
           </w:tcPr>
           <w:p>
             <w:pPr>
-              <w:spacing w:before="0" w:after="0" w:line="240" w:lineRule="auto"/>
               <w:jc w:val="center"/>
               <w:rPr>
                 <w:rFonts w:ascii="Aptos" w:hAnsi="Aptos" w:cs="Calibri"/>
@@ -2703,7 +2627,6 @@
       <w:tr>
         <w:trPr>
           <w:trHeight w:val="227"/>
-          <w:cantSplit/>
         </w:trPr>
         <w:tc>
           <w:tcPr>
@@ -2714,7 +2637,6 @@
           </w:tcPr>
           <w:p>
             <w:pPr>
-              <w:spacing w:before="0" w:after="0" w:line="240" w:lineRule="auto"/>
               <w:rPr>
                 <w:rFonts w:ascii="Aptos" w:hAnsi="Aptos" w:cs="Calibri"/>
                 <w:sz w:val="17"/>
@@ -2724,7 +2646,7 @@
             <w:r>
               <w:rPr>
                 <w:rFonts w:ascii="Aptos" w:hAnsi="Aptos" w:cs="Calibri"/>
-                <w:sz w:val="16"/>
+                <w:sz w:val="17"/>
                 <w:szCs w:val="17"/>
               </w:rPr>
               <w:t>Approval of Application from UPPTCL</w:t>
@@ -2741,223 +2663,214 @@
           </w:tcPr>
           <w:p>
             <w:pPr>
-              <w:spacing w:before="0" w:after="0" w:line="240" w:lineRule="auto"/>
-              <w:jc w:val="center"/>
-              <w:rPr>
-                <w:rFonts w:ascii="Aptos" w:hAnsi="Aptos" w:cs="Calibri"/>
-                <w:sz w:val="16"/>
-                <w:szCs w:val="16"/>
-              </w:rPr>
-            </w:pPr>
-            <w:r>
-              <w:rPr>
-                <w:rFonts w:ascii="Aptos" w:hAnsi="Aptos" w:cs="Calibri"/>
-                <w:sz w:val="16"/>
-                <w:szCs w:val="16"/>
-              </w:rPr>
-              <w:t> </w:t>
-            </w:r>
-          </w:p>
-        </w:tc>
-        <w:tc>
-          <w:tcPr>
-            <w:tcW w:w="105" w:type="pct"/>
-            <w:noWrap/>
-            <w:vAlign w:val="center"/>
-            <w:hideMark/>
-          </w:tcPr>
-          <w:p>
-            <w:pPr>
-              <w:spacing w:before="0" w:after="0" w:line="240" w:lineRule="auto"/>
-              <w:jc w:val="center"/>
-              <w:rPr>
-                <w:rFonts w:ascii="Aptos" w:hAnsi="Aptos" w:cs="Calibri"/>
-                <w:sz w:val="16"/>
-                <w:szCs w:val="16"/>
-              </w:rPr>
-            </w:pPr>
-            <w:r>
-              <w:rPr>
-                <w:rFonts w:ascii="Aptos" w:hAnsi="Aptos" w:cs="Calibri"/>
-                <w:sz w:val="16"/>
-                <w:szCs w:val="16"/>
-              </w:rPr>
-              <w:t> </w:t>
-            </w:r>
-          </w:p>
-        </w:tc>
-        <w:tc>
-          <w:tcPr>
-            <w:tcW w:w="105" w:type="pct"/>
-            <w:noWrap/>
-            <w:vAlign w:val="center"/>
-            <w:hideMark/>
-          </w:tcPr>
-          <w:p>
-            <w:pPr>
-              <w:spacing w:before="0" w:after="0" w:line="240" w:lineRule="auto"/>
-              <w:jc w:val="center"/>
-              <w:rPr>
-                <w:rFonts w:ascii="Aptos" w:hAnsi="Aptos" w:cs="Calibri"/>
-                <w:sz w:val="16"/>
-                <w:szCs w:val="16"/>
-              </w:rPr>
-            </w:pPr>
-            <w:r>
-              <w:rPr>
-                <w:rFonts w:ascii="Aptos" w:hAnsi="Aptos" w:cs="Calibri"/>
-                <w:sz w:val="16"/>
-                <w:szCs w:val="16"/>
-              </w:rPr>
-              <w:t> </w:t>
-            </w:r>
-          </w:p>
-        </w:tc>
-        <w:tc>
-          <w:tcPr>
-            <w:tcW w:w="105" w:type="pct"/>
-            <w:noWrap/>
-            <w:vAlign w:val="center"/>
-            <w:hideMark/>
-          </w:tcPr>
-          <w:p>
-            <w:pPr>
-              <w:spacing w:before="0" w:after="0" w:line="240" w:lineRule="auto"/>
-              <w:jc w:val="center"/>
-              <w:rPr>
-                <w:rFonts w:ascii="Aptos" w:hAnsi="Aptos" w:cs="Calibri"/>
-                <w:sz w:val="16"/>
-                <w:szCs w:val="16"/>
-              </w:rPr>
-            </w:pPr>
-            <w:r>
-              <w:rPr>
-                <w:rFonts w:ascii="Aptos" w:hAnsi="Aptos" w:cs="Calibri"/>
-                <w:sz w:val="16"/>
-                <w:szCs w:val="16"/>
-              </w:rPr>
-              <w:t> </w:t>
-            </w:r>
-          </w:p>
-        </w:tc>
-        <w:tc>
-          <w:tcPr>
-            <w:tcW w:w="105" w:type="pct"/>
-            <w:noWrap/>
-            <w:vAlign w:val="center"/>
-            <w:hideMark/>
-          </w:tcPr>
-          <w:p>
-            <w:pPr>
-              <w:spacing w:before="0" w:after="0" w:line="240" w:lineRule="auto"/>
-              <w:jc w:val="center"/>
-              <w:rPr>
-                <w:rFonts w:ascii="Aptos" w:hAnsi="Aptos" w:cs="Calibri"/>
-                <w:sz w:val="16"/>
-                <w:szCs w:val="16"/>
-              </w:rPr>
-            </w:pPr>
-            <w:r>
-              <w:rPr>
-                <w:rFonts w:ascii="Aptos" w:hAnsi="Aptos" w:cs="Calibri"/>
-                <w:sz w:val="16"/>
-                <w:szCs w:val="16"/>
-              </w:rPr>
-              <w:t> </w:t>
-            </w:r>
-          </w:p>
-        </w:tc>
-        <w:tc>
-          <w:tcPr>
-            <w:tcW w:w="105" w:type="pct"/>
-            <w:noWrap/>
-            <w:vAlign w:val="center"/>
-            <w:hideMark/>
-          </w:tcPr>
-          <w:p>
-            <w:pPr>
-              <w:spacing w:before="0" w:after="0" w:line="240" w:lineRule="auto"/>
-              <w:jc w:val="center"/>
-              <w:rPr>
-                <w:rFonts w:ascii="Aptos" w:hAnsi="Aptos" w:cs="Calibri"/>
-                <w:sz w:val="16"/>
-                <w:szCs w:val="16"/>
-              </w:rPr>
-            </w:pPr>
-            <w:r>
-              <w:rPr>
-                <w:rFonts w:ascii="Aptos" w:hAnsi="Aptos" w:cs="Calibri"/>
-                <w:sz w:val="16"/>
-                <w:szCs w:val="16"/>
-              </w:rPr>
-              <w:t> </w:t>
-            </w:r>
-          </w:p>
-        </w:tc>
-        <w:tc>
-          <w:tcPr>
-            <w:tcW w:w="105" w:type="pct"/>
-            <w:noWrap/>
-            <w:vAlign w:val="center"/>
-            <w:hideMark/>
-          </w:tcPr>
-          <w:p>
-            <w:pPr>
-              <w:spacing w:before="0" w:after="0" w:line="240" w:lineRule="auto"/>
-              <w:jc w:val="center"/>
-              <w:rPr>
-                <w:rFonts w:ascii="Aptos" w:hAnsi="Aptos" w:cs="Calibri"/>
-                <w:sz w:val="16"/>
-                <w:szCs w:val="16"/>
-              </w:rPr>
-            </w:pPr>
-            <w:r>
-              <w:rPr>
-                <w:rFonts w:ascii="Aptos" w:hAnsi="Aptos" w:cs="Calibri"/>
-                <w:sz w:val="16"/>
-                <w:szCs w:val="16"/>
-              </w:rPr>
-              <w:t> </w:t>
-            </w:r>
-          </w:p>
-        </w:tc>
-        <w:tc>
-          <w:tcPr>
-            <w:tcW w:w="105" w:type="pct"/>
-            <w:noWrap/>
-            <w:vAlign w:val="center"/>
-            <w:hideMark/>
-          </w:tcPr>
-          <w:p>
-            <w:pPr>
-              <w:spacing w:before="0" w:after="0" w:line="240" w:lineRule="auto"/>
-              <w:jc w:val="center"/>
-              <w:rPr>
-                <w:rFonts w:ascii="Aptos" w:hAnsi="Aptos" w:cs="Calibri"/>
-                <w:sz w:val="16"/>
-                <w:szCs w:val="16"/>
-              </w:rPr>
-            </w:pPr>
-            <w:r>
-              <w:rPr>
-                <w:rFonts w:ascii="Aptos" w:hAnsi="Aptos" w:cs="Calibri"/>
-                <w:sz w:val="16"/>
-                <w:szCs w:val="16"/>
-              </w:rPr>
-              <w:t> </w:t>
-            </w:r>
-          </w:p>
-        </w:tc>
-        <w:tc>
-          <w:tcPr>
-            <w:tcW w:w="105" w:type="pct"/>
-            <w:noWrap/>
-            <w:vAlign w:val="center"/>
-            <w:hideMark/>
-          </w:tcPr>
-          <w:p>
-            <w:pPr>
-              <w:spacing w:before="0" w:after="0" w:line="240" w:lineRule="auto"/>
+              <w:jc w:val="center"/>
+              <w:rPr>
+                <w:rFonts w:ascii="Aptos" w:hAnsi="Aptos" w:cs="Calibri"/>
+                <w:sz w:val="16"/>
+                <w:szCs w:val="16"/>
+              </w:rPr>
+            </w:pPr>
+            <w:r>
+              <w:rPr>
+                <w:rFonts w:ascii="Aptos" w:hAnsi="Aptos" w:cs="Calibri"/>
+                <w:sz w:val="16"/>
+                <w:szCs w:val="16"/>
+              </w:rPr>
+              <w:t> </w:t>
+            </w:r>
+          </w:p>
+        </w:tc>
+        <w:tc>
+          <w:tcPr>
+            <w:tcW w:w="105" w:type="pct"/>
+            <w:noWrap/>
+            <w:vAlign w:val="center"/>
+            <w:hideMark/>
+          </w:tcPr>
+          <w:p>
+            <w:pPr>
+              <w:jc w:val="center"/>
+              <w:rPr>
+                <w:rFonts w:ascii="Aptos" w:hAnsi="Aptos" w:cs="Calibri"/>
+                <w:sz w:val="16"/>
+                <w:szCs w:val="16"/>
+              </w:rPr>
+            </w:pPr>
+            <w:r>
+              <w:rPr>
+                <w:rFonts w:ascii="Aptos" w:hAnsi="Aptos" w:cs="Calibri"/>
+                <w:sz w:val="16"/>
+                <w:szCs w:val="16"/>
+              </w:rPr>
+              <w:t> </w:t>
+            </w:r>
+          </w:p>
+        </w:tc>
+        <w:tc>
+          <w:tcPr>
+            <w:tcW w:w="105" w:type="pct"/>
+            <w:noWrap/>
+            <w:vAlign w:val="center"/>
+            <w:hideMark/>
+          </w:tcPr>
+          <w:p>
+            <w:pPr>
+              <w:jc w:val="center"/>
+              <w:rPr>
+                <w:rFonts w:ascii="Aptos" w:hAnsi="Aptos" w:cs="Calibri"/>
+                <w:sz w:val="16"/>
+                <w:szCs w:val="16"/>
+              </w:rPr>
+            </w:pPr>
+            <w:r>
+              <w:rPr>
+                <w:rFonts w:ascii="Aptos" w:hAnsi="Aptos" w:cs="Calibri"/>
+                <w:sz w:val="16"/>
+                <w:szCs w:val="16"/>
+              </w:rPr>
+              <w:t> </w:t>
+            </w:r>
+          </w:p>
+        </w:tc>
+        <w:tc>
+          <w:tcPr>
+            <w:tcW w:w="105" w:type="pct"/>
+            <w:noWrap/>
+            <w:vAlign w:val="center"/>
+            <w:hideMark/>
+          </w:tcPr>
+          <w:p>
+            <w:pPr>
+              <w:jc w:val="center"/>
+              <w:rPr>
+                <w:rFonts w:ascii="Aptos" w:hAnsi="Aptos" w:cs="Calibri"/>
+                <w:sz w:val="16"/>
+                <w:szCs w:val="16"/>
+              </w:rPr>
+            </w:pPr>
+            <w:r>
+              <w:rPr>
+                <w:rFonts w:ascii="Aptos" w:hAnsi="Aptos" w:cs="Calibri"/>
+                <w:sz w:val="16"/>
+                <w:szCs w:val="16"/>
+              </w:rPr>
+              <w:t> </w:t>
+            </w:r>
+          </w:p>
+        </w:tc>
+        <w:tc>
+          <w:tcPr>
+            <w:tcW w:w="105" w:type="pct"/>
+            <w:noWrap/>
+            <w:vAlign w:val="center"/>
+            <w:hideMark/>
+          </w:tcPr>
+          <w:p>
+            <w:pPr>
+              <w:jc w:val="center"/>
+              <w:rPr>
+                <w:rFonts w:ascii="Aptos" w:hAnsi="Aptos" w:cs="Calibri"/>
+                <w:sz w:val="16"/>
+                <w:szCs w:val="16"/>
+              </w:rPr>
+            </w:pPr>
+            <w:r>
+              <w:rPr>
+                <w:rFonts w:ascii="Aptos" w:hAnsi="Aptos" w:cs="Calibri"/>
+                <w:sz w:val="16"/>
+                <w:szCs w:val="16"/>
+              </w:rPr>
+              <w:t> </w:t>
+            </w:r>
+          </w:p>
+        </w:tc>
+        <w:tc>
+          <w:tcPr>
+            <w:tcW w:w="105" w:type="pct"/>
+            <w:noWrap/>
+            <w:vAlign w:val="center"/>
+            <w:hideMark/>
+          </w:tcPr>
+          <w:p>
+            <w:pPr>
+              <w:jc w:val="center"/>
+              <w:rPr>
+                <w:rFonts w:ascii="Aptos" w:hAnsi="Aptos" w:cs="Calibri"/>
+                <w:sz w:val="16"/>
+                <w:szCs w:val="16"/>
+              </w:rPr>
+            </w:pPr>
+            <w:r>
+              <w:rPr>
+                <w:rFonts w:ascii="Aptos" w:hAnsi="Aptos" w:cs="Calibri"/>
+                <w:sz w:val="16"/>
+                <w:szCs w:val="16"/>
+              </w:rPr>
+              <w:t> </w:t>
+            </w:r>
+          </w:p>
+        </w:tc>
+        <w:tc>
+          <w:tcPr>
+            <w:tcW w:w="105" w:type="pct"/>
+            <w:noWrap/>
+            <w:vAlign w:val="center"/>
+            <w:hideMark/>
+          </w:tcPr>
+          <w:p>
+            <w:pPr>
+              <w:jc w:val="center"/>
+              <w:rPr>
+                <w:rFonts w:ascii="Aptos" w:hAnsi="Aptos" w:cs="Calibri"/>
+                <w:sz w:val="16"/>
+                <w:szCs w:val="16"/>
+              </w:rPr>
+            </w:pPr>
+            <w:r>
+              <w:rPr>
+                <w:rFonts w:ascii="Aptos" w:hAnsi="Aptos" w:cs="Calibri"/>
+                <w:sz w:val="16"/>
+                <w:szCs w:val="16"/>
+              </w:rPr>
+              <w:t> </w:t>
+            </w:r>
+          </w:p>
+        </w:tc>
+        <w:tc>
+          <w:tcPr>
+            <w:tcW w:w="105" w:type="pct"/>
+            <w:noWrap/>
+            <w:vAlign w:val="center"/>
+            <w:hideMark/>
+          </w:tcPr>
+          <w:p>
+            <w:pPr>
+              <w:jc w:val="center"/>
+              <w:rPr>
+                <w:rFonts w:ascii="Aptos" w:hAnsi="Aptos" w:cs="Calibri"/>
+                <w:sz w:val="16"/>
+                <w:szCs w:val="16"/>
+              </w:rPr>
+            </w:pPr>
+            <w:r>
+              <w:rPr>
+                <w:rFonts w:ascii="Aptos" w:hAnsi="Aptos" w:cs="Calibri"/>
+                <w:sz w:val="16"/>
+                <w:szCs w:val="16"/>
+              </w:rPr>
+              <w:t> </w:t>
+            </w:r>
+          </w:p>
+        </w:tc>
+        <w:tc>
+          <w:tcPr>
+            <w:tcW w:w="105" w:type="pct"/>
+            <w:noWrap/>
+            <w:vAlign w:val="center"/>
+            <w:hideMark/>
+          </w:tcPr>
+          <w:p>
+            <w:pPr>
               <w:jc w:val="center"/>
               <w:rPr>
                 <w:rFonts w:ascii="Aptos" w:hAnsi="Aptos" w:cs="Calibri"/>
@@ -2984,7 +2897,6 @@
           </w:tcPr>
           <w:p>
             <w:pPr>
-              <w:spacing w:before="0" w:after="0" w:line="240" w:lineRule="auto"/>
               <w:jc w:val="center"/>
               <w:rPr>
                 <w:rFonts w:ascii="Aptos" w:hAnsi="Aptos" w:cs="Calibri"/>
@@ -3011,7 +2923,6 @@
           </w:tcPr>
           <w:p>
             <w:pPr>
-              <w:spacing w:before="0" w:after="0" w:line="240" w:lineRule="auto"/>
               <w:jc w:val="center"/>
               <w:rPr>
                 <w:rFonts w:ascii="Aptos" w:hAnsi="Aptos" w:cs="Calibri"/>
@@ -3038,7 +2949,6 @@
           </w:tcPr>
           <w:p>
             <w:pPr>
-              <w:spacing w:before="0" w:after="0" w:line="240" w:lineRule="auto"/>
               <w:jc w:val="center"/>
               <w:rPr>
                 <w:rFonts w:ascii="Aptos" w:hAnsi="Aptos" w:cs="Calibri"/>
@@ -3060,7 +2970,6 @@
       <w:tr>
         <w:trPr>
           <w:trHeight w:val="227"/>
-          <w:cantSplit/>
         </w:trPr>
         <w:tc>
           <w:tcPr>
@@ -3071,7 +2980,6 @@
           </w:tcPr>
           <w:p>
             <w:pPr>
-              <w:spacing w:before="0" w:after="0" w:line="240" w:lineRule="auto"/>
               <w:rPr>
                 <w:rFonts w:ascii="Aptos" w:hAnsi="Aptos" w:cs="Calibri"/>
                 <w:sz w:val="17"/>
@@ -3081,7 +2989,7 @@
             <w:r>
               <w:rPr>
                 <w:rFonts w:ascii="Aptos" w:hAnsi="Aptos" w:cs="Calibri"/>
-                <w:sz w:val="16"/>
+                <w:sz w:val="17"/>
                 <w:szCs w:val="17"/>
               </w:rPr>
               <w:t>Release of PO for Procurement of 3 Nos. of ABT Meter along with CT-PT</w:t>
@@ -3098,223 +3006,214 @@
           </w:tcPr>
           <w:p>
             <w:pPr>
-              <w:spacing w:before="0" w:after="0" w:line="240" w:lineRule="auto"/>
-              <w:jc w:val="center"/>
-              <w:rPr>
-                <w:rFonts w:ascii="Aptos" w:hAnsi="Aptos" w:cs="Calibri"/>
-                <w:sz w:val="16"/>
-                <w:szCs w:val="16"/>
-              </w:rPr>
-            </w:pPr>
-            <w:r>
-              <w:rPr>
-                <w:rFonts w:ascii="Aptos" w:hAnsi="Aptos" w:cs="Calibri"/>
-                <w:sz w:val="16"/>
-                <w:szCs w:val="16"/>
-              </w:rPr>
-              <w:t> </w:t>
-            </w:r>
-          </w:p>
-        </w:tc>
-        <w:tc>
-          <w:tcPr>
-            <w:tcW w:w="105" w:type="pct"/>
-            <w:noWrap/>
-            <w:vAlign w:val="center"/>
-            <w:hideMark/>
-          </w:tcPr>
-          <w:p>
-            <w:pPr>
-              <w:spacing w:before="0" w:after="0" w:line="240" w:lineRule="auto"/>
-              <w:jc w:val="center"/>
-              <w:rPr>
-                <w:rFonts w:ascii="Aptos" w:hAnsi="Aptos" w:cs="Calibri"/>
-                <w:sz w:val="16"/>
-                <w:szCs w:val="16"/>
-              </w:rPr>
-            </w:pPr>
-            <w:r>
-              <w:rPr>
-                <w:rFonts w:ascii="Aptos" w:hAnsi="Aptos" w:cs="Calibri"/>
-                <w:sz w:val="16"/>
-                <w:szCs w:val="16"/>
-              </w:rPr>
-              <w:t> </w:t>
-            </w:r>
-          </w:p>
-        </w:tc>
-        <w:tc>
-          <w:tcPr>
-            <w:tcW w:w="105" w:type="pct"/>
-            <w:noWrap/>
-            <w:vAlign w:val="center"/>
-            <w:hideMark/>
-          </w:tcPr>
-          <w:p>
-            <w:pPr>
-              <w:spacing w:before="0" w:after="0" w:line="240" w:lineRule="auto"/>
-              <w:jc w:val="center"/>
-              <w:rPr>
-                <w:rFonts w:ascii="Aptos" w:hAnsi="Aptos" w:cs="Calibri"/>
-                <w:sz w:val="16"/>
-                <w:szCs w:val="16"/>
-              </w:rPr>
-            </w:pPr>
-            <w:r>
-              <w:rPr>
-                <w:rFonts w:ascii="Aptos" w:hAnsi="Aptos" w:cs="Calibri"/>
-                <w:sz w:val="16"/>
-                <w:szCs w:val="16"/>
-              </w:rPr>
-              <w:t> </w:t>
-            </w:r>
-          </w:p>
-        </w:tc>
-        <w:tc>
-          <w:tcPr>
-            <w:tcW w:w="105" w:type="pct"/>
-            <w:noWrap/>
-            <w:vAlign w:val="center"/>
-            <w:hideMark/>
-          </w:tcPr>
-          <w:p>
-            <w:pPr>
-              <w:spacing w:before="0" w:after="0" w:line="240" w:lineRule="auto"/>
-              <w:jc w:val="center"/>
-              <w:rPr>
-                <w:rFonts w:ascii="Aptos" w:hAnsi="Aptos" w:cs="Calibri"/>
-                <w:sz w:val="16"/>
-                <w:szCs w:val="16"/>
-              </w:rPr>
-            </w:pPr>
-            <w:r>
-              <w:rPr>
-                <w:rFonts w:ascii="Aptos" w:hAnsi="Aptos" w:cs="Calibri"/>
-                <w:sz w:val="16"/>
-                <w:szCs w:val="16"/>
-              </w:rPr>
-              <w:t> </w:t>
-            </w:r>
-          </w:p>
-        </w:tc>
-        <w:tc>
-          <w:tcPr>
-            <w:tcW w:w="105" w:type="pct"/>
-            <w:noWrap/>
-            <w:vAlign w:val="center"/>
-            <w:hideMark/>
-          </w:tcPr>
-          <w:p>
-            <w:pPr>
-              <w:spacing w:before="0" w:after="0" w:line="240" w:lineRule="auto"/>
-              <w:jc w:val="center"/>
-              <w:rPr>
-                <w:rFonts w:ascii="Aptos" w:hAnsi="Aptos" w:cs="Calibri"/>
-                <w:sz w:val="16"/>
-                <w:szCs w:val="16"/>
-              </w:rPr>
-            </w:pPr>
-            <w:r>
-              <w:rPr>
-                <w:rFonts w:ascii="Aptos" w:hAnsi="Aptos" w:cs="Calibri"/>
-                <w:sz w:val="16"/>
-                <w:szCs w:val="16"/>
-              </w:rPr>
-              <w:t> </w:t>
-            </w:r>
-          </w:p>
-        </w:tc>
-        <w:tc>
-          <w:tcPr>
-            <w:tcW w:w="105" w:type="pct"/>
-            <w:noWrap/>
-            <w:vAlign w:val="center"/>
-            <w:hideMark/>
-          </w:tcPr>
-          <w:p>
-            <w:pPr>
-              <w:spacing w:before="0" w:after="0" w:line="240" w:lineRule="auto"/>
-              <w:jc w:val="center"/>
-              <w:rPr>
-                <w:rFonts w:ascii="Aptos" w:hAnsi="Aptos" w:cs="Calibri"/>
-                <w:sz w:val="16"/>
-                <w:szCs w:val="16"/>
-              </w:rPr>
-            </w:pPr>
-            <w:r>
-              <w:rPr>
-                <w:rFonts w:ascii="Aptos" w:hAnsi="Aptos" w:cs="Calibri"/>
-                <w:sz w:val="16"/>
-                <w:szCs w:val="16"/>
-              </w:rPr>
-              <w:t> </w:t>
-            </w:r>
-          </w:p>
-        </w:tc>
-        <w:tc>
-          <w:tcPr>
-            <w:tcW w:w="105" w:type="pct"/>
-            <w:noWrap/>
-            <w:vAlign w:val="center"/>
-            <w:hideMark/>
-          </w:tcPr>
-          <w:p>
-            <w:pPr>
-              <w:spacing w:before="0" w:after="0" w:line="240" w:lineRule="auto"/>
-              <w:jc w:val="center"/>
-              <w:rPr>
-                <w:rFonts w:ascii="Aptos" w:hAnsi="Aptos" w:cs="Calibri"/>
-                <w:sz w:val="16"/>
-                <w:szCs w:val="16"/>
-              </w:rPr>
-            </w:pPr>
-            <w:r>
-              <w:rPr>
-                <w:rFonts w:ascii="Aptos" w:hAnsi="Aptos" w:cs="Calibri"/>
-                <w:sz w:val="16"/>
-                <w:szCs w:val="16"/>
-              </w:rPr>
-              <w:t> </w:t>
-            </w:r>
-          </w:p>
-        </w:tc>
-        <w:tc>
-          <w:tcPr>
-            <w:tcW w:w="105" w:type="pct"/>
-            <w:noWrap/>
-            <w:vAlign w:val="center"/>
-            <w:hideMark/>
-          </w:tcPr>
-          <w:p>
-            <w:pPr>
-              <w:spacing w:before="0" w:after="0" w:line="240" w:lineRule="auto"/>
-              <w:jc w:val="center"/>
-              <w:rPr>
-                <w:rFonts w:ascii="Aptos" w:hAnsi="Aptos" w:cs="Calibri"/>
-                <w:sz w:val="16"/>
-                <w:szCs w:val="16"/>
-              </w:rPr>
-            </w:pPr>
-            <w:r>
-              <w:rPr>
-                <w:rFonts w:ascii="Aptos" w:hAnsi="Aptos" w:cs="Calibri"/>
-                <w:sz w:val="16"/>
-                <w:szCs w:val="16"/>
-              </w:rPr>
-              <w:t> </w:t>
-            </w:r>
-          </w:p>
-        </w:tc>
-        <w:tc>
-          <w:tcPr>
-            <w:tcW w:w="105" w:type="pct"/>
-            <w:noWrap/>
-            <w:vAlign w:val="center"/>
-            <w:hideMark/>
-          </w:tcPr>
-          <w:p>
-            <w:pPr>
-              <w:spacing w:before="0" w:after="0" w:line="240" w:lineRule="auto"/>
+              <w:jc w:val="center"/>
+              <w:rPr>
+                <w:rFonts w:ascii="Aptos" w:hAnsi="Aptos" w:cs="Calibri"/>
+                <w:sz w:val="16"/>
+                <w:szCs w:val="16"/>
+              </w:rPr>
+            </w:pPr>
+            <w:r>
+              <w:rPr>
+                <w:rFonts w:ascii="Aptos" w:hAnsi="Aptos" w:cs="Calibri"/>
+                <w:sz w:val="16"/>
+                <w:szCs w:val="16"/>
+              </w:rPr>
+              <w:t> </w:t>
+            </w:r>
+          </w:p>
+        </w:tc>
+        <w:tc>
+          <w:tcPr>
+            <w:tcW w:w="105" w:type="pct"/>
+            <w:noWrap/>
+            <w:vAlign w:val="center"/>
+            <w:hideMark/>
+          </w:tcPr>
+          <w:p>
+            <w:pPr>
+              <w:jc w:val="center"/>
+              <w:rPr>
+                <w:rFonts w:ascii="Aptos" w:hAnsi="Aptos" w:cs="Calibri"/>
+                <w:sz w:val="16"/>
+                <w:szCs w:val="16"/>
+              </w:rPr>
+            </w:pPr>
+            <w:r>
+              <w:rPr>
+                <w:rFonts w:ascii="Aptos" w:hAnsi="Aptos" w:cs="Calibri"/>
+                <w:sz w:val="16"/>
+                <w:szCs w:val="16"/>
+              </w:rPr>
+              <w:t> </w:t>
+            </w:r>
+          </w:p>
+        </w:tc>
+        <w:tc>
+          <w:tcPr>
+            <w:tcW w:w="105" w:type="pct"/>
+            <w:noWrap/>
+            <w:vAlign w:val="center"/>
+            <w:hideMark/>
+          </w:tcPr>
+          <w:p>
+            <w:pPr>
+              <w:jc w:val="center"/>
+              <w:rPr>
+                <w:rFonts w:ascii="Aptos" w:hAnsi="Aptos" w:cs="Calibri"/>
+                <w:sz w:val="16"/>
+                <w:szCs w:val="16"/>
+              </w:rPr>
+            </w:pPr>
+            <w:r>
+              <w:rPr>
+                <w:rFonts w:ascii="Aptos" w:hAnsi="Aptos" w:cs="Calibri"/>
+                <w:sz w:val="16"/>
+                <w:szCs w:val="16"/>
+              </w:rPr>
+              <w:t> </w:t>
+            </w:r>
+          </w:p>
+        </w:tc>
+        <w:tc>
+          <w:tcPr>
+            <w:tcW w:w="105" w:type="pct"/>
+            <w:noWrap/>
+            <w:vAlign w:val="center"/>
+            <w:hideMark/>
+          </w:tcPr>
+          <w:p>
+            <w:pPr>
+              <w:jc w:val="center"/>
+              <w:rPr>
+                <w:rFonts w:ascii="Aptos" w:hAnsi="Aptos" w:cs="Calibri"/>
+                <w:sz w:val="16"/>
+                <w:szCs w:val="16"/>
+              </w:rPr>
+            </w:pPr>
+            <w:r>
+              <w:rPr>
+                <w:rFonts w:ascii="Aptos" w:hAnsi="Aptos" w:cs="Calibri"/>
+                <w:sz w:val="16"/>
+                <w:szCs w:val="16"/>
+              </w:rPr>
+              <w:t> </w:t>
+            </w:r>
+          </w:p>
+        </w:tc>
+        <w:tc>
+          <w:tcPr>
+            <w:tcW w:w="105" w:type="pct"/>
+            <w:noWrap/>
+            <w:vAlign w:val="center"/>
+            <w:hideMark/>
+          </w:tcPr>
+          <w:p>
+            <w:pPr>
+              <w:jc w:val="center"/>
+              <w:rPr>
+                <w:rFonts w:ascii="Aptos" w:hAnsi="Aptos" w:cs="Calibri"/>
+                <w:sz w:val="16"/>
+                <w:szCs w:val="16"/>
+              </w:rPr>
+            </w:pPr>
+            <w:r>
+              <w:rPr>
+                <w:rFonts w:ascii="Aptos" w:hAnsi="Aptos" w:cs="Calibri"/>
+                <w:sz w:val="16"/>
+                <w:szCs w:val="16"/>
+              </w:rPr>
+              <w:t> </w:t>
+            </w:r>
+          </w:p>
+        </w:tc>
+        <w:tc>
+          <w:tcPr>
+            <w:tcW w:w="105" w:type="pct"/>
+            <w:noWrap/>
+            <w:vAlign w:val="center"/>
+            <w:hideMark/>
+          </w:tcPr>
+          <w:p>
+            <w:pPr>
+              <w:jc w:val="center"/>
+              <w:rPr>
+                <w:rFonts w:ascii="Aptos" w:hAnsi="Aptos" w:cs="Calibri"/>
+                <w:sz w:val="16"/>
+                <w:szCs w:val="16"/>
+              </w:rPr>
+            </w:pPr>
+            <w:r>
+              <w:rPr>
+                <w:rFonts w:ascii="Aptos" w:hAnsi="Aptos" w:cs="Calibri"/>
+                <w:sz w:val="16"/>
+                <w:szCs w:val="16"/>
+              </w:rPr>
+              <w:t> </w:t>
+            </w:r>
+          </w:p>
+        </w:tc>
+        <w:tc>
+          <w:tcPr>
+            <w:tcW w:w="105" w:type="pct"/>
+            <w:noWrap/>
+            <w:vAlign w:val="center"/>
+            <w:hideMark/>
+          </w:tcPr>
+          <w:p>
+            <w:pPr>
+              <w:jc w:val="center"/>
+              <w:rPr>
+                <w:rFonts w:ascii="Aptos" w:hAnsi="Aptos" w:cs="Calibri"/>
+                <w:sz w:val="16"/>
+                <w:szCs w:val="16"/>
+              </w:rPr>
+            </w:pPr>
+            <w:r>
+              <w:rPr>
+                <w:rFonts w:ascii="Aptos" w:hAnsi="Aptos" w:cs="Calibri"/>
+                <w:sz w:val="16"/>
+                <w:szCs w:val="16"/>
+              </w:rPr>
+              <w:t> </w:t>
+            </w:r>
+          </w:p>
+        </w:tc>
+        <w:tc>
+          <w:tcPr>
+            <w:tcW w:w="105" w:type="pct"/>
+            <w:noWrap/>
+            <w:vAlign w:val="center"/>
+            <w:hideMark/>
+          </w:tcPr>
+          <w:p>
+            <w:pPr>
+              <w:jc w:val="center"/>
+              <w:rPr>
+                <w:rFonts w:ascii="Aptos" w:hAnsi="Aptos" w:cs="Calibri"/>
+                <w:sz w:val="16"/>
+                <w:szCs w:val="16"/>
+              </w:rPr>
+            </w:pPr>
+            <w:r>
+              <w:rPr>
+                <w:rFonts w:ascii="Aptos" w:hAnsi="Aptos" w:cs="Calibri"/>
+                <w:sz w:val="16"/>
+                <w:szCs w:val="16"/>
+              </w:rPr>
+              <w:t> </w:t>
+            </w:r>
+          </w:p>
+        </w:tc>
+        <w:tc>
+          <w:tcPr>
+            <w:tcW w:w="105" w:type="pct"/>
+            <w:noWrap/>
+            <w:vAlign w:val="center"/>
+            <w:hideMark/>
+          </w:tcPr>
+          <w:p>
+            <w:pPr>
               <w:jc w:val="center"/>
               <w:rPr>
                 <w:rFonts w:ascii="Aptos" w:hAnsi="Aptos" w:cs="Calibri"/>
@@ -3341,7 +3240,6 @@
           </w:tcPr>
           <w:p>
             <w:pPr>
-              <w:spacing w:before="0" w:after="0" w:line="240" w:lineRule="auto"/>
               <w:jc w:val="center"/>
               <w:rPr>
                 <w:rFonts w:ascii="Aptos" w:hAnsi="Aptos" w:cs="Calibri"/>
@@ -3368,7 +3266,6 @@
           </w:tcPr>
           <w:p>
             <w:pPr>
-              <w:spacing w:before="0" w:after="0" w:line="240" w:lineRule="auto"/>
               <w:jc w:val="center"/>
               <w:rPr>
                 <w:rFonts w:ascii="Aptos" w:hAnsi="Aptos" w:cs="Calibri"/>
@@ -3395,7 +3292,6 @@
           </w:tcPr>
           <w:p>
             <w:pPr>
-              <w:spacing w:before="0" w:after="0" w:line="240" w:lineRule="auto"/>
               <w:jc w:val="center"/>
               <w:rPr>
                 <w:rFonts w:ascii="Aptos" w:hAnsi="Aptos" w:cs="Calibri"/>
@@ -3417,7 +3313,6 @@
       <w:tr>
         <w:trPr>
           <w:trHeight w:val="227"/>
-          <w:cantSplit/>
         </w:trPr>
         <w:tc>
           <w:tcPr>
@@ -3428,7 +3323,6 @@
           </w:tcPr>
           <w:p>
             <w:pPr>
-              <w:spacing w:before="0" w:after="0" w:line="240" w:lineRule="auto"/>
               <w:rPr>
                 <w:rFonts w:ascii="Aptos" w:hAnsi="Aptos" w:cs="Calibri"/>
                 <w:sz w:val="17"/>
@@ -3438,7 +3332,7 @@
             <w:r>
               <w:rPr>
                 <w:rFonts w:ascii="Aptos" w:hAnsi="Aptos" w:cs="Calibri"/>
-                <w:sz w:val="16"/>
+                <w:sz w:val="17"/>
                 <w:szCs w:val="17"/>
               </w:rPr>
               <w:t>Inspection of Materials (ABT Meter) by UPPTCL</w:t>
@@ -3455,7 +3349,6 @@
           </w:tcPr>
           <w:p>
             <w:pPr>
-              <w:spacing w:before="0" w:after="0" w:line="240" w:lineRule="auto"/>
               <w:jc w:val="center"/>
               <w:rPr>
                 <w:rFonts w:ascii="Aptos" w:hAnsi="Aptos" w:cs="Calibri"/>
@@ -3483,7 +3376,6 @@
           </w:tcPr>
           <w:p>
             <w:pPr>
-              <w:spacing w:before="0" w:after="0" w:line="240" w:lineRule="auto"/>
               <w:jc w:val="center"/>
               <w:rPr>
                 <w:rFonts w:ascii="Aptos" w:hAnsi="Aptos" w:cs="Calibri"/>
@@ -3511,7 +3403,6 @@
           </w:tcPr>
           <w:p>
             <w:pPr>
-              <w:spacing w:before="0" w:after="0" w:line="240" w:lineRule="auto"/>
               <w:jc w:val="center"/>
               <w:rPr>
                 <w:rFonts w:ascii="Aptos" w:hAnsi="Aptos" w:cs="Calibri"/>
@@ -3539,7 +3430,6 @@
           </w:tcPr>
           <w:p>
             <w:pPr>
-              <w:spacing w:before="0" w:after="0" w:line="240" w:lineRule="auto"/>
               <w:jc w:val="center"/>
               <w:rPr>
                 <w:rFonts w:ascii="Aptos" w:hAnsi="Aptos" w:cs="Calibri"/>
@@ -3567,115 +3457,110 @@
           </w:tcPr>
           <w:p>
             <w:pPr>
-              <w:spacing w:before="0" w:after="0" w:line="240" w:lineRule="auto"/>
-              <w:jc w:val="center"/>
-              <w:rPr>
-                <w:rFonts w:ascii="Aptos" w:hAnsi="Aptos" w:cs="Calibri"/>
-                <w:sz w:val="16"/>
-                <w:szCs w:val="16"/>
-              </w:rPr>
-            </w:pPr>
-            <w:r>
-              <w:rPr>
-                <w:rFonts w:ascii="Aptos" w:hAnsi="Aptos" w:cs="Calibri"/>
-                <w:sz w:val="16"/>
-                <w:szCs w:val="16"/>
-              </w:rPr>
-              <w:t> </w:t>
-            </w:r>
-          </w:p>
-        </w:tc>
-        <w:tc>
-          <w:tcPr>
-            <w:tcW w:w="105" w:type="pct"/>
-            <w:noWrap/>
-            <w:vAlign w:val="center"/>
-            <w:hideMark/>
-          </w:tcPr>
-          <w:p>
-            <w:pPr>
-              <w:spacing w:before="0" w:after="0" w:line="240" w:lineRule="auto"/>
-              <w:jc w:val="center"/>
-              <w:rPr>
-                <w:rFonts w:ascii="Aptos" w:hAnsi="Aptos" w:cs="Calibri"/>
-                <w:sz w:val="16"/>
-                <w:szCs w:val="16"/>
-              </w:rPr>
-            </w:pPr>
-            <w:r>
-              <w:rPr>
-                <w:rFonts w:ascii="Aptos" w:hAnsi="Aptos" w:cs="Calibri"/>
-                <w:sz w:val="16"/>
-                <w:szCs w:val="16"/>
-              </w:rPr>
-              <w:t> </w:t>
-            </w:r>
-          </w:p>
-        </w:tc>
-        <w:tc>
-          <w:tcPr>
-            <w:tcW w:w="105" w:type="pct"/>
-            <w:noWrap/>
-            <w:vAlign w:val="center"/>
-            <w:hideMark/>
-          </w:tcPr>
-          <w:p>
-            <w:pPr>
-              <w:spacing w:before="0" w:after="0" w:line="240" w:lineRule="auto"/>
-              <w:jc w:val="center"/>
-              <w:rPr>
-                <w:rFonts w:ascii="Aptos" w:hAnsi="Aptos" w:cs="Calibri"/>
-                <w:sz w:val="16"/>
-                <w:szCs w:val="16"/>
-              </w:rPr>
-            </w:pPr>
-            <w:r>
-              <w:rPr>
-                <w:rFonts w:ascii="Aptos" w:hAnsi="Aptos" w:cs="Calibri"/>
-                <w:sz w:val="16"/>
-                <w:szCs w:val="16"/>
-              </w:rPr>
-              <w:t> </w:t>
-            </w:r>
-          </w:p>
-        </w:tc>
-        <w:tc>
-          <w:tcPr>
-            <w:tcW w:w="105" w:type="pct"/>
-            <w:noWrap/>
-            <w:vAlign w:val="center"/>
-            <w:hideMark/>
-          </w:tcPr>
-          <w:p>
-            <w:pPr>
-              <w:spacing w:before="0" w:after="0" w:line="240" w:lineRule="auto"/>
-              <w:jc w:val="center"/>
-              <w:rPr>
-                <w:rFonts w:ascii="Aptos" w:hAnsi="Aptos" w:cs="Calibri"/>
-                <w:sz w:val="16"/>
-                <w:szCs w:val="16"/>
-              </w:rPr>
-            </w:pPr>
-            <w:r>
-              <w:rPr>
-                <w:rFonts w:ascii="Aptos" w:hAnsi="Aptos" w:cs="Calibri"/>
-                <w:sz w:val="16"/>
-                <w:szCs w:val="16"/>
-              </w:rPr>
-              <w:t> </w:t>
-            </w:r>
-          </w:p>
-        </w:tc>
-        <w:tc>
-          <w:tcPr>
-            <w:tcW w:w="105" w:type="pct"/>
-            <w:noWrap/>
-            <w:vAlign w:val="center"/>
-            <w:hideMark/>
-          </w:tcPr>
-          <w:p>
-            <w:pPr>
-              <w:spacing w:before="0" w:after="0" w:line="240" w:lineRule="auto"/>
+              <w:jc w:val="center"/>
+              <w:rPr>
+                <w:rFonts w:ascii="Aptos" w:hAnsi="Aptos" w:cs="Calibri"/>
+                <w:sz w:val="16"/>
+                <w:szCs w:val="16"/>
+              </w:rPr>
+            </w:pPr>
+            <w:r>
+              <w:rPr>
+                <w:rFonts w:ascii="Aptos" w:hAnsi="Aptos" w:cs="Calibri"/>
+                <w:sz w:val="16"/>
+                <w:szCs w:val="16"/>
+              </w:rPr>
+              <w:t> </w:t>
+            </w:r>
+          </w:p>
+        </w:tc>
+        <w:tc>
+          <w:tcPr>
+            <w:tcW w:w="105" w:type="pct"/>
+            <w:noWrap/>
+            <w:vAlign w:val="center"/>
+            <w:hideMark/>
+          </w:tcPr>
+          <w:p>
+            <w:pPr>
+              <w:jc w:val="center"/>
+              <w:rPr>
+                <w:rFonts w:ascii="Aptos" w:hAnsi="Aptos" w:cs="Calibri"/>
+                <w:sz w:val="16"/>
+                <w:szCs w:val="16"/>
+              </w:rPr>
+            </w:pPr>
+            <w:r>
+              <w:rPr>
+                <w:rFonts w:ascii="Aptos" w:hAnsi="Aptos" w:cs="Calibri"/>
+                <w:sz w:val="16"/>
+                <w:szCs w:val="16"/>
+              </w:rPr>
+              <w:t> </w:t>
+            </w:r>
+          </w:p>
+        </w:tc>
+        <w:tc>
+          <w:tcPr>
+            <w:tcW w:w="105" w:type="pct"/>
+            <w:noWrap/>
+            <w:vAlign w:val="center"/>
+            <w:hideMark/>
+          </w:tcPr>
+          <w:p>
+            <w:pPr>
+              <w:jc w:val="center"/>
+              <w:rPr>
+                <w:rFonts w:ascii="Aptos" w:hAnsi="Aptos" w:cs="Calibri"/>
+                <w:sz w:val="16"/>
+                <w:szCs w:val="16"/>
+              </w:rPr>
+            </w:pPr>
+            <w:r>
+              <w:rPr>
+                <w:rFonts w:ascii="Aptos" w:hAnsi="Aptos" w:cs="Calibri"/>
+                <w:sz w:val="16"/>
+                <w:szCs w:val="16"/>
+              </w:rPr>
+              <w:t> </w:t>
+            </w:r>
+          </w:p>
+        </w:tc>
+        <w:tc>
+          <w:tcPr>
+            <w:tcW w:w="105" w:type="pct"/>
+            <w:noWrap/>
+            <w:vAlign w:val="center"/>
+            <w:hideMark/>
+          </w:tcPr>
+          <w:p>
+            <w:pPr>
+              <w:jc w:val="center"/>
+              <w:rPr>
+                <w:rFonts w:ascii="Aptos" w:hAnsi="Aptos" w:cs="Calibri"/>
+                <w:sz w:val="16"/>
+                <w:szCs w:val="16"/>
+              </w:rPr>
+            </w:pPr>
+            <w:r>
+              <w:rPr>
+                <w:rFonts w:ascii="Aptos" w:hAnsi="Aptos" w:cs="Calibri"/>
+                <w:sz w:val="16"/>
+                <w:szCs w:val="16"/>
+              </w:rPr>
+              <w:t> </w:t>
+            </w:r>
+          </w:p>
+        </w:tc>
+        <w:tc>
+          <w:tcPr>
+            <w:tcW w:w="105" w:type="pct"/>
+            <w:noWrap/>
+            <w:vAlign w:val="center"/>
+            <w:hideMark/>
+          </w:tcPr>
+          <w:p>
+            <w:pPr>
               <w:jc w:val="center"/>
               <w:rPr>
                 <w:rFonts w:ascii="Aptos" w:hAnsi="Aptos" w:cs="Calibri"/>
@@ -3702,7 +3587,6 @@
           </w:tcPr>
           <w:p>
             <w:pPr>
-              <w:spacing w:before="0" w:after="0" w:line="240" w:lineRule="auto"/>
               <w:jc w:val="center"/>
               <w:rPr>
                 <w:rFonts w:ascii="Aptos" w:hAnsi="Aptos" w:cs="Calibri"/>
@@ -3729,7 +3613,6 @@
           </w:tcPr>
           <w:p>
             <w:pPr>
-              <w:spacing w:before="0" w:after="0" w:line="240" w:lineRule="auto"/>
               <w:jc w:val="center"/>
               <w:rPr>
                 <w:rFonts w:ascii="Aptos" w:hAnsi="Aptos" w:cs="Calibri"/>
@@ -3756,7 +3639,6 @@
           </w:tcPr>
           <w:p>
             <w:pPr>
-              <w:spacing w:before="0" w:after="0" w:line="240" w:lineRule="auto"/>
               <w:jc w:val="center"/>
               <w:rPr>
                 <w:rFonts w:ascii="Aptos" w:hAnsi="Aptos" w:cs="Calibri"/>
@@ -3778,7 +3660,6 @@
       <w:tr>
         <w:trPr>
           <w:trHeight w:val="227"/>
-          <w:cantSplit/>
         </w:trPr>
         <w:tc>
           <w:tcPr>
@@ -3789,7 +3670,6 @@
           </w:tcPr>
           <w:p>
             <w:pPr>
-              <w:spacing w:before="0" w:after="0" w:line="240" w:lineRule="auto"/>
               <w:rPr>
                 <w:rFonts w:ascii="Aptos" w:hAnsi="Aptos" w:cs="Calibri"/>
                 <w:sz w:val="17"/>
@@ -3799,7 +3679,7 @@
             <w:r>
               <w:rPr>
                 <w:rFonts w:ascii="Aptos" w:hAnsi="Aptos" w:cs="Calibri"/>
-                <w:sz w:val="16"/>
+                <w:sz w:val="17"/>
                 <w:szCs w:val="17"/>
               </w:rPr>
               <w:t xml:space="preserve">Delivery of Materials (ABT Meter along with CT-PT) </w:t>
@@ -3816,7 +3696,6 @@
           </w:tcPr>
           <w:p>
             <w:pPr>
-              <w:spacing w:before="0" w:after="0" w:line="240" w:lineRule="auto"/>
               <w:jc w:val="center"/>
               <w:rPr>
                 <w:rFonts w:ascii="Aptos" w:hAnsi="Aptos" w:cs="Calibri"/>
@@ -3844,7 +3723,6 @@
           </w:tcPr>
           <w:p>
             <w:pPr>
-              <w:spacing w:before="0" w:after="0" w:line="240" w:lineRule="auto"/>
               <w:jc w:val="center"/>
               <w:rPr>
                 <w:rFonts w:ascii="Aptos" w:hAnsi="Aptos" w:cs="Calibri"/>
@@ -3872,7 +3750,6 @@
           </w:tcPr>
           <w:p>
             <w:pPr>
-              <w:spacing w:before="0" w:after="0" w:line="240" w:lineRule="auto"/>
               <w:jc w:val="center"/>
               <w:rPr>
                 <w:rFonts w:ascii="Aptos" w:hAnsi="Aptos" w:cs="Calibri"/>
@@ -3900,7 +3777,6 @@
           </w:tcPr>
           <w:p>
             <w:pPr>
-              <w:spacing w:before="0" w:after="0" w:line="240" w:lineRule="auto"/>
               <w:jc w:val="center"/>
               <w:rPr>
                 <w:rFonts w:ascii="Aptos" w:hAnsi="Aptos" w:cs="Calibri"/>
@@ -3928,115 +3804,110 @@
           </w:tcPr>
           <w:p>
             <w:pPr>
-              <w:spacing w:before="0" w:after="0" w:line="240" w:lineRule="auto"/>
-              <w:jc w:val="center"/>
-              <w:rPr>
-                <w:rFonts w:ascii="Aptos" w:hAnsi="Aptos" w:cs="Calibri"/>
-                <w:sz w:val="16"/>
-                <w:szCs w:val="16"/>
-              </w:rPr>
-            </w:pPr>
-            <w:r>
-              <w:rPr>
-                <w:rFonts w:ascii="Aptos" w:hAnsi="Aptos" w:cs="Calibri"/>
-                <w:sz w:val="16"/>
-                <w:szCs w:val="16"/>
-              </w:rPr>
-              <w:t> </w:t>
-            </w:r>
-          </w:p>
-        </w:tc>
-        <w:tc>
-          <w:tcPr>
-            <w:tcW w:w="105" w:type="pct"/>
-            <w:noWrap/>
-            <w:vAlign w:val="center"/>
-            <w:hideMark/>
-          </w:tcPr>
-          <w:p>
-            <w:pPr>
-              <w:spacing w:before="0" w:after="0" w:line="240" w:lineRule="auto"/>
-              <w:jc w:val="center"/>
-              <w:rPr>
-                <w:rFonts w:ascii="Aptos" w:hAnsi="Aptos" w:cs="Calibri"/>
-                <w:sz w:val="16"/>
-                <w:szCs w:val="16"/>
-              </w:rPr>
-            </w:pPr>
-            <w:r>
-              <w:rPr>
-                <w:rFonts w:ascii="Aptos" w:hAnsi="Aptos" w:cs="Calibri"/>
-                <w:sz w:val="16"/>
-                <w:szCs w:val="16"/>
-              </w:rPr>
-              <w:t> </w:t>
-            </w:r>
-          </w:p>
-        </w:tc>
-        <w:tc>
-          <w:tcPr>
-            <w:tcW w:w="105" w:type="pct"/>
-            <w:noWrap/>
-            <w:vAlign w:val="center"/>
-            <w:hideMark/>
-          </w:tcPr>
-          <w:p>
-            <w:pPr>
-              <w:spacing w:before="0" w:after="0" w:line="240" w:lineRule="auto"/>
-              <w:jc w:val="center"/>
-              <w:rPr>
-                <w:rFonts w:ascii="Aptos" w:hAnsi="Aptos" w:cs="Calibri"/>
-                <w:sz w:val="16"/>
-                <w:szCs w:val="16"/>
-              </w:rPr>
-            </w:pPr>
-            <w:r>
-              <w:rPr>
-                <w:rFonts w:ascii="Aptos" w:hAnsi="Aptos" w:cs="Calibri"/>
-                <w:sz w:val="16"/>
-                <w:szCs w:val="16"/>
-              </w:rPr>
-              <w:t> </w:t>
-            </w:r>
-          </w:p>
-        </w:tc>
-        <w:tc>
-          <w:tcPr>
-            <w:tcW w:w="105" w:type="pct"/>
-            <w:noWrap/>
-            <w:vAlign w:val="center"/>
-            <w:hideMark/>
-          </w:tcPr>
-          <w:p>
-            <w:pPr>
-              <w:spacing w:before="0" w:after="0" w:line="240" w:lineRule="auto"/>
-              <w:jc w:val="center"/>
-              <w:rPr>
-                <w:rFonts w:ascii="Aptos" w:hAnsi="Aptos" w:cs="Calibri"/>
-                <w:sz w:val="16"/>
-                <w:szCs w:val="16"/>
-              </w:rPr>
-            </w:pPr>
-            <w:r>
-              <w:rPr>
-                <w:rFonts w:ascii="Aptos" w:hAnsi="Aptos" w:cs="Calibri"/>
-                <w:sz w:val="16"/>
-                <w:szCs w:val="16"/>
-              </w:rPr>
-              <w:t> </w:t>
-            </w:r>
-          </w:p>
-        </w:tc>
-        <w:tc>
-          <w:tcPr>
-            <w:tcW w:w="105" w:type="pct"/>
-            <w:noWrap/>
-            <w:vAlign w:val="center"/>
-            <w:hideMark/>
-          </w:tcPr>
-          <w:p>
-            <w:pPr>
-              <w:spacing w:before="0" w:after="0" w:line="240" w:lineRule="auto"/>
+              <w:jc w:val="center"/>
+              <w:rPr>
+                <w:rFonts w:ascii="Aptos" w:hAnsi="Aptos" w:cs="Calibri"/>
+                <w:sz w:val="16"/>
+                <w:szCs w:val="16"/>
+              </w:rPr>
+            </w:pPr>
+            <w:r>
+              <w:rPr>
+                <w:rFonts w:ascii="Aptos" w:hAnsi="Aptos" w:cs="Calibri"/>
+                <w:sz w:val="16"/>
+                <w:szCs w:val="16"/>
+              </w:rPr>
+              <w:t> </w:t>
+            </w:r>
+          </w:p>
+        </w:tc>
+        <w:tc>
+          <w:tcPr>
+            <w:tcW w:w="105" w:type="pct"/>
+            <w:noWrap/>
+            <w:vAlign w:val="center"/>
+            <w:hideMark/>
+          </w:tcPr>
+          <w:p>
+            <w:pPr>
+              <w:jc w:val="center"/>
+              <w:rPr>
+                <w:rFonts w:ascii="Aptos" w:hAnsi="Aptos" w:cs="Calibri"/>
+                <w:sz w:val="16"/>
+                <w:szCs w:val="16"/>
+              </w:rPr>
+            </w:pPr>
+            <w:r>
+              <w:rPr>
+                <w:rFonts w:ascii="Aptos" w:hAnsi="Aptos" w:cs="Calibri"/>
+                <w:sz w:val="16"/>
+                <w:szCs w:val="16"/>
+              </w:rPr>
+              <w:t> </w:t>
+            </w:r>
+          </w:p>
+        </w:tc>
+        <w:tc>
+          <w:tcPr>
+            <w:tcW w:w="105" w:type="pct"/>
+            <w:noWrap/>
+            <w:vAlign w:val="center"/>
+            <w:hideMark/>
+          </w:tcPr>
+          <w:p>
+            <w:pPr>
+              <w:jc w:val="center"/>
+              <w:rPr>
+                <w:rFonts w:ascii="Aptos" w:hAnsi="Aptos" w:cs="Calibri"/>
+                <w:sz w:val="16"/>
+                <w:szCs w:val="16"/>
+              </w:rPr>
+            </w:pPr>
+            <w:r>
+              <w:rPr>
+                <w:rFonts w:ascii="Aptos" w:hAnsi="Aptos" w:cs="Calibri"/>
+                <w:sz w:val="16"/>
+                <w:szCs w:val="16"/>
+              </w:rPr>
+              <w:t> </w:t>
+            </w:r>
+          </w:p>
+        </w:tc>
+        <w:tc>
+          <w:tcPr>
+            <w:tcW w:w="105" w:type="pct"/>
+            <w:noWrap/>
+            <w:vAlign w:val="center"/>
+            <w:hideMark/>
+          </w:tcPr>
+          <w:p>
+            <w:pPr>
+              <w:jc w:val="center"/>
+              <w:rPr>
+                <w:rFonts w:ascii="Aptos" w:hAnsi="Aptos" w:cs="Calibri"/>
+                <w:sz w:val="16"/>
+                <w:szCs w:val="16"/>
+              </w:rPr>
+            </w:pPr>
+            <w:r>
+              <w:rPr>
+                <w:rFonts w:ascii="Aptos" w:hAnsi="Aptos" w:cs="Calibri"/>
+                <w:sz w:val="16"/>
+                <w:szCs w:val="16"/>
+              </w:rPr>
+              <w:t> </w:t>
+            </w:r>
+          </w:p>
+        </w:tc>
+        <w:tc>
+          <w:tcPr>
+            <w:tcW w:w="105" w:type="pct"/>
+            <w:noWrap/>
+            <w:vAlign w:val="center"/>
+            <w:hideMark/>
+          </w:tcPr>
+          <w:p>
+            <w:pPr>
               <w:jc w:val="center"/>
               <w:rPr>
                 <w:rFonts w:ascii="Aptos" w:hAnsi="Aptos" w:cs="Calibri"/>
@@ -4063,7 +3934,6 @@
           </w:tcPr>
           <w:p>
             <w:pPr>
-              <w:spacing w:before="0" w:after="0" w:line="240" w:lineRule="auto"/>
               <w:jc w:val="center"/>
               <w:rPr>
                 <w:rFonts w:ascii="Aptos" w:hAnsi="Aptos" w:cs="Calibri"/>
@@ -4090,7 +3960,6 @@
           </w:tcPr>
           <w:p>
             <w:pPr>
-              <w:spacing w:before="0" w:after="0" w:line="240" w:lineRule="auto"/>
               <w:jc w:val="center"/>
               <w:rPr>
                 <w:rFonts w:ascii="Aptos" w:hAnsi="Aptos" w:cs="Calibri"/>
@@ -4117,7 +3986,6 @@
           </w:tcPr>
           <w:p>
             <w:pPr>
-              <w:spacing w:before="0" w:after="0" w:line="240" w:lineRule="auto"/>
               <w:jc w:val="center"/>
               <w:rPr>
                 <w:rFonts w:ascii="Aptos" w:hAnsi="Aptos" w:cs="Calibri"/>
@@ -4139,7 +4007,6 @@
       <w:tr>
         <w:trPr>
           <w:trHeight w:val="227"/>
-          <w:cantSplit/>
         </w:trPr>
         <w:tc>
           <w:tcPr>
@@ -4150,7 +4017,6 @@
           </w:tcPr>
           <w:p>
             <w:pPr>
-              <w:spacing w:before="0" w:after="0" w:line="240" w:lineRule="auto"/>
               <w:rPr>
                 <w:rFonts w:ascii="Aptos" w:hAnsi="Aptos" w:cs="Calibri"/>
                 <w:sz w:val="17"/>
@@ -4160,7 +4026,7 @@
             <w:r>
               <w:rPr>
                 <w:rFonts w:ascii="Aptos" w:hAnsi="Aptos" w:cs="Calibri"/>
-                <w:sz w:val="16"/>
+                <w:sz w:val="17"/>
                 <w:szCs w:val="17"/>
               </w:rPr>
               <w:t>Installation of Materials (ABT Meter along with CT-PT) &amp; Sealing by T&amp;C and Test</w:t>
@@ -4177,7 +4043,6 @@
           </w:tcPr>
           <w:p>
             <w:pPr>
-              <w:spacing w:before="0" w:after="0" w:line="240" w:lineRule="auto"/>
               <w:jc w:val="center"/>
               <w:rPr>
                 <w:rFonts w:ascii="Aptos" w:hAnsi="Aptos" w:cs="Calibri"/>
@@ -4205,7 +4070,6 @@
           </w:tcPr>
           <w:p>
             <w:pPr>
-              <w:spacing w:before="0" w:after="0" w:line="240" w:lineRule="auto"/>
               <w:jc w:val="center"/>
               <w:rPr>
                 <w:rFonts w:ascii="Aptos" w:hAnsi="Aptos" w:cs="Calibri"/>
@@ -4233,7 +4097,6 @@
           </w:tcPr>
           <w:p>
             <w:pPr>
-              <w:spacing w:before="0" w:after="0" w:line="240" w:lineRule="auto"/>
               <w:jc w:val="center"/>
               <w:rPr>
                 <w:rFonts w:ascii="Aptos" w:hAnsi="Aptos" w:cs="Calibri"/>
@@ -4261,7 +4124,6 @@
           </w:tcPr>
           <w:p>
             <w:pPr>
-              <w:spacing w:before="0" w:after="0" w:line="240" w:lineRule="auto"/>
               <w:jc w:val="center"/>
               <w:rPr>
                 <w:rFonts w:ascii="Aptos" w:hAnsi="Aptos" w:cs="Calibri"/>
@@ -4289,7 +4151,6 @@
           </w:tcPr>
           <w:p>
             <w:pPr>
-              <w:spacing w:before="0" w:after="0" w:line="240" w:lineRule="auto"/>
               <w:jc w:val="center"/>
               <w:rPr>
                 <w:rFonts w:ascii="Aptos" w:hAnsi="Aptos" w:cs="Calibri"/>
@@ -4317,7 +4178,6 @@
           </w:tcPr>
           <w:p>
             <w:pPr>
-              <w:spacing w:before="0" w:after="0" w:line="240" w:lineRule="auto"/>
               <w:jc w:val="center"/>
               <w:rPr>
                 <w:rFonts w:ascii="Aptos" w:hAnsi="Aptos" w:cs="Calibri"/>
@@ -4345,61 +4205,58 @@
           </w:tcPr>
           <w:p>
             <w:pPr>
-              <w:spacing w:before="0" w:after="0" w:line="240" w:lineRule="auto"/>
-              <w:jc w:val="center"/>
-              <w:rPr>
-                <w:rFonts w:ascii="Aptos" w:hAnsi="Aptos" w:cs="Calibri"/>
-                <w:sz w:val="16"/>
-                <w:szCs w:val="16"/>
-              </w:rPr>
-            </w:pPr>
-            <w:r>
-              <w:rPr>
-                <w:rFonts w:ascii="Aptos" w:hAnsi="Aptos" w:cs="Calibri"/>
-                <w:sz w:val="16"/>
-                <w:szCs w:val="16"/>
-              </w:rPr>
-              <w:t> </w:t>
-            </w:r>
-          </w:p>
-        </w:tc>
-        <w:tc>
-          <w:tcPr>
-            <w:tcW w:w="105" w:type="pct"/>
-            <w:noWrap/>
-            <w:vAlign w:val="center"/>
-            <w:hideMark/>
-          </w:tcPr>
-          <w:p>
-            <w:pPr>
-              <w:spacing w:before="0" w:after="0" w:line="240" w:lineRule="auto"/>
-              <w:jc w:val="center"/>
-              <w:rPr>
-                <w:rFonts w:ascii="Aptos" w:hAnsi="Aptos" w:cs="Calibri"/>
-                <w:sz w:val="16"/>
-                <w:szCs w:val="16"/>
-              </w:rPr>
-            </w:pPr>
-            <w:r>
-              <w:rPr>
-                <w:rFonts w:ascii="Aptos" w:hAnsi="Aptos" w:cs="Calibri"/>
-                <w:sz w:val="16"/>
-                <w:szCs w:val="16"/>
-              </w:rPr>
-              <w:t> </w:t>
-            </w:r>
-          </w:p>
-        </w:tc>
-        <w:tc>
-          <w:tcPr>
-            <w:tcW w:w="105" w:type="pct"/>
-            <w:noWrap/>
-            <w:vAlign w:val="center"/>
-            <w:hideMark/>
-          </w:tcPr>
-          <w:p>
-            <w:pPr>
-              <w:spacing w:before="0" w:after="0" w:line="240" w:lineRule="auto"/>
+              <w:jc w:val="center"/>
+              <w:rPr>
+                <w:rFonts w:ascii="Aptos" w:hAnsi="Aptos" w:cs="Calibri"/>
+                <w:sz w:val="16"/>
+                <w:szCs w:val="16"/>
+              </w:rPr>
+            </w:pPr>
+            <w:r>
+              <w:rPr>
+                <w:rFonts w:ascii="Aptos" w:hAnsi="Aptos" w:cs="Calibri"/>
+                <w:sz w:val="16"/>
+                <w:szCs w:val="16"/>
+              </w:rPr>
+              <w:t> </w:t>
+            </w:r>
+          </w:p>
+        </w:tc>
+        <w:tc>
+          <w:tcPr>
+            <w:tcW w:w="105" w:type="pct"/>
+            <w:noWrap/>
+            <w:vAlign w:val="center"/>
+            <w:hideMark/>
+          </w:tcPr>
+          <w:p>
+            <w:pPr>
+              <w:jc w:val="center"/>
+              <w:rPr>
+                <w:rFonts w:ascii="Aptos" w:hAnsi="Aptos" w:cs="Calibri"/>
+                <w:sz w:val="16"/>
+                <w:szCs w:val="16"/>
+              </w:rPr>
+            </w:pPr>
+            <w:r>
+              <w:rPr>
+                <w:rFonts w:ascii="Aptos" w:hAnsi="Aptos" w:cs="Calibri"/>
+                <w:sz w:val="16"/>
+                <w:szCs w:val="16"/>
+              </w:rPr>
+              <w:t> </w:t>
+            </w:r>
+          </w:p>
+        </w:tc>
+        <w:tc>
+          <w:tcPr>
+            <w:tcW w:w="105" w:type="pct"/>
+            <w:noWrap/>
+            <w:vAlign w:val="center"/>
+            <w:hideMark/>
+          </w:tcPr>
+          <w:p>
+            <w:pPr>
               <w:jc w:val="center"/>
               <w:rPr>
                 <w:rFonts w:ascii="Aptos" w:hAnsi="Aptos" w:cs="Calibri"/>
@@ -4426,7 +4283,6 @@
           </w:tcPr>
           <w:p>
             <w:pPr>
-              <w:spacing w:before="0" w:after="0" w:line="240" w:lineRule="auto"/>
               <w:jc w:val="center"/>
               <w:rPr>
                 <w:rFonts w:ascii="Aptos" w:hAnsi="Aptos" w:cs="Calibri"/>
@@ -4453,7 +4309,6 @@
           </w:tcPr>
           <w:p>
             <w:pPr>
-              <w:spacing w:before="0" w:after="0" w:line="240" w:lineRule="auto"/>
               <w:jc w:val="center"/>
               <w:rPr>
                 <w:rFonts w:ascii="Aptos" w:hAnsi="Aptos" w:cs="Calibri"/>
@@ -4480,7 +4335,6 @@
           </w:tcPr>
           <w:p>
             <w:pPr>
-              <w:spacing w:before="0" w:after="0" w:line="240" w:lineRule="auto"/>
               <w:jc w:val="center"/>
               <w:rPr>
                 <w:rFonts w:ascii="Aptos" w:hAnsi="Aptos" w:cs="Calibri"/>
@@ -4502,7 +4356,6 @@
       <w:tr>
         <w:trPr>
           <w:trHeight w:val="227"/>
-          <w:cantSplit/>
         </w:trPr>
         <w:tc>
           <w:tcPr>
@@ -4513,7 +4366,6 @@
           </w:tcPr>
           <w:p>
             <w:pPr>
-              <w:spacing w:before="0" w:after="0" w:line="240" w:lineRule="auto"/>
               <w:rPr>
                 <w:rFonts w:ascii="Aptos" w:hAnsi="Aptos" w:cs="Calibri"/>
                 <w:sz w:val="17"/>
@@ -4523,7 +4375,7 @@
             <w:r>
               <w:rPr>
                 <w:rFonts w:ascii="Aptos" w:hAnsi="Aptos" w:cs="Calibri"/>
-                <w:sz w:val="16"/>
+                <w:sz w:val="17"/>
                 <w:szCs w:val="17"/>
               </w:rPr>
               <w:t>Apply for ST-11 in UPSLDC</w:t>
@@ -4540,7 +4392,6 @@
           </w:tcPr>
           <w:p>
             <w:pPr>
-              <w:spacing w:before="0" w:after="0" w:line="240" w:lineRule="auto"/>
               <w:jc w:val="center"/>
               <w:rPr>
                 <w:rFonts w:ascii="Aptos" w:hAnsi="Aptos" w:cs="Calibri"/>
@@ -4568,7 +4419,6 @@
           </w:tcPr>
           <w:p>
             <w:pPr>
-              <w:spacing w:before="0" w:after="0" w:line="240" w:lineRule="auto"/>
               <w:jc w:val="center"/>
               <w:rPr>
                 <w:rFonts w:ascii="Aptos" w:hAnsi="Aptos" w:cs="Calibri"/>
@@ -4596,7 +4446,6 @@
           </w:tcPr>
           <w:p>
             <w:pPr>
-              <w:spacing w:before="0" w:after="0" w:line="240" w:lineRule="auto"/>
               <w:jc w:val="center"/>
               <w:rPr>
                 <w:rFonts w:ascii="Aptos" w:hAnsi="Aptos" w:cs="Calibri"/>
@@ -4624,7 +4473,6 @@
           </w:tcPr>
           <w:p>
             <w:pPr>
-              <w:spacing w:before="0" w:after="0" w:line="240" w:lineRule="auto"/>
               <w:jc w:val="center"/>
               <w:rPr>
                 <w:rFonts w:ascii="Aptos" w:hAnsi="Aptos" w:cs="Calibri"/>
@@ -4652,7 +4500,6 @@
           </w:tcPr>
           <w:p>
             <w:pPr>
-              <w:spacing w:before="0" w:after="0" w:line="240" w:lineRule="auto"/>
               <w:jc w:val="center"/>
               <w:rPr>
                 <w:rFonts w:ascii="Aptos" w:hAnsi="Aptos" w:cs="Calibri"/>
@@ -4680,7 +4527,6 @@
           </w:tcPr>
           <w:p>
             <w:pPr>
-              <w:spacing w:before="0" w:after="0" w:line="240" w:lineRule="auto"/>
               <w:jc w:val="center"/>
               <w:rPr>
                 <w:rFonts w:ascii="Aptos" w:hAnsi="Aptos" w:cs="Calibri"/>
@@ -4708,61 +4554,58 @@
           </w:tcPr>
           <w:p>
             <w:pPr>
-              <w:spacing w:before="0" w:after="0" w:line="240" w:lineRule="auto"/>
-              <w:jc w:val="center"/>
-              <w:rPr>
-                <w:rFonts w:ascii="Aptos" w:hAnsi="Aptos" w:cs="Calibri"/>
-                <w:sz w:val="16"/>
-                <w:szCs w:val="16"/>
-              </w:rPr>
-            </w:pPr>
-            <w:r>
-              <w:rPr>
-                <w:rFonts w:ascii="Aptos" w:hAnsi="Aptos" w:cs="Calibri"/>
-                <w:sz w:val="16"/>
-                <w:szCs w:val="16"/>
-              </w:rPr>
-              <w:t> </w:t>
-            </w:r>
-          </w:p>
-        </w:tc>
-        <w:tc>
-          <w:tcPr>
-            <w:tcW w:w="105" w:type="pct"/>
-            <w:noWrap/>
-            <w:vAlign w:val="center"/>
-            <w:hideMark/>
-          </w:tcPr>
-          <w:p>
-            <w:pPr>
-              <w:spacing w:before="0" w:after="0" w:line="240" w:lineRule="auto"/>
-              <w:jc w:val="center"/>
-              <w:rPr>
-                <w:rFonts w:ascii="Aptos" w:hAnsi="Aptos" w:cs="Calibri"/>
-                <w:sz w:val="16"/>
-                <w:szCs w:val="16"/>
-              </w:rPr>
-            </w:pPr>
-            <w:r>
-              <w:rPr>
-                <w:rFonts w:ascii="Aptos" w:hAnsi="Aptos" w:cs="Calibri"/>
-                <w:sz w:val="16"/>
-                <w:szCs w:val="16"/>
-              </w:rPr>
-              <w:t> </w:t>
-            </w:r>
-          </w:p>
-        </w:tc>
-        <w:tc>
-          <w:tcPr>
-            <w:tcW w:w="105" w:type="pct"/>
-            <w:noWrap/>
-            <w:vAlign w:val="center"/>
-            <w:hideMark/>
-          </w:tcPr>
-          <w:p>
-            <w:pPr>
-              <w:spacing w:before="0" w:after="0" w:line="240" w:lineRule="auto"/>
+              <w:jc w:val="center"/>
+              <w:rPr>
+                <w:rFonts w:ascii="Aptos" w:hAnsi="Aptos" w:cs="Calibri"/>
+                <w:sz w:val="16"/>
+                <w:szCs w:val="16"/>
+              </w:rPr>
+            </w:pPr>
+            <w:r>
+              <w:rPr>
+                <w:rFonts w:ascii="Aptos" w:hAnsi="Aptos" w:cs="Calibri"/>
+                <w:sz w:val="16"/>
+                <w:szCs w:val="16"/>
+              </w:rPr>
+              <w:t> </w:t>
+            </w:r>
+          </w:p>
+        </w:tc>
+        <w:tc>
+          <w:tcPr>
+            <w:tcW w:w="105" w:type="pct"/>
+            <w:noWrap/>
+            <w:vAlign w:val="center"/>
+            <w:hideMark/>
+          </w:tcPr>
+          <w:p>
+            <w:pPr>
+              <w:jc w:val="center"/>
+              <w:rPr>
+                <w:rFonts w:ascii="Aptos" w:hAnsi="Aptos" w:cs="Calibri"/>
+                <w:sz w:val="16"/>
+                <w:szCs w:val="16"/>
+              </w:rPr>
+            </w:pPr>
+            <w:r>
+              <w:rPr>
+                <w:rFonts w:ascii="Aptos" w:hAnsi="Aptos" w:cs="Calibri"/>
+                <w:sz w:val="16"/>
+                <w:szCs w:val="16"/>
+              </w:rPr>
+              <w:t> </w:t>
+            </w:r>
+          </w:p>
+        </w:tc>
+        <w:tc>
+          <w:tcPr>
+            <w:tcW w:w="105" w:type="pct"/>
+            <w:noWrap/>
+            <w:vAlign w:val="center"/>
+            <w:hideMark/>
+          </w:tcPr>
+          <w:p>
+            <w:pPr>
               <w:jc w:val="center"/>
               <w:rPr>
                 <w:rFonts w:ascii="Aptos" w:hAnsi="Aptos" w:cs="Calibri"/>
@@ -4789,7 +4632,6 @@
           </w:tcPr>
           <w:p>
             <w:pPr>
-              <w:spacing w:before="0" w:after="0" w:line="240" w:lineRule="auto"/>
               <w:jc w:val="center"/>
               <w:rPr>
                 <w:rFonts w:ascii="Aptos" w:hAnsi="Aptos" w:cs="Calibri"/>
@@ -4816,7 +4658,6 @@
           </w:tcPr>
           <w:p>
             <w:pPr>
-              <w:spacing w:before="0" w:after="0" w:line="240" w:lineRule="auto"/>
               <w:jc w:val="center"/>
               <w:rPr>
                 <w:rFonts w:ascii="Aptos" w:hAnsi="Aptos" w:cs="Calibri"/>
@@ -4843,7 +4684,6 @@
           </w:tcPr>
           <w:p>
             <w:pPr>
-              <w:spacing w:before="0" w:after="0" w:line="240" w:lineRule="auto"/>
               <w:jc w:val="center"/>
               <w:rPr>
                 <w:rFonts w:ascii="Aptos" w:hAnsi="Aptos" w:cs="Calibri"/>
@@ -4865,7 +4705,6 @@
       <w:tr>
         <w:trPr>
           <w:trHeight w:val="227"/>
-          <w:cantSplit/>
         </w:trPr>
         <w:tc>
           <w:tcPr>
@@ -4876,7 +4715,6 @@
           </w:tcPr>
           <w:p>
             <w:pPr>
-              <w:spacing w:before="0" w:after="0" w:line="240" w:lineRule="auto"/>
               <w:rPr>
                 <w:rFonts w:ascii="Aptos" w:hAnsi="Aptos" w:cs="Calibri"/>
                 <w:sz w:val="17"/>
@@ -4886,7 +4724,7 @@
             <w:r>
               <w:rPr>
                 <w:rFonts w:ascii="Aptos" w:hAnsi="Aptos" w:cs="Calibri"/>
-                <w:sz w:val="16"/>
+                <w:sz w:val="17"/>
                 <w:szCs w:val="17"/>
               </w:rPr>
               <w:t>Approval of ST-11 by Various level of DISCOMs &amp; UPPTCL (lastly)</w:t>
@@ -4903,7 +4741,6 @@
           </w:tcPr>
           <w:p>
             <w:pPr>
-              <w:spacing w:before="0" w:after="0" w:line="240" w:lineRule="auto"/>
               <w:jc w:val="center"/>
               <w:rPr>
                 <w:rFonts w:ascii="Aptos" w:hAnsi="Aptos" w:cs="Calibri"/>
@@ -4931,7 +4768,6 @@
           </w:tcPr>
           <w:p>
             <w:pPr>
-              <w:spacing w:before="0" w:after="0" w:line="240" w:lineRule="auto"/>
               <w:jc w:val="center"/>
               <w:rPr>
                 <w:rFonts w:ascii="Aptos" w:hAnsi="Aptos" w:cs="Calibri"/>
@@ -4959,7 +4795,6 @@
           </w:tcPr>
           <w:p>
             <w:pPr>
-              <w:spacing w:before="0" w:after="0" w:line="240" w:lineRule="auto"/>
               <w:jc w:val="center"/>
               <w:rPr>
                 <w:rFonts w:ascii="Aptos" w:hAnsi="Aptos" w:cs="Calibri"/>
@@ -4987,7 +4822,6 @@
           </w:tcPr>
           <w:p>
             <w:pPr>
-              <w:spacing w:before="0" w:after="0" w:line="240" w:lineRule="auto"/>
               <w:jc w:val="center"/>
               <w:rPr>
                 <w:rFonts w:ascii="Aptos" w:hAnsi="Aptos" w:cs="Calibri"/>
@@ -5015,7 +4849,6 @@
           </w:tcPr>
           <w:p>
             <w:pPr>
-              <w:spacing w:before="0" w:after="0" w:line="240" w:lineRule="auto"/>
               <w:jc w:val="center"/>
               <w:rPr>
                 <w:rFonts w:ascii="Aptos" w:hAnsi="Aptos" w:cs="Calibri"/>
@@ -5043,7 +4876,6 @@
           </w:tcPr>
           <w:p>
             <w:pPr>
-              <w:spacing w:before="0" w:after="0" w:line="240" w:lineRule="auto"/>
               <w:jc w:val="center"/>
               <w:rPr>
                 <w:rFonts w:ascii="Aptos" w:hAnsi="Aptos" w:cs="Calibri"/>
@@ -5071,7 +4903,6 @@
           </w:tcPr>
           <w:p>
             <w:pPr>
-              <w:spacing w:before="0" w:after="0" w:line="240" w:lineRule="auto"/>
               <w:jc w:val="center"/>
               <w:rPr>
                 <w:rFonts w:ascii="Aptos" w:hAnsi="Aptos" w:cs="Calibri"/>
@@ -5099,7 +4930,6 @@
           </w:tcPr>
           <w:p>
             <w:pPr>
-              <w:spacing w:before="0" w:after="0" w:line="240" w:lineRule="auto"/>
               <w:jc w:val="center"/>
               <w:rPr>
                 <w:rFonts w:ascii="Aptos" w:hAnsi="Aptos" w:cs="Calibri"/>
@@ -5127,7 +4957,6 @@
           </w:tcPr>
           <w:p>
             <w:pPr>
-              <w:spacing w:before="0" w:after="0" w:line="240" w:lineRule="auto"/>
               <w:jc w:val="center"/>
               <w:rPr>
                 <w:rFonts w:ascii="Aptos" w:hAnsi="Aptos" w:cs="Calibri"/>
@@ -5155,7 +4984,6 @@
           </w:tcPr>
           <w:p>
             <w:pPr>
-              <w:spacing w:before="0" w:after="0" w:line="240" w:lineRule="auto"/>
               <w:jc w:val="center"/>
               <w:rPr>
                 <w:rFonts w:ascii="Aptos" w:hAnsi="Aptos" w:cs="Calibri"/>
@@ -5183,7 +5011,6 @@
           </w:tcPr>
           <w:p>
             <w:pPr>
-              <w:spacing w:before="0" w:after="0" w:line="240" w:lineRule="auto"/>
               <w:jc w:val="center"/>
               <w:rPr>
                 <w:rFonts w:ascii="Aptos" w:hAnsi="Aptos" w:cs="Calibri"/>
@@ -5210,7 +5037,6 @@
           </w:tcPr>
           <w:p>
             <w:pPr>
-              <w:spacing w:before="0" w:after="0" w:line="240" w:lineRule="auto"/>
               <w:jc w:val="center"/>
               <w:rPr>
                 <w:rFonts w:ascii="Aptos" w:hAnsi="Aptos" w:cs="Calibri"/>
@@ -5232,7 +5058,6 @@
       <w:tr>
         <w:trPr>
           <w:trHeight w:val="227"/>
-          <w:cantSplit/>
         </w:trPr>
         <w:tc>
           <w:tcPr>
@@ -5243,7 +5068,6 @@
           </w:tcPr>
           <w:p>
             <w:pPr>
-              <w:spacing w:before="0" w:after="0" w:line="240" w:lineRule="auto"/>
               <w:rPr>
                 <w:rFonts w:ascii="Aptos" w:hAnsi="Aptos" w:cs="Calibri"/>
                 <w:sz w:val="17"/>
@@ -5253,7 +5077,7 @@
             <w:r>
               <w:rPr>
                 <w:rFonts w:ascii="Aptos" w:hAnsi="Aptos" w:cs="Calibri"/>
-                <w:sz w:val="16"/>
+                <w:sz w:val="17"/>
                 <w:szCs w:val="17"/>
               </w:rPr>
               <w:t xml:space="preserve">Apply for Registration in NOAR </w:t>
@@ -5270,7 +5094,6 @@
           </w:tcPr>
           <w:p>
             <w:pPr>
-              <w:spacing w:before="0" w:after="0" w:line="240" w:lineRule="auto"/>
               <w:jc w:val="center"/>
               <w:rPr>
                 <w:rFonts w:ascii="Aptos" w:hAnsi="Aptos" w:cs="Calibri"/>
@@ -5298,7 +5121,6 @@
           </w:tcPr>
           <w:p>
             <w:pPr>
-              <w:spacing w:before="0" w:after="0" w:line="240" w:lineRule="auto"/>
               <w:jc w:val="center"/>
               <w:rPr>
                 <w:rFonts w:ascii="Aptos" w:hAnsi="Aptos" w:cs="Calibri"/>
@@ -5326,7 +5148,6 @@
           </w:tcPr>
           <w:p>
             <w:pPr>
-              <w:spacing w:before="0" w:after="0" w:line="240" w:lineRule="auto"/>
               <w:jc w:val="center"/>
               <w:rPr>
                 <w:rFonts w:ascii="Aptos" w:hAnsi="Aptos" w:cs="Calibri"/>
@@ -5354,7 +5175,6 @@
           </w:tcPr>
           <w:p>
             <w:pPr>
-              <w:spacing w:before="0" w:after="0" w:line="240" w:lineRule="auto"/>
               <w:jc w:val="center"/>
               <w:rPr>
                 <w:rFonts w:ascii="Aptos" w:hAnsi="Aptos" w:cs="Calibri"/>
@@ -5382,7 +5202,6 @@
           </w:tcPr>
           <w:p>
             <w:pPr>
-              <w:spacing w:before="0" w:after="0" w:line="240" w:lineRule="auto"/>
               <w:jc w:val="center"/>
               <w:rPr>
                 <w:rFonts w:ascii="Aptos" w:hAnsi="Aptos" w:cs="Calibri"/>
@@ -5410,7 +5229,6 @@
           </w:tcPr>
           <w:p>
             <w:pPr>
-              <w:spacing w:before="0" w:after="0" w:line="240" w:lineRule="auto"/>
               <w:jc w:val="center"/>
               <w:rPr>
                 <w:rFonts w:ascii="Aptos" w:hAnsi="Aptos" w:cs="Calibri"/>
@@ -5438,7 +5256,6 @@
           </w:tcPr>
           <w:p>
             <w:pPr>
-              <w:spacing w:before="0" w:after="0" w:line="240" w:lineRule="auto"/>
               <w:jc w:val="center"/>
               <w:rPr>
                 <w:rFonts w:ascii="Aptos" w:hAnsi="Aptos" w:cs="Calibri"/>
@@ -5466,7 +5283,6 @@
           </w:tcPr>
           <w:p>
             <w:pPr>
-              <w:spacing w:before="0" w:after="0" w:line="240" w:lineRule="auto"/>
               <w:jc w:val="center"/>
               <w:rPr>
                 <w:rFonts w:ascii="Aptos" w:hAnsi="Aptos" w:cs="Calibri"/>
@@ -5494,7 +5310,6 @@
           </w:tcPr>
           <w:p>
             <w:pPr>
-              <w:spacing w:before="0" w:after="0" w:line="240" w:lineRule="auto"/>
               <w:jc w:val="center"/>
               <w:rPr>
                 <w:rFonts w:ascii="Aptos" w:hAnsi="Aptos" w:cs="Calibri"/>
@@ -5522,7 +5337,6 @@
           </w:tcPr>
           <w:p>
             <w:pPr>
-              <w:spacing w:before="0" w:after="0" w:line="240" w:lineRule="auto"/>
               <w:jc w:val="center"/>
               <w:rPr>
                 <w:rFonts w:ascii="Aptos" w:hAnsi="Aptos" w:cs="Calibri"/>
@@ -5550,7 +5364,6 @@
           </w:tcPr>
           <w:p>
             <w:pPr>
-              <w:spacing w:before="0" w:after="0" w:line="240" w:lineRule="auto"/>
               <w:jc w:val="center"/>
               <w:rPr>
                 <w:rFonts w:ascii="Aptos" w:hAnsi="Aptos" w:cs="Calibri"/>
@@ -5577,7 +5390,6 @@
           </w:tcPr>
           <w:p>
             <w:pPr>
-              <w:spacing w:before="0" w:after="0" w:line="240" w:lineRule="auto"/>
               <w:jc w:val="center"/>
               <w:rPr>
                 <w:rFonts w:ascii="Aptos" w:hAnsi="Aptos" w:cs="Calibri"/>
@@ -5599,7 +5411,6 @@
       <w:tr>
         <w:trPr>
           <w:trHeight w:val="227"/>
-          <w:cantSplit/>
         </w:trPr>
         <w:tc>
           <w:tcPr>
@@ -5610,7 +5421,6 @@
           </w:tcPr>
           <w:p>
             <w:pPr>
-              <w:spacing w:before="0" w:after="0" w:line="240" w:lineRule="auto"/>
               <w:rPr>
                 <w:rFonts w:ascii="Aptos" w:hAnsi="Aptos" w:cs="Calibri"/>
                 <w:sz w:val="17"/>
@@ -5620,7 +5430,7 @@
             <w:r>
               <w:rPr>
                 <w:rFonts w:ascii="Aptos" w:hAnsi="Aptos" w:cs="Calibri"/>
-                <w:sz w:val="16"/>
+                <w:sz w:val="17"/>
                 <w:szCs w:val="17"/>
               </w:rPr>
               <w:t>NOAR approval and power flow arrangement</w:t>
@@ -5637,7 +5447,6 @@
           </w:tcPr>
           <w:p>
             <w:pPr>
-              <w:spacing w:before="0" w:after="0" w:line="240" w:lineRule="auto"/>
               <w:jc w:val="center"/>
               <w:rPr>
                 <w:rFonts w:ascii="Aptos" w:hAnsi="Aptos" w:cs="Calibri"/>
@@ -5665,7 +5474,6 @@
           </w:tcPr>
           <w:p>
             <w:pPr>
-              <w:spacing w:before="0" w:after="0" w:line="240" w:lineRule="auto"/>
               <w:jc w:val="center"/>
               <w:rPr>
                 <w:rFonts w:ascii="Aptos" w:hAnsi="Aptos" w:cs="Calibri"/>
@@ -5693,7 +5501,6 @@
           </w:tcPr>
           <w:p>
             <w:pPr>
-              <w:spacing w:before="0" w:after="0" w:line="240" w:lineRule="auto"/>
               <w:jc w:val="center"/>
               <w:rPr>
                 <w:rFonts w:ascii="Aptos" w:hAnsi="Aptos" w:cs="Calibri"/>
@@ -5721,7 +5528,6 @@
           </w:tcPr>
           <w:p>
             <w:pPr>
-              <w:spacing w:before="0" w:after="0" w:line="240" w:lineRule="auto"/>
               <w:jc w:val="center"/>
               <w:rPr>
                 <w:rFonts w:ascii="Aptos" w:hAnsi="Aptos" w:cs="Calibri"/>
@@ -5749,7 +5555,6 @@
           </w:tcPr>
           <w:p>
             <w:pPr>
-              <w:spacing w:before="0" w:after="0" w:line="240" w:lineRule="auto"/>
               <w:jc w:val="center"/>
               <w:rPr>
                 <w:rFonts w:ascii="Aptos" w:hAnsi="Aptos" w:cs="Calibri"/>
@@ -5777,7 +5582,6 @@
           </w:tcPr>
           <w:p>
             <w:pPr>
-              <w:spacing w:before="0" w:after="0" w:line="240" w:lineRule="auto"/>
               <w:jc w:val="center"/>
               <w:rPr>
                 <w:rFonts w:ascii="Aptos" w:hAnsi="Aptos" w:cs="Calibri"/>
@@ -5805,7 +5609,6 @@
           </w:tcPr>
           <w:p>
             <w:pPr>
-              <w:spacing w:before="0" w:after="0" w:line="240" w:lineRule="auto"/>
               <w:jc w:val="center"/>
               <w:rPr>
                 <w:rFonts w:ascii="Aptos" w:hAnsi="Aptos" w:cs="Calibri"/>
@@ -5833,7 +5636,6 @@
           </w:tcPr>
           <w:p>
             <w:pPr>
-              <w:spacing w:before="0" w:after="0" w:line="240" w:lineRule="auto"/>
               <w:jc w:val="center"/>
               <w:rPr>
                 <w:rFonts w:ascii="Aptos" w:hAnsi="Aptos" w:cs="Calibri"/>
@@ -5861,7 +5663,6 @@
           </w:tcPr>
           <w:p>
             <w:pPr>
-              <w:spacing w:before="0" w:after="0" w:line="240" w:lineRule="auto"/>
               <w:jc w:val="center"/>
               <w:rPr>
                 <w:rFonts w:ascii="Aptos" w:hAnsi="Aptos" w:cs="Calibri"/>
@@ -5889,7 +5690,6 @@
           </w:tcPr>
           <w:p>
             <w:pPr>
-              <w:spacing w:before="0" w:after="0" w:line="240" w:lineRule="auto"/>
               <w:jc w:val="center"/>
               <w:rPr>
                 <w:rFonts w:ascii="Aptos" w:hAnsi="Aptos" w:cs="Calibri"/>
@@ -5917,7 +5717,6 @@
           </w:tcPr>
           <w:p>
             <w:pPr>
-              <w:spacing w:before="0" w:after="0" w:line="240" w:lineRule="auto"/>
               <w:jc w:val="center"/>
               <w:rPr>
                 <w:rFonts w:ascii="Aptos" w:hAnsi="Aptos" w:cs="Calibri"/>
@@ -5945,7 +5744,6 @@
           </w:tcPr>
           <w:p>
             <w:pPr>
-              <w:spacing w:before="0" w:after="0" w:line="240" w:lineRule="auto"/>
               <w:jc w:val="center"/>
               <w:rPr>
                 <w:rFonts w:ascii="Aptos" w:hAnsi="Aptos" w:cs="Calibri"/>
@@ -5967,7 +5765,6 @@
       <w:tr>
         <w:trPr>
           <w:trHeight w:val="227"/>
-          <w:cantSplit/>
         </w:trPr>
         <w:tc>
           <w:tcPr>
@@ -5978,7 +5775,6 @@
           </w:tcPr>
           <w:p>
             <w:pPr>
-              <w:spacing w:before="0" w:after="0" w:line="240" w:lineRule="auto"/>
               <w:rPr>
                 <w:rFonts w:ascii="Aptos" w:hAnsi="Aptos" w:cs="Calibri"/>
                 <w:sz w:val="17"/>
@@ -5988,7 +5784,7 @@
             <w:r>
               <w:rPr>
                 <w:rFonts w:ascii="Aptos" w:hAnsi="Aptos" w:cs="Calibri"/>
-                <w:sz w:val="16"/>
+                <w:sz w:val="17"/>
                 <w:szCs w:val="17"/>
               </w:rPr>
               <w:t xml:space="preserve">Apply for NOC in NOAR / UPSLDC </w:t>
@@ -6005,7 +5801,6 @@
           </w:tcPr>
           <w:p>
             <w:pPr>
-              <w:spacing w:before="0" w:after="0" w:line="240" w:lineRule="auto"/>
               <w:jc w:val="center"/>
               <w:rPr>
                 <w:rFonts w:ascii="Aptos" w:hAnsi="Aptos" w:cs="Calibri"/>
@@ -6033,7 +5828,6 @@
           </w:tcPr>
           <w:p>
             <w:pPr>
-              <w:spacing w:before="0" w:after="0" w:line="240" w:lineRule="auto"/>
               <w:jc w:val="center"/>
               <w:rPr>
                 <w:rFonts w:ascii="Aptos" w:hAnsi="Aptos" w:cs="Calibri"/>
@@ -6061,7 +5855,6 @@
           </w:tcPr>
           <w:p>
             <w:pPr>
-              <w:spacing w:before="0" w:after="0" w:line="240" w:lineRule="auto"/>
               <w:jc w:val="center"/>
               <w:rPr>
                 <w:rFonts w:ascii="Aptos" w:hAnsi="Aptos" w:cs="Calibri"/>
@@ -6089,7 +5882,6 @@
           </w:tcPr>
           <w:p>
             <w:pPr>
-              <w:spacing w:before="0" w:after="0" w:line="240" w:lineRule="auto"/>
               <w:jc w:val="center"/>
               <w:rPr>
                 <w:rFonts w:ascii="Aptos" w:hAnsi="Aptos" w:cs="Calibri"/>
@@ -6117,7 +5909,6 @@
           </w:tcPr>
           <w:p>
             <w:pPr>
-              <w:spacing w:before="0" w:after="0" w:line="240" w:lineRule="auto"/>
               <w:jc w:val="center"/>
               <w:rPr>
                 <w:rFonts w:ascii="Aptos" w:hAnsi="Aptos" w:cs="Calibri"/>
@@ -6145,7 +5936,6 @@
           </w:tcPr>
           <w:p>
             <w:pPr>
-              <w:spacing w:before="0" w:after="0" w:line="240" w:lineRule="auto"/>
               <w:jc w:val="center"/>
               <w:rPr>
                 <w:rFonts w:ascii="Aptos" w:hAnsi="Aptos" w:cs="Calibri"/>
@@ -6173,7 +5963,6 @@
           </w:tcPr>
           <w:p>
             <w:pPr>
-              <w:spacing w:before="0" w:after="0" w:line="240" w:lineRule="auto"/>
               <w:jc w:val="center"/>
               <w:rPr>
                 <w:rFonts w:ascii="Aptos" w:hAnsi="Aptos" w:cs="Calibri"/>
@@ -6201,7 +5990,6 @@
           </w:tcPr>
           <w:p>
             <w:pPr>
-              <w:spacing w:before="0" w:after="0" w:line="240" w:lineRule="auto"/>
               <w:jc w:val="center"/>
               <w:rPr>
                 <w:rFonts w:ascii="Aptos" w:hAnsi="Aptos" w:cs="Calibri"/>
@@ -6229,7 +6017,6 @@
           </w:tcPr>
           <w:p>
             <w:pPr>
-              <w:spacing w:before="0" w:after="0" w:line="240" w:lineRule="auto"/>
               <w:jc w:val="center"/>
               <w:rPr>
                 <w:rFonts w:ascii="Aptos" w:hAnsi="Aptos" w:cs="Calibri"/>
@@ -6257,7 +6044,6 @@
           </w:tcPr>
           <w:p>
             <w:pPr>
-              <w:spacing w:before="0" w:after="0" w:line="240" w:lineRule="auto"/>
               <w:jc w:val="center"/>
               <w:rPr>
                 <w:rFonts w:ascii="Aptos" w:hAnsi="Aptos" w:cs="Calibri"/>
@@ -6285,7 +6071,6 @@
           </w:tcPr>
           <w:p>
             <w:pPr>
-              <w:spacing w:before="0" w:after="0" w:line="240" w:lineRule="auto"/>
               <w:jc w:val="center"/>
               <w:rPr>
                 <w:rFonts w:ascii="Aptos" w:hAnsi="Aptos" w:cs="Calibri"/>
@@ -6313,7 +6098,6 @@
           </w:tcPr>
           <w:p>
             <w:pPr>
-              <w:spacing w:before="0" w:after="0" w:line="240" w:lineRule="auto"/>
               <w:jc w:val="center"/>
               <w:rPr>
                 <w:rFonts w:ascii="Aptos" w:hAnsi="Aptos" w:cs="Calibri"/>
@@ -6335,7 +6119,6 @@
       <w:tr>
         <w:trPr>
           <w:trHeight w:val="227"/>
-          <w:cantSplit/>
         </w:trPr>
         <w:tc>
           <w:tcPr>
@@ -6346,7 +6129,6 @@
           </w:tcPr>
           <w:p>
             <w:pPr>
-              <w:spacing w:before="0" w:after="0" w:line="240" w:lineRule="auto"/>
               <w:rPr>
                 <w:rFonts w:ascii="Aptos" w:hAnsi="Aptos" w:cs="Calibri"/>
                 <w:sz w:val="17"/>
@@ -6356,7 +6138,7 @@
             <w:r>
               <w:rPr>
                 <w:rFonts w:ascii="Aptos" w:hAnsi="Aptos" w:cs="Calibri"/>
-                <w:sz w:val="16"/>
+                <w:sz w:val="17"/>
                 <w:szCs w:val="17"/>
               </w:rPr>
               <w:t xml:space="preserve">Approval for NOC by NOAR / UPSLDC </w:t>
@@ -6373,7 +6155,6 @@
           </w:tcPr>
           <w:p>
             <w:pPr>
-              <w:spacing w:before="0" w:after="0" w:line="240" w:lineRule="auto"/>
               <w:jc w:val="center"/>
               <w:rPr>
                 <w:rFonts w:ascii="Aptos" w:hAnsi="Aptos" w:cs="Calibri"/>
@@ -6401,7 +6182,6 @@
           </w:tcPr>
           <w:p>
             <w:pPr>
-              <w:spacing w:before="0" w:after="0" w:line="240" w:lineRule="auto"/>
               <w:jc w:val="center"/>
               <w:rPr>
                 <w:rFonts w:ascii="Aptos" w:hAnsi="Aptos" w:cs="Calibri"/>
@@ -6429,7 +6209,6 @@
           </w:tcPr>
           <w:p>
             <w:pPr>
-              <w:spacing w:before="0" w:after="0" w:line="240" w:lineRule="auto"/>
               <w:jc w:val="center"/>
               <w:rPr>
                 <w:rFonts w:ascii="Aptos" w:hAnsi="Aptos" w:cs="Calibri"/>
@@ -6457,7 +6236,6 @@
           </w:tcPr>
           <w:p>
             <w:pPr>
-              <w:spacing w:before="0" w:after="0" w:line="240" w:lineRule="auto"/>
               <w:jc w:val="center"/>
               <w:rPr>
                 <w:rFonts w:ascii="Aptos" w:hAnsi="Aptos" w:cs="Calibri"/>
@@ -6485,7 +6263,6 @@
           </w:tcPr>
           <w:p>
             <w:pPr>
-              <w:spacing w:before="0" w:after="0" w:line="240" w:lineRule="auto"/>
               <w:jc w:val="center"/>
               <w:rPr>
                 <w:rFonts w:ascii="Aptos" w:hAnsi="Aptos" w:cs="Calibri"/>
@@ -6513,7 +6290,6 @@
           </w:tcPr>
           <w:p>
             <w:pPr>
-              <w:spacing w:before="0" w:after="0" w:line="240" w:lineRule="auto"/>
               <w:jc w:val="center"/>
               <w:rPr>
                 <w:rFonts w:ascii="Aptos" w:hAnsi="Aptos" w:cs="Calibri"/>
@@ -6541,7 +6317,6 @@
           </w:tcPr>
           <w:p>
             <w:pPr>
-              <w:spacing w:before="0" w:after="0" w:line="240" w:lineRule="auto"/>
               <w:jc w:val="center"/>
               <w:rPr>
                 <w:rFonts w:ascii="Aptos" w:hAnsi="Aptos" w:cs="Calibri"/>
@@ -6569,7 +6344,6 @@
           </w:tcPr>
           <w:p>
             <w:pPr>
-              <w:spacing w:before="0" w:after="0" w:line="240" w:lineRule="auto"/>
               <w:jc w:val="center"/>
               <w:rPr>
                 <w:rFonts w:ascii="Aptos" w:hAnsi="Aptos" w:cs="Calibri"/>
@@ -6597,7 +6371,6 @@
           </w:tcPr>
           <w:p>
             <w:pPr>
-              <w:spacing w:before="0" w:after="0" w:line="240" w:lineRule="auto"/>
               <w:jc w:val="center"/>
               <w:rPr>
                 <w:rFonts w:ascii="Aptos" w:hAnsi="Aptos" w:cs="Calibri"/>
@@ -6625,7 +6398,6 @@
           </w:tcPr>
           <w:p>
             <w:pPr>
-              <w:spacing w:before="0" w:after="0" w:line="240" w:lineRule="auto"/>
               <w:jc w:val="center"/>
               <w:rPr>
                 <w:rFonts w:ascii="Aptos" w:hAnsi="Aptos" w:cs="Calibri"/>
@@ -6653,7 +6425,6 @@
           </w:tcPr>
           <w:p>
             <w:pPr>
-              <w:spacing w:before="0" w:after="0" w:line="240" w:lineRule="auto"/>
               <w:jc w:val="center"/>
               <w:rPr>
                 <w:rFonts w:ascii="Aptos" w:hAnsi="Aptos" w:cs="Calibri"/>
@@ -6681,7 +6452,6 @@
           </w:tcPr>
           <w:p>
             <w:pPr>
-              <w:spacing w:before="0" w:after="0" w:line="240" w:lineRule="auto"/>
               <w:jc w:val="center"/>
               <w:rPr>
                 <w:rFonts w:ascii="Aptos" w:hAnsi="Aptos" w:cs="Calibri"/>
@@ -6703,7 +6473,6 @@
       <w:tr>
         <w:trPr>
           <w:trHeight w:val="227"/>
-          <w:cantSplit/>
         </w:trPr>
         <w:tc>
           <w:tcPr>
@@ -6714,7 +6483,6 @@
           </w:tcPr>
           <w:p>
             <w:pPr>
-              <w:spacing w:before="0" w:after="0" w:line="240" w:lineRule="auto"/>
               <w:rPr>
                 <w:rFonts w:ascii="Aptos" w:hAnsi="Aptos" w:cs="Calibri"/>
                 <w:sz w:val="17"/>
@@ -6724,7 +6492,7 @@
             <w:r>
               <w:rPr>
                 <w:rFonts w:ascii="Aptos" w:hAnsi="Aptos" w:cs="Calibri"/>
-                <w:sz w:val="16"/>
+                <w:sz w:val="17"/>
                 <w:szCs w:val="17"/>
               </w:rPr>
               <w:t>IEX Registration</w:t>
@@ -6741,7 +6509,6 @@
           </w:tcPr>
           <w:p>
             <w:pPr>
-              <w:spacing w:before="0" w:after="0" w:line="240" w:lineRule="auto"/>
               <w:jc w:val="center"/>
               <w:rPr>
                 <w:rFonts w:ascii="Aptos" w:hAnsi="Aptos" w:cs="Calibri"/>
@@ -6769,7 +6536,6 @@
           </w:tcPr>
           <w:p>
             <w:pPr>
-              <w:spacing w:before="0" w:after="0" w:line="240" w:lineRule="auto"/>
               <w:jc w:val="center"/>
               <w:rPr>
                 <w:rFonts w:ascii="Aptos" w:hAnsi="Aptos" w:cs="Calibri"/>
@@ -6797,7 +6563,6 @@
           </w:tcPr>
           <w:p>
             <w:pPr>
-              <w:spacing w:before="0" w:after="0" w:line="240" w:lineRule="auto"/>
               <w:jc w:val="center"/>
               <w:rPr>
                 <w:rFonts w:ascii="Aptos" w:hAnsi="Aptos" w:cs="Calibri"/>
@@ -6825,7 +6590,6 @@
           </w:tcPr>
           <w:p>
             <w:pPr>
-              <w:spacing w:before="0" w:after="0" w:line="240" w:lineRule="auto"/>
               <w:jc w:val="center"/>
               <w:rPr>
                 <w:rFonts w:ascii="Aptos" w:hAnsi="Aptos" w:cs="Calibri"/>
@@ -6853,7 +6617,6 @@
           </w:tcPr>
           <w:p>
             <w:pPr>
-              <w:spacing w:before="0" w:after="0" w:line="240" w:lineRule="auto"/>
               <w:jc w:val="center"/>
               <w:rPr>
                 <w:rFonts w:ascii="Aptos" w:hAnsi="Aptos" w:cs="Calibri"/>
@@ -6881,7 +6644,6 @@
           </w:tcPr>
           <w:p>
             <w:pPr>
-              <w:spacing w:before="0" w:after="0" w:line="240" w:lineRule="auto"/>
               <w:jc w:val="center"/>
               <w:rPr>
                 <w:rFonts w:ascii="Aptos" w:hAnsi="Aptos" w:cs="Calibri"/>
@@ -6909,7 +6671,6 @@
           </w:tcPr>
           <w:p>
             <w:pPr>
-              <w:spacing w:before="0" w:after="0" w:line="240" w:lineRule="auto"/>
               <w:jc w:val="center"/>
               <w:rPr>
                 <w:rFonts w:ascii="Aptos" w:hAnsi="Aptos" w:cs="Calibri"/>
@@ -6937,7 +6698,6 @@
           </w:tcPr>
           <w:p>
             <w:pPr>
-              <w:spacing w:before="0" w:after="0" w:line="240" w:lineRule="auto"/>
               <w:jc w:val="center"/>
               <w:rPr>
                 <w:rFonts w:ascii="Aptos" w:hAnsi="Aptos" w:cs="Calibri"/>
@@ -6965,7 +6725,6 @@
           </w:tcPr>
           <w:p>
             <w:pPr>
-              <w:spacing w:before="0" w:after="0" w:line="240" w:lineRule="auto"/>
               <w:jc w:val="center"/>
               <w:rPr>
                 <w:rFonts w:ascii="Aptos" w:hAnsi="Aptos" w:cs="Calibri"/>
@@ -6993,7 +6752,6 @@
           </w:tcPr>
           <w:p>
             <w:pPr>
-              <w:spacing w:before="0" w:after="0" w:line="240" w:lineRule="auto"/>
               <w:jc w:val="center"/>
               <w:rPr>
                 <w:rFonts w:ascii="Aptos" w:hAnsi="Aptos" w:cs="Calibri"/>
@@ -7021,7 +6779,6 @@
           </w:tcPr>
           <w:p>
             <w:pPr>
-              <w:spacing w:before="0" w:after="0" w:line="240" w:lineRule="auto"/>
               <w:jc w:val="center"/>
               <w:rPr>
                 <w:rFonts w:ascii="Aptos" w:hAnsi="Aptos" w:cs="Calibri"/>
@@ -7049,7 +6806,6 @@
           </w:tcPr>
           <w:p>
             <w:pPr>
-              <w:spacing w:before="0" w:after="0" w:line="240" w:lineRule="auto"/>
               <w:jc w:val="center"/>
               <w:rPr>
                 <w:rFonts w:ascii="Aptos" w:hAnsi="Aptos" w:cs="Calibri"/>
@@ -7071,7 +6827,6 @@
       <w:tr>
         <w:trPr>
           <w:trHeight w:val="302"/>
-          <w:cantSplit/>
         </w:trPr>
         <w:tc>
           <w:tcPr>
@@ -7085,7 +6840,6 @@
           <w:p>
             <w:pPr>
               <w:shd w:val="clear" w:color="auto" w:fill="B3E5A1" w:themeFill="accent6" w:themeFillTint="66"/>
-              <w:spacing w:before="0" w:after="0" w:line="240" w:lineRule="auto"/>
               <w:jc w:val="center"/>
               <w:rPr>
                 <w:rFonts w:ascii="Aptos" w:hAnsi="Aptos" w:cs="Calibri"/>
@@ -7112,13 +6866,13 @@
     <w:p>
       <w:pPr>
         <w:shd w:val="clear" w:color="auto" w:fill="FFFFFF" w:themeFill="background1"/>
+        <w:spacing w:line="360" w:lineRule="auto"/>
         <w:jc w:val="both"/>
         <w:rPr>
           <w:rFonts w:ascii="Aptos" w:hAnsi="Aptos"/>
           <w:sz w:val="18"/>
           <w:szCs w:val="18"/>
         </w:rPr>
-        <w:spacing w:before="0" w:after="40" w:line="160" w:lineRule="auto"/>
       </w:pPr>
     </w:p>
     <w:tbl>
@@ -7133,7 +6887,6 @@
       <w:tr>
         <w:trPr>
           <w:jc w:val="center"/>
-          <w:cantSplit/>
         </w:trPr>
         <w:tc>
           <w:tcPr>
@@ -7145,30 +6898,29 @@
           </w:tcPr>
           <w:p>
             <w:pPr>
-              <w:spacing w:after="40" w:before="0" w:line="240" w:lineRule="auto"/>
+              <w:spacing w:after="40"/>
               <w:rPr>
                 <w:rFonts w:asciiTheme="majorHAnsi" w:hAnsiTheme="majorHAnsi"/>
               </w:rPr>
             </w:pPr>
             <w:r>
               <w:rPr>
-                <w:rFonts w:asciiTheme="majorHAnsi" w:hAnsiTheme="majorHAnsi" w:ascii="Aptos" w:hAnsi="Aptos"/>
+                <w:rFonts w:asciiTheme="majorHAnsi" w:hAnsiTheme="majorHAnsi"/>
                 <w:b/>
                 <w:color w:val="1F3863"/>
-                <w:sz w:val="19"/>
+                <w:sz w:val="22"/>
               </w:rPr>
               <w:t>Note:</w:t>
             </w:r>
           </w:p>
           <w:p>
             <w:pPr>
-              <w:spacing w:before="0" w:after="0" w:line="264" w:lineRule="auto"/>
               <w:jc w:val="both"/>
             </w:pPr>
             <w:r>
               <w:rPr>
-                <w:rFonts w:asciiTheme="majorHAnsi" w:hAnsiTheme="majorHAnsi" w:ascii="Aptos" w:hAnsi="Aptos"/>
-                <w:sz w:val="17"/>
+                <w:rFonts w:asciiTheme="majorHAnsi" w:hAnsiTheme="majorHAnsi"/>
+                <w:sz w:val="22"/>
               </w:rPr>
               <w:t>The timelines are indicative, as obtaining approvals are subject to the processing time of the respective statutory authorities and utilities and may vary on a case-to-case basis. However, Probus shall make all reasonable efforts to complete every stage of the process at the earliest possible time and keep you informed of the progress throughout the engagement.</w:t>
             </w:r>
@@ -7178,19 +6930,17 @@
     </w:tbl>
     <w:p>
       <w:pPr>
+        <w:spacing w:before="100" w:beforeAutospacing="1" w:after="100" w:afterAutospacing="1"/>
         <w:jc w:val="both"/>
         <w:rPr>
           <w:rFonts w:ascii="Aptos" w:hAnsi="Aptos"/>
         </w:rPr>
-        <w:pageBreakBefore/>
-        <w:spacing w:before="0" w:after="100" w:line="240" w:lineRule="auto"/>
       </w:pPr>
       <w:r>
         <w:rPr>
           <w:rFonts w:ascii="Aptos" w:hAnsi="Aptos"/>
           <w:b/>
           <w:bCs/>
-          <w:sz w:val="22"/>
         </w:rPr>
         <w:lastRenderedPageBreak/>
         <w:t>Schedule of charges are as below</w:t>
@@ -7200,7 +6950,6 @@
           <w:rFonts w:ascii="Aptos" w:hAnsi="Aptos"/>
           <w:b/>
           <w:bCs/>
-          <w:sz w:val="22"/>
         </w:rPr>
         <w:t>:</w:t>
       </w:r>
@@ -7228,7 +6977,6 @@
       <w:tr>
         <w:trPr>
           <w:trHeight w:val="396"/>
-          <w:cantSplit/>
         </w:trPr>
         <w:tc>
           <w:tcPr>
@@ -7240,7 +6988,6 @@
           </w:tcPr>
           <w:p>
             <w:pPr>
-              <w:spacing w:before="0" w:after="0" w:line="240" w:lineRule="auto"/>
               <w:jc w:val="center"/>
               <w:rPr>
                 <w:rFonts w:ascii="Aptos" w:hAnsi="Aptos" w:cs="Calibri"/>
@@ -7258,7 +7005,7 @@
                 <w:b/>
                 <w:bCs/>
                 <w:color w:val="FFFFFF"/>
-                <w:sz w:val="19"/>
+                <w:sz w:val="20"/>
                 <w:szCs w:val="20"/>
               </w:rPr>
               <w:t>S. No.</w:t>
@@ -7275,7 +7022,6 @@
           </w:tcPr>
           <w:p>
             <w:pPr>
-              <w:spacing w:before="0" w:after="0" w:line="240" w:lineRule="auto"/>
               <w:jc w:val="center"/>
               <w:rPr>
                 <w:rFonts w:ascii="Aptos" w:hAnsi="Aptos" w:cs="Calibri"/>
@@ -7292,7 +7038,7 @@
                 <w:b/>
                 <w:bCs/>
                 <w:color w:val="FFFFFF"/>
-                <w:sz w:val="19"/>
+                <w:sz w:val="20"/>
                 <w:szCs w:val="20"/>
               </w:rPr>
               <w:t>Item Description</w:t>
@@ -7309,7 +7055,6 @@
           </w:tcPr>
           <w:p>
             <w:pPr>
-              <w:spacing w:before="0" w:after="0" w:line="240" w:lineRule="auto"/>
               <w:jc w:val="center"/>
               <w:rPr>
                 <w:rFonts w:ascii="Aptos" w:hAnsi="Aptos" w:cs="Calibri"/>
@@ -7326,7 +7071,7 @@
                 <w:b/>
                 <w:bCs/>
                 <w:color w:val="FFFFFF"/>
-                <w:sz w:val="19"/>
+                <w:sz w:val="20"/>
                 <w:szCs w:val="20"/>
               </w:rPr>
               <w:t>UoM</w:t>
@@ -7343,7 +7088,6 @@
           </w:tcPr>
           <w:p>
             <w:pPr>
-              <w:spacing w:before="0" w:after="0" w:line="240" w:lineRule="auto"/>
               <w:jc w:val="center"/>
               <w:rPr>
                 <w:rFonts w:ascii="Aptos" w:hAnsi="Aptos" w:cs="Calibri"/>
@@ -7360,7 +7104,7 @@
                 <w:b/>
                 <w:bCs/>
                 <w:color w:val="FFFFFF"/>
-                <w:sz w:val="19"/>
+                <w:sz w:val="20"/>
                 <w:szCs w:val="20"/>
               </w:rPr>
               <w:t>Occurrence</w:t>
@@ -7377,7 +7121,6 @@
           </w:tcPr>
           <w:p>
             <w:pPr>
-              <w:spacing w:before="0" w:after="0" w:line="240" w:lineRule="auto"/>
               <w:jc w:val="center"/>
               <w:rPr>
                 <w:rFonts w:ascii="Aptos" w:hAnsi="Aptos" w:cs="Calibri"/>
@@ -7394,7 +7137,7 @@
                 <w:b/>
                 <w:bCs/>
                 <w:color w:val="FFFFFF"/>
-                <w:sz w:val="19"/>
+                <w:sz w:val="20"/>
                 <w:szCs w:val="20"/>
               </w:rPr>
               <w:t>Price</w:t>
@@ -7405,7 +7148,6 @@
       <w:tr>
         <w:trPr>
           <w:trHeight w:val="397"/>
-          <w:cantSplit/>
         </w:trPr>
         <w:tc>
           <w:tcPr>
@@ -7417,7 +7159,6 @@
           </w:tcPr>
           <w:p>
             <w:pPr>
-              <w:spacing w:before="0" w:after="0" w:line="240" w:lineRule="auto"/>
               <w:jc w:val="center"/>
               <w:rPr>
                 <w:rFonts w:ascii="Aptos" w:hAnsi="Aptos" w:cs="Calibri"/>
@@ -7434,7 +7175,7 @@
                 <w:b/>
                 <w:bCs/>
                 <w:color w:val="000000"/>
-                <w:sz w:val="19"/>
+                <w:sz w:val="20"/>
                 <w:szCs w:val="20"/>
               </w:rPr>
               <w:t>1</w:t>
@@ -7452,7 +7193,6 @@
           </w:tcPr>
           <w:p>
             <w:pPr>
-              <w:spacing w:before="0" w:after="0" w:line="240" w:lineRule="auto"/>
               <w:rPr>
                 <w:rFonts w:ascii="Aptos" w:hAnsi="Aptos" w:cs="Calibri"/>
                 <w:b/>
@@ -7468,7 +7208,7 @@
                 <w:b/>
                 <w:bCs/>
                 <w:color w:val="000000"/>
-                <w:sz w:val="19"/>
+                <w:sz w:val="20"/>
                 <w:szCs w:val="20"/>
               </w:rPr>
               <w:t>ABT Metering Setup</w:t>
@@ -7485,7 +7225,6 @@
           </w:tcPr>
           <w:p>
             <w:pPr>
-              <w:spacing w:before="0" w:after="0" w:line="240" w:lineRule="auto"/>
               <w:jc w:val="right"/>
               <w:rPr>
                 <w:rFonts w:ascii="Aptos" w:hAnsi="Aptos" w:cs="Calibri"/>
@@ -7502,7 +7241,7 @@
                 <w:b/>
                 <w:bCs/>
                 <w:color w:val="000000"/>
-                <w:sz w:val="19"/>
+                <w:sz w:val="20"/>
                 <w:szCs w:val="20"/>
               </w:rPr>
               <w:t>₹ 1</w:t>
@@ -7513,7 +7252,7 @@
                 <w:b/>
                 <w:bCs/>
                 <w:color w:val="000000"/>
-                <w:sz w:val="19"/>
+                <w:sz w:val="20"/>
                 <w:szCs w:val="20"/>
               </w:rPr>
               <w:t>5</w:t>
@@ -7524,7 +7263,7 @@
                 <w:b/>
                 <w:bCs/>
                 <w:color w:val="000000"/>
-                <w:sz w:val="19"/>
+                <w:sz w:val="20"/>
                 <w:szCs w:val="20"/>
               </w:rPr>
               <w:t>,00,000</w:t>
@@ -7535,7 +7274,6 @@
       <w:tr>
         <w:trPr>
           <w:trHeight w:val="1134"/>
-          <w:cantSplit/>
         </w:trPr>
         <w:tc>
           <w:tcPr>
@@ -7546,7 +7284,6 @@
           </w:tcPr>
           <w:p>
             <w:pPr>
-              <w:spacing w:before="0" w:after="0" w:line="240" w:lineRule="auto"/>
               <w:jc w:val="center"/>
               <w:rPr>
                 <w:rFonts w:ascii="Aptos" w:hAnsi="Aptos" w:cs="Calibri"/>
@@ -7559,7 +7296,7 @@
               <w:rPr>
                 <w:rFonts w:ascii="Aptos" w:hAnsi="Aptos" w:cs="Arial"/>
                 <w:color w:val="000000"/>
-                <w:sz w:val="18"/>
+                <w:sz w:val="20"/>
                 <w:szCs w:val="20"/>
               </w:rPr>
               <w:t>1.1</w:t>
@@ -7574,7 +7311,6 @@
           </w:tcPr>
           <w:p>
             <w:pPr>
-              <w:spacing w:before="0" w:after="0" w:line="240" w:lineRule="auto"/>
               <w:rPr>
                 <w:rFonts w:ascii="Aptos" w:hAnsi="Aptos" w:cs="Calibri"/>
                 <w:b/>
@@ -7588,7 +7324,7 @@
               <w:rPr>
                 <w:rFonts w:ascii="Aptos" w:hAnsi="Aptos" w:cs="Arial"/>
                 <w:color w:val="000000"/>
-                <w:sz w:val="18"/>
+                <w:sz w:val="20"/>
                 <w:szCs w:val="20"/>
                 <w:u w:val="single"/>
               </w:rPr>
@@ -7600,7 +7336,7 @@
                 <w:b/>
                 <w:bCs/>
                 <w:color w:val="000000"/>
-                <w:sz w:val="18"/>
+                <w:sz w:val="20"/>
                 <w:szCs w:val="20"/>
               </w:rPr>
               <w:br/>
@@ -7609,7 +7345,7 @@
               <w:rPr>
                 <w:rFonts w:ascii="Aptos" w:hAnsi="Aptos" w:cs="Arial"/>
                 <w:color w:val="000000"/>
-                <w:sz w:val="18"/>
+                <w:sz w:val="20"/>
                 <w:szCs w:val="20"/>
               </w:rPr>
               <w:t>- ABT Meters Secure Make (0.2s Class Accuracy)- 3 Nos.</w:t>
@@ -7618,7 +7354,7 @@
               <w:rPr>
                 <w:rFonts w:ascii="Aptos" w:hAnsi="Aptos" w:cs="Arial"/>
                 <w:color w:val="000000"/>
-                <w:sz w:val="18"/>
+                <w:sz w:val="20"/>
                 <w:szCs w:val="20"/>
               </w:rPr>
               <w:br/>
@@ -7628,7 +7364,7 @@
               <w:rPr>
                 <w:rFonts w:ascii="Aptos" w:hAnsi="Aptos" w:cs="Arial"/>
                 <w:color w:val="000000"/>
-                <w:sz w:val="18"/>
+                <w:sz w:val="20"/>
                 <w:szCs w:val="20"/>
               </w:rPr>
               <w:br/>
@@ -7645,7 +7381,6 @@
           </w:tcPr>
           <w:p>
             <w:pPr>
-              <w:spacing w:before="0" w:after="0" w:line="240" w:lineRule="auto"/>
               <w:jc w:val="center"/>
               <w:rPr>
                 <w:rFonts w:ascii="Aptos" w:hAnsi="Aptos" w:cs="Calibri"/>
@@ -7658,7 +7393,7 @@
               <w:rPr>
                 <w:rFonts w:ascii="Aptos" w:hAnsi="Aptos" w:cs="Arial"/>
                 <w:color w:val="000000"/>
-                <w:sz w:val="18"/>
+                <w:sz w:val="20"/>
                 <w:szCs w:val="20"/>
               </w:rPr>
               <w:t>Lot</w:t>
@@ -7674,7 +7409,6 @@
           </w:tcPr>
           <w:p>
             <w:pPr>
-              <w:spacing w:before="0" w:after="0" w:line="240" w:lineRule="auto"/>
               <w:jc w:val="center"/>
               <w:rPr>
                 <w:rFonts w:ascii="Aptos" w:hAnsi="Aptos" w:cs="Calibri"/>
@@ -7687,7 +7421,7 @@
               <w:rPr>
                 <w:rFonts w:ascii="Aptos" w:hAnsi="Aptos" w:cs="Arial"/>
                 <w:color w:val="000000"/>
-                <w:sz w:val="18"/>
+                <w:sz w:val="20"/>
                 <w:szCs w:val="20"/>
               </w:rPr>
               <w:t>One Time</w:t>
@@ -7703,7 +7437,6 @@
           </w:tcPr>
           <w:p>
             <w:pPr>
-              <w:spacing w:before="0" w:after="0" w:line="240" w:lineRule="auto"/>
               <w:jc w:val="right"/>
               <w:rPr>
                 <w:rFonts w:ascii="Aptos" w:hAnsi="Aptos" w:cs="Calibri"/>
@@ -7717,7 +7450,7 @@
               <w:rPr>
                 <w:rFonts w:ascii="Aptos" w:hAnsi="Aptos" w:cs="Calibri"/>
                 <w:color w:val="000000"/>
-                <w:sz w:val="18"/>
+                <w:sz w:val="20"/>
                 <w:szCs w:val="20"/>
                 <w:highlight w:val="yellow"/>
               </w:rPr>
@@ -7729,7 +7462,6 @@
       <w:tr>
         <w:trPr>
           <w:trHeight w:val="1134"/>
-          <w:cantSplit/>
         </w:trPr>
         <w:tc>
           <w:tcPr>
@@ -7740,7 +7472,6 @@
           </w:tcPr>
           <w:p>
             <w:pPr>
-              <w:spacing w:before="0" w:after="0" w:line="240" w:lineRule="auto"/>
               <w:jc w:val="center"/>
               <w:rPr>
                 <w:rFonts w:ascii="Aptos" w:hAnsi="Aptos" w:cs="Calibri"/>
@@ -7753,7 +7484,7 @@
               <w:rPr>
                 <w:rFonts w:ascii="Aptos" w:hAnsi="Aptos" w:cs="Arial"/>
                 <w:color w:val="000000"/>
-                <w:sz w:val="18"/>
+                <w:sz w:val="20"/>
                 <w:szCs w:val="20"/>
               </w:rPr>
               <w:t>1.2</w:t>
@@ -7768,7 +7499,6 @@
           </w:tcPr>
           <w:p>
             <w:pPr>
-              <w:spacing w:before="0" w:after="0" w:line="240" w:lineRule="auto"/>
               <w:rPr>
                 <w:rFonts w:ascii="Aptos" w:hAnsi="Aptos" w:cs="Calibri"/>
                 <w:b/>
@@ -7782,7 +7512,7 @@
               <w:rPr>
                 <w:rFonts w:ascii="Aptos" w:hAnsi="Aptos" w:cs="Arial"/>
                 <w:color w:val="000000"/>
-                <w:sz w:val="18"/>
+                <w:sz w:val="20"/>
                 <w:szCs w:val="20"/>
                 <w:u w:val="single"/>
               </w:rPr>
@@ -7794,7 +7524,7 @@
                 <w:b/>
                 <w:bCs/>
                 <w:color w:val="000000"/>
-                <w:sz w:val="18"/>
+                <w:sz w:val="20"/>
                 <w:szCs w:val="20"/>
               </w:rPr>
               <w:br/>
@@ -7803,7 +7533,7 @@
               <w:rPr>
                 <w:rFonts w:ascii="Aptos" w:hAnsi="Aptos" w:cs="Arial"/>
                 <w:color w:val="000000"/>
-                <w:sz w:val="18"/>
+                <w:sz w:val="20"/>
                 <w:szCs w:val="20"/>
               </w:rPr>
               <w:t>- ABT Meters- 3 Nos.</w:t>
@@ -7812,7 +7542,7 @@
               <w:rPr>
                 <w:rFonts w:ascii="Aptos" w:hAnsi="Aptos" w:cs="Arial"/>
                 <w:color w:val="000000"/>
-                <w:sz w:val="18"/>
+                <w:sz w:val="20"/>
                 <w:szCs w:val="20"/>
               </w:rPr>
               <w:br/>
@@ -7822,7 +7552,7 @@
               <w:rPr>
                 <w:rFonts w:ascii="Aptos" w:hAnsi="Aptos" w:cs="Arial"/>
                 <w:color w:val="000000"/>
-                <w:sz w:val="18"/>
+                <w:sz w:val="20"/>
                 <w:szCs w:val="20"/>
               </w:rPr>
               <w:br/>
@@ -7839,7 +7569,6 @@
           </w:tcPr>
           <w:p>
             <w:pPr>
-              <w:spacing w:before="0" w:after="0" w:line="240" w:lineRule="auto"/>
               <w:jc w:val="center"/>
               <w:rPr>
                 <w:rFonts w:ascii="Aptos" w:hAnsi="Aptos" w:cs="Calibri"/>
@@ -7852,7 +7581,7 @@
               <w:rPr>
                 <w:rFonts w:ascii="Aptos" w:hAnsi="Aptos" w:cs="Arial"/>
                 <w:color w:val="000000"/>
-                <w:sz w:val="18"/>
+                <w:sz w:val="20"/>
                 <w:szCs w:val="20"/>
               </w:rPr>
               <w:t>Lot</w:t>
@@ -7868,7 +7597,6 @@
           </w:tcPr>
           <w:p>
             <w:pPr>
-              <w:spacing w:before="0" w:after="0" w:line="240" w:lineRule="auto"/>
               <w:jc w:val="center"/>
               <w:rPr>
                 <w:rFonts w:ascii="Aptos" w:hAnsi="Aptos" w:cs="Calibri"/>
@@ -7881,7 +7609,7 @@
               <w:rPr>
                 <w:rFonts w:ascii="Aptos" w:hAnsi="Aptos" w:cs="Arial"/>
                 <w:color w:val="000000"/>
-                <w:sz w:val="18"/>
+                <w:sz w:val="20"/>
                 <w:szCs w:val="20"/>
               </w:rPr>
               <w:t>One Time</w:t>
@@ -7897,7 +7625,6 @@
           </w:tcPr>
           <w:p>
             <w:pPr>
-              <w:spacing w:before="0" w:after="0" w:line="240" w:lineRule="auto"/>
               <w:jc w:val="right"/>
               <w:rPr>
                 <w:rFonts w:ascii="Aptos" w:hAnsi="Aptos" w:cs="Calibri"/>
@@ -7911,7 +7638,7 @@
               <w:rPr>
                 <w:rFonts w:ascii="Aptos" w:hAnsi="Aptos" w:cs="Calibri"/>
                 <w:color w:val="000000"/>
-                <w:sz w:val="18"/>
+                <w:sz w:val="20"/>
                 <w:szCs w:val="20"/>
                 <w:highlight w:val="yellow"/>
               </w:rPr>
@@ -7921,7 +7648,7 @@
               <w:rPr>
                 <w:rFonts w:ascii="Aptos" w:hAnsi="Aptos" w:cs="Calibri"/>
                 <w:color w:val="000000"/>
-                <w:sz w:val="18"/>
+                <w:sz w:val="20"/>
                 <w:szCs w:val="20"/>
                 <w:highlight w:val="yellow"/>
               </w:rPr>
@@ -7931,7 +7658,7 @@
               <w:rPr>
                 <w:rFonts w:ascii="Aptos" w:hAnsi="Aptos" w:cs="Calibri"/>
                 <w:color w:val="000000"/>
-                <w:sz w:val="18"/>
+                <w:sz w:val="20"/>
                 <w:szCs w:val="20"/>
                 <w:highlight w:val="yellow"/>
               </w:rPr>
@@ -7943,7 +7670,6 @@
       <w:tr>
         <w:trPr>
           <w:trHeight w:val="3345"/>
-          <w:cantSplit/>
         </w:trPr>
         <w:tc>
           <w:tcPr>
@@ -7955,20 +7681,19 @@
           </w:tcPr>
           <w:p>
             <w:pPr>
-              <w:spacing w:before="0" w:after="0" w:line="240" w:lineRule="auto"/>
-              <w:jc w:val="center"/>
-              <w:rPr>
-                <w:rFonts w:ascii="Aptos" w:hAnsi="Aptos" w:cs="Calibri"/>
-                <w:color w:val="000000"/>
-                <w:sz w:val="20"/>
-                <w:szCs w:val="20"/>
-              </w:rPr>
-            </w:pPr>
-            <w:r>
-              <w:rPr>
-                <w:rFonts w:ascii="Aptos" w:hAnsi="Aptos" w:cs="Calibri"/>
-                <w:color w:val="000000"/>
-                <w:sz w:val="18"/>
+              <w:jc w:val="center"/>
+              <w:rPr>
+                <w:rFonts w:ascii="Aptos" w:hAnsi="Aptos" w:cs="Calibri"/>
+                <w:color w:val="000000"/>
+                <w:sz w:val="20"/>
+                <w:szCs w:val="20"/>
+              </w:rPr>
+            </w:pPr>
+            <w:r>
+              <w:rPr>
+                <w:rFonts w:ascii="Aptos" w:hAnsi="Aptos" w:cs="Calibri"/>
+                <w:color w:val="000000"/>
+                <w:sz w:val="20"/>
                 <w:szCs w:val="20"/>
               </w:rPr>
               <w:t>1.3</w:t>
@@ -7984,7 +7709,6 @@
           </w:tcPr>
           <w:p>
             <w:pPr>
-              <w:spacing w:before="0" w:after="0" w:line="240" w:lineRule="auto"/>
               <w:rPr>
                 <w:rFonts w:ascii="Aptos" w:hAnsi="Aptos" w:cs="Calibri"/>
                 <w:b/>
@@ -7998,7 +7722,7 @@
               <w:rPr>
                 <w:rFonts w:ascii="Aptos" w:hAnsi="Aptos" w:cs="Calibri"/>
                 <w:color w:val="000000"/>
-                <w:sz w:val="18"/>
+                <w:sz w:val="20"/>
                 <w:szCs w:val="20"/>
                 <w:u w:val="single"/>
               </w:rPr>
@@ -8010,7 +7734,7 @@
                 <w:b/>
                 <w:bCs/>
                 <w:color w:val="000000"/>
-                <w:sz w:val="18"/>
+                <w:sz w:val="20"/>
                 <w:szCs w:val="20"/>
               </w:rPr>
               <w:br/>
@@ -8019,7 +7743,7 @@
               <w:rPr>
                 <w:rFonts w:ascii="Aptos" w:hAnsi="Aptos" w:cs="Calibri"/>
                 <w:color w:val="000000"/>
-                <w:sz w:val="18"/>
+                <w:sz w:val="20"/>
                 <w:szCs w:val="20"/>
               </w:rPr>
               <w:t>Open Access application at respective DISCOM &amp; SLDC including liaisoning covering</w:t>
@@ -8028,7 +7752,7 @@
               <w:rPr>
                 <w:rFonts w:ascii="Aptos" w:hAnsi="Aptos" w:cs="Calibri"/>
                 <w:color w:val="000000"/>
-                <w:sz w:val="18"/>
+                <w:sz w:val="20"/>
                 <w:szCs w:val="20"/>
               </w:rPr>
               <w:br/>
@@ -8038,7 +7762,7 @@
               <w:rPr>
                 <w:rFonts w:ascii="Aptos" w:hAnsi="Aptos" w:cs="Calibri"/>
                 <w:color w:val="000000"/>
-                <w:sz w:val="18"/>
+                <w:sz w:val="20"/>
                 <w:szCs w:val="20"/>
               </w:rPr>
               <w:br/>
@@ -8048,7 +7772,7 @@
               <w:rPr>
                 <w:rFonts w:ascii="Aptos" w:hAnsi="Aptos" w:cs="Calibri"/>
                 <w:color w:val="000000"/>
-                <w:sz w:val="18"/>
+                <w:sz w:val="20"/>
                 <w:szCs w:val="20"/>
               </w:rPr>
               <w:br/>
@@ -8058,7 +7782,7 @@
               <w:rPr>
                 <w:rFonts w:ascii="Aptos" w:hAnsi="Aptos" w:cs="Calibri"/>
                 <w:color w:val="000000"/>
-                <w:sz w:val="18"/>
+                <w:sz w:val="20"/>
                 <w:szCs w:val="20"/>
               </w:rPr>
               <w:br/>
@@ -8068,7 +7792,7 @@
               <w:rPr>
                 <w:rFonts w:ascii="Aptos" w:hAnsi="Aptos" w:cs="Calibri"/>
                 <w:color w:val="000000"/>
-                <w:sz w:val="18"/>
+                <w:sz w:val="20"/>
                 <w:szCs w:val="20"/>
               </w:rPr>
               <w:br/>
@@ -8078,7 +7802,7 @@
               <w:rPr>
                 <w:rFonts w:ascii="Aptos" w:hAnsi="Aptos" w:cs="Calibri"/>
                 <w:color w:val="000000"/>
-                <w:sz w:val="18"/>
+                <w:sz w:val="20"/>
                 <w:szCs w:val="20"/>
               </w:rPr>
               <w:br/>
@@ -8088,7 +7812,7 @@
               <w:rPr>
                 <w:rFonts w:ascii="Aptos" w:hAnsi="Aptos" w:cs="Calibri"/>
                 <w:color w:val="000000"/>
-                <w:sz w:val="18"/>
+                <w:sz w:val="20"/>
                 <w:szCs w:val="20"/>
               </w:rPr>
               <w:br/>
@@ -8098,7 +7822,7 @@
               <w:rPr>
                 <w:rFonts w:ascii="Aptos" w:hAnsi="Aptos" w:cs="Calibri"/>
                 <w:color w:val="000000"/>
-                <w:sz w:val="18"/>
+                <w:sz w:val="20"/>
                 <w:szCs w:val="20"/>
               </w:rPr>
               <w:br/>
@@ -8116,20 +7840,19 @@
           </w:tcPr>
           <w:p>
             <w:pPr>
-              <w:spacing w:before="0" w:after="0" w:line="240" w:lineRule="auto"/>
-              <w:jc w:val="center"/>
-              <w:rPr>
-                <w:rFonts w:ascii="Aptos" w:hAnsi="Aptos" w:cs="Calibri"/>
-                <w:color w:val="000000"/>
-                <w:sz w:val="20"/>
-                <w:szCs w:val="20"/>
-              </w:rPr>
-            </w:pPr>
-            <w:r>
-              <w:rPr>
-                <w:rFonts w:ascii="Aptos" w:hAnsi="Aptos" w:cs="Calibri"/>
-                <w:color w:val="000000"/>
-                <w:sz w:val="18"/>
+              <w:jc w:val="center"/>
+              <w:rPr>
+                <w:rFonts w:ascii="Aptos" w:hAnsi="Aptos" w:cs="Calibri"/>
+                <w:color w:val="000000"/>
+                <w:sz w:val="20"/>
+                <w:szCs w:val="20"/>
+              </w:rPr>
+            </w:pPr>
+            <w:r>
+              <w:rPr>
+                <w:rFonts w:ascii="Aptos" w:hAnsi="Aptos" w:cs="Calibri"/>
+                <w:color w:val="000000"/>
+                <w:sz w:val="20"/>
                 <w:szCs w:val="20"/>
               </w:rPr>
               <w:t>Lot</w:t>
@@ -8145,7 +7868,6 @@
           </w:tcPr>
           <w:p>
             <w:pPr>
-              <w:spacing w:before="0" w:after="0" w:line="240" w:lineRule="auto"/>
               <w:jc w:val="center"/>
               <w:rPr>
                 <w:rFonts w:ascii="Aptos" w:hAnsi="Aptos" w:cs="Calibri"/>
@@ -8158,7 +7880,7 @@
               <w:rPr>
                 <w:rFonts w:ascii="Aptos" w:hAnsi="Aptos" w:cs="Arial"/>
                 <w:color w:val="000000"/>
-                <w:sz w:val="18"/>
+                <w:sz w:val="20"/>
                 <w:szCs w:val="20"/>
               </w:rPr>
               <w:t>One Time</w:t>
@@ -8175,7 +7897,6 @@
           </w:tcPr>
           <w:p>
             <w:pPr>
-              <w:spacing w:before="0" w:after="0" w:line="240" w:lineRule="auto"/>
               <w:jc w:val="right"/>
               <w:rPr>
                 <w:rFonts w:ascii="Aptos" w:hAnsi="Aptos" w:cs="Calibri"/>
@@ -8189,7 +7910,7 @@
               <w:rPr>
                 <w:rFonts w:ascii="Aptos" w:hAnsi="Aptos" w:cs="Calibri"/>
                 <w:color w:val="000000"/>
-                <w:sz w:val="18"/>
+                <w:sz w:val="20"/>
                 <w:szCs w:val="20"/>
                 <w:highlight w:val="yellow"/>
               </w:rPr>
@@ -8199,7 +7920,7 @@
               <w:rPr>
                 <w:rFonts w:ascii="Aptos" w:hAnsi="Aptos" w:cs="Calibri"/>
                 <w:color w:val="000000"/>
-                <w:sz w:val="18"/>
+                <w:sz w:val="20"/>
                 <w:szCs w:val="20"/>
                 <w:highlight w:val="yellow"/>
               </w:rPr>
@@ -8209,7 +7930,7 @@
               <w:rPr>
                 <w:rFonts w:ascii="Aptos" w:hAnsi="Aptos" w:cs="Calibri"/>
                 <w:color w:val="000000"/>
-                <w:sz w:val="18"/>
+                <w:sz w:val="20"/>
                 <w:szCs w:val="20"/>
                 <w:highlight w:val="yellow"/>
               </w:rPr>
@@ -8221,7 +7942,6 @@
       <w:tr>
         <w:trPr>
           <w:trHeight w:val="397"/>
-          <w:cantSplit/>
         </w:trPr>
         <w:tc>
           <w:tcPr>
@@ -8233,7 +7953,6 @@
           </w:tcPr>
           <w:p>
             <w:pPr>
-              <w:spacing w:before="0" w:after="0" w:line="240" w:lineRule="auto"/>
               <w:jc w:val="center"/>
               <w:rPr>
                 <w:rFonts w:ascii="Aptos" w:hAnsi="Aptos" w:cs="Calibri"/>
@@ -8250,7 +7969,7 @@
                 <w:b/>
                 <w:bCs/>
                 <w:color w:val="000000"/>
-                <w:sz w:val="19"/>
+                <w:sz w:val="20"/>
                 <w:szCs w:val="20"/>
               </w:rPr>
               <w:t>2</w:t>
@@ -8268,7 +7987,6 @@
           </w:tcPr>
           <w:p>
             <w:pPr>
-              <w:spacing w:before="0" w:after="0" w:line="240" w:lineRule="auto"/>
               <w:rPr>
                 <w:rFonts w:ascii="Aptos" w:hAnsi="Aptos" w:cs="Calibri"/>
                 <w:b/>
@@ -8284,7 +8002,7 @@
                 <w:b/>
                 <w:bCs/>
                 <w:color w:val="000000"/>
-                <w:sz w:val="19"/>
+                <w:sz w:val="20"/>
                 <w:szCs w:val="20"/>
               </w:rPr>
               <w:t>SLDC Security Deposit (Refundable)</w:t>
@@ -8301,7 +8019,6 @@
           </w:tcPr>
           <w:p>
             <w:pPr>
-              <w:spacing w:before="0" w:after="0" w:line="240" w:lineRule="auto"/>
               <w:jc w:val="right"/>
               <w:rPr>
                 <w:rFonts w:ascii="Aptos" w:hAnsi="Aptos" w:cs="Calibri"/>
@@ -8318,7 +8035,7 @@
                 <w:b/>
                 <w:bCs/>
                 <w:color w:val="000000"/>
-                <w:sz w:val="19"/>
+                <w:sz w:val="20"/>
                 <w:szCs w:val="20"/>
               </w:rPr>
               <w:t>₹ 1,50,000</w:t>
@@ -8329,7 +8046,6 @@
       <w:tr>
         <w:trPr>
           <w:trHeight w:val="567"/>
-          <w:cantSplit/>
         </w:trPr>
         <w:tc>
           <w:tcPr>
@@ -8340,7 +8056,6 @@
           </w:tcPr>
           <w:p>
             <w:pPr>
-              <w:spacing w:before="0" w:after="0" w:line="240" w:lineRule="auto"/>
               <w:jc w:val="center"/>
               <w:rPr>
                 <w:rFonts w:ascii="Aptos" w:hAnsi="Aptos" w:cs="Calibri"/>
@@ -8353,7 +8068,7 @@
               <w:rPr>
                 <w:rFonts w:ascii="Aptos" w:hAnsi="Aptos" w:cs="Arial"/>
                 <w:color w:val="000000"/>
-                <w:sz w:val="18"/>
+                <w:sz w:val="20"/>
                 <w:szCs w:val="20"/>
               </w:rPr>
               <w:t>2.1</w:t>
@@ -8368,7 +8083,6 @@
           </w:tcPr>
           <w:p>
             <w:pPr>
-              <w:spacing w:before="0" w:after="0" w:line="240" w:lineRule="auto"/>
               <w:rPr>
                 <w:rFonts w:ascii="Aptos" w:hAnsi="Aptos" w:cs="Calibri"/>
                 <w:b/>
@@ -8382,7 +8096,7 @@
               <w:rPr>
                 <w:rFonts w:ascii="Aptos" w:hAnsi="Aptos" w:cs="Arial"/>
                 <w:color w:val="000000"/>
-                <w:sz w:val="18"/>
+                <w:sz w:val="20"/>
                 <w:szCs w:val="20"/>
                 <w:u w:val="single"/>
               </w:rPr>
@@ -8392,7 +8106,7 @@
               <w:rPr>
                 <w:rFonts w:ascii="Aptos" w:hAnsi="Aptos" w:cs="Arial"/>
                 <w:color w:val="000000"/>
-                <w:sz w:val="18"/>
+                <w:sz w:val="20"/>
                 <w:szCs w:val="20"/>
                 <w:u w:val="single"/>
               </w:rPr>
@@ -8404,7 +8118,7 @@
                 <w:b/>
                 <w:bCs/>
                 <w:color w:val="000000"/>
-                <w:sz w:val="18"/>
+                <w:sz w:val="20"/>
                 <w:szCs w:val="20"/>
               </w:rPr>
               <w:br/>
@@ -8413,7 +8127,7 @@
               <w:rPr>
                 <w:rFonts w:ascii="Aptos" w:hAnsi="Aptos" w:cs="Arial"/>
                 <w:color w:val="000000"/>
-                <w:sz w:val="18"/>
+                <w:sz w:val="20"/>
                 <w:szCs w:val="20"/>
               </w:rPr>
               <w:t>(Payable to UPSLDC by the customer directly @ Rs 1,50,000 / MW)</w:t>
@@ -8429,7 +8143,6 @@
           </w:tcPr>
           <w:p>
             <w:pPr>
-              <w:spacing w:before="0" w:after="0" w:line="240" w:lineRule="auto"/>
               <w:jc w:val="center"/>
               <w:rPr>
                 <w:rFonts w:ascii="Aptos" w:hAnsi="Aptos" w:cs="Calibri"/>
@@ -8442,7 +8155,7 @@
               <w:rPr>
                 <w:rFonts w:ascii="Aptos" w:hAnsi="Aptos" w:cs="Arial"/>
                 <w:color w:val="000000"/>
-                <w:sz w:val="18"/>
+                <w:sz w:val="20"/>
                 <w:szCs w:val="20"/>
               </w:rPr>
               <w:t>Lot</w:t>
@@ -8458,7 +8171,6 @@
           </w:tcPr>
           <w:p>
             <w:pPr>
-              <w:spacing w:before="0" w:after="0" w:line="240" w:lineRule="auto"/>
               <w:jc w:val="center"/>
               <w:rPr>
                 <w:rFonts w:ascii="Aptos" w:hAnsi="Aptos" w:cs="Calibri"/>
@@ -8471,7 +8183,7 @@
               <w:rPr>
                 <w:rFonts w:ascii="Aptos" w:hAnsi="Aptos" w:cs="Arial"/>
                 <w:color w:val="000000"/>
-                <w:sz w:val="18"/>
+                <w:sz w:val="20"/>
                 <w:szCs w:val="20"/>
               </w:rPr>
               <w:t>One Time</w:t>
@@ -8487,7 +8199,6 @@
           </w:tcPr>
           <w:p>
             <w:pPr>
-              <w:spacing w:before="0" w:after="0" w:line="240" w:lineRule="auto"/>
               <w:jc w:val="right"/>
               <w:rPr>
                 <w:rFonts w:ascii="Aptos" w:hAnsi="Aptos" w:cs="Calibri"/>
@@ -8500,7 +8211,7 @@
               <w:rPr>
                 <w:rFonts w:ascii="Aptos" w:hAnsi="Aptos" w:cs="Arial"/>
                 <w:color w:val="000000"/>
-                <w:sz w:val="18"/>
+                <w:sz w:val="20"/>
                 <w:szCs w:val="20"/>
                 <w:highlight w:val="yellow"/>
               </w:rPr>
@@ -8512,7 +8223,6 @@
       <w:tr>
         <w:trPr>
           <w:trHeight w:val="397"/>
-          <w:cantSplit/>
         </w:trPr>
         <w:tc>
           <w:tcPr>
@@ -8524,7 +8234,6 @@
           </w:tcPr>
           <w:p>
             <w:pPr>
-              <w:spacing w:before="0" w:after="0" w:line="240" w:lineRule="auto"/>
               <w:jc w:val="center"/>
               <w:rPr>
                 <w:rFonts w:ascii="Aptos" w:hAnsi="Aptos" w:cs="Calibri"/>
@@ -8541,7 +8250,7 @@
                 <w:b/>
                 <w:bCs/>
                 <w:color w:val="000000"/>
-                <w:sz w:val="19"/>
+                <w:sz w:val="20"/>
                 <w:szCs w:val="20"/>
               </w:rPr>
               <w:t>3</w:t>
@@ -8559,7 +8268,6 @@
           </w:tcPr>
           <w:p>
             <w:pPr>
-              <w:spacing w:before="0" w:after="0" w:line="240" w:lineRule="auto"/>
               <w:rPr>
                 <w:rFonts w:ascii="Aptos" w:hAnsi="Aptos" w:cs="Calibri"/>
                 <w:b/>
@@ -8575,7 +8283,7 @@
                 <w:b/>
                 <w:bCs/>
                 <w:color w:val="000000"/>
-                <w:sz w:val="19"/>
+                <w:sz w:val="20"/>
                 <w:szCs w:val="20"/>
               </w:rPr>
               <w:t>Fixed Recurring Charges</w:t>
@@ -8592,7 +8300,6 @@
           </w:tcPr>
           <w:p>
             <w:pPr>
-              <w:spacing w:before="0" w:after="0" w:line="240" w:lineRule="auto"/>
               <w:jc w:val="right"/>
               <w:rPr>
                 <w:rFonts w:ascii="Aptos" w:hAnsi="Aptos" w:cs="Calibri"/>
@@ -8609,7 +8316,7 @@
                 <w:b/>
                 <w:bCs/>
                 <w:color w:val="000000"/>
-                <w:sz w:val="19"/>
+                <w:sz w:val="20"/>
                 <w:szCs w:val="20"/>
               </w:rPr>
               <w:t>₹ 1,27,000</w:t>
@@ -8620,7 +8327,6 @@
       <w:tr>
         <w:trPr>
           <w:trHeight w:val="567"/>
-          <w:cantSplit/>
         </w:trPr>
         <w:tc>
           <w:tcPr>
@@ -8631,7 +8337,6 @@
           </w:tcPr>
           <w:p>
             <w:pPr>
-              <w:spacing w:before="0" w:after="0" w:line="240" w:lineRule="auto"/>
               <w:jc w:val="center"/>
               <w:rPr>
                 <w:rFonts w:ascii="Aptos" w:hAnsi="Aptos" w:cs="Calibri"/>
@@ -8644,7 +8349,7 @@
               <w:rPr>
                 <w:rFonts w:ascii="Aptos" w:hAnsi="Aptos" w:cs="Arial"/>
                 <w:color w:val="000000"/>
-                <w:sz w:val="18"/>
+                <w:sz w:val="20"/>
                 <w:szCs w:val="20"/>
               </w:rPr>
               <w:t>3.1</w:t>
@@ -8660,7 +8365,6 @@
           </w:tcPr>
           <w:p>
             <w:pPr>
-              <w:spacing w:before="0" w:after="0" w:line="240" w:lineRule="auto"/>
               <w:rPr>
                 <w:rFonts w:ascii="Aptos" w:hAnsi="Aptos" w:cs="Calibri"/>
                 <w:color w:val="000000"/>
@@ -8673,7 +8377,7 @@
               <w:rPr>
                 <w:rFonts w:ascii="Aptos" w:hAnsi="Aptos" w:cs="Arial"/>
                 <w:color w:val="000000"/>
-                <w:sz w:val="18"/>
+                <w:sz w:val="20"/>
                 <w:szCs w:val="20"/>
                 <w:u w:val="single"/>
               </w:rPr>
@@ -8690,7 +8394,6 @@
           </w:tcPr>
           <w:p>
             <w:pPr>
-              <w:spacing w:before="0" w:after="0" w:line="240" w:lineRule="auto"/>
               <w:jc w:val="center"/>
               <w:rPr>
                 <w:rFonts w:ascii="Aptos" w:hAnsi="Aptos" w:cs="Calibri"/>
@@ -8703,7 +8406,7 @@
               <w:rPr>
                 <w:rFonts w:ascii="Aptos" w:hAnsi="Aptos" w:cs="Arial"/>
                 <w:color w:val="000000"/>
-                <w:sz w:val="18"/>
+                <w:sz w:val="20"/>
                 <w:szCs w:val="20"/>
               </w:rPr>
               <w:t>Lot</w:t>
@@ -8719,7 +8422,6 @@
           </w:tcPr>
           <w:p>
             <w:pPr>
-              <w:spacing w:before="0" w:after="0" w:line="240" w:lineRule="auto"/>
               <w:jc w:val="center"/>
               <w:rPr>
                 <w:rFonts w:ascii="Aptos" w:hAnsi="Aptos" w:cs="Calibri"/>
@@ -8732,7 +8434,7 @@
               <w:rPr>
                 <w:rFonts w:ascii="Aptos" w:hAnsi="Aptos" w:cs="Arial"/>
                 <w:color w:val="000000"/>
-                <w:sz w:val="18"/>
+                <w:sz w:val="20"/>
                 <w:szCs w:val="20"/>
               </w:rPr>
               <w:t>Annual</w:t>
@@ -8748,7 +8450,6 @@
           </w:tcPr>
           <w:p>
             <w:pPr>
-              <w:spacing w:before="0" w:after="0" w:line="240" w:lineRule="auto"/>
               <w:jc w:val="right"/>
               <w:rPr>
                 <w:rFonts w:ascii="Aptos" w:hAnsi="Aptos" w:cs="Calibri"/>
@@ -8762,7 +8463,7 @@
               <w:rPr>
                 <w:rFonts w:ascii="Aptos" w:hAnsi="Aptos" w:cs="Arial"/>
                 <w:color w:val="000000"/>
-                <w:sz w:val="18"/>
+                <w:sz w:val="20"/>
                 <w:szCs w:val="20"/>
                 <w:highlight w:val="yellow"/>
               </w:rPr>
@@ -8774,7 +8475,6 @@
       <w:tr>
         <w:trPr>
           <w:trHeight w:val="567"/>
-          <w:cantSplit/>
         </w:trPr>
         <w:tc>
           <w:tcPr>
@@ -8785,7 +8485,6 @@
           </w:tcPr>
           <w:p>
             <w:pPr>
-              <w:spacing w:before="0" w:after="0" w:line="240" w:lineRule="auto"/>
               <w:jc w:val="center"/>
               <w:rPr>
                 <w:rFonts w:ascii="Aptos" w:hAnsi="Aptos" w:cs="Calibri"/>
@@ -8798,7 +8497,7 @@
               <w:rPr>
                 <w:rFonts w:ascii="Aptos" w:hAnsi="Aptos" w:cs="Arial"/>
                 <w:color w:val="000000"/>
-                <w:sz w:val="18"/>
+                <w:sz w:val="20"/>
                 <w:szCs w:val="20"/>
               </w:rPr>
               <w:t>3.2</w:t>
@@ -8814,7 +8513,6 @@
           </w:tcPr>
           <w:p>
             <w:pPr>
-              <w:spacing w:before="0" w:after="0" w:line="240" w:lineRule="auto"/>
               <w:rPr>
                 <w:rFonts w:ascii="Aptos" w:hAnsi="Aptos" w:cs="Calibri"/>
                 <w:color w:val="000000"/>
@@ -8827,7 +8525,7 @@
               <w:rPr>
                 <w:rFonts w:ascii="Aptos" w:hAnsi="Aptos" w:cs="Arial"/>
                 <w:color w:val="000000"/>
-                <w:sz w:val="18"/>
+                <w:sz w:val="20"/>
                 <w:szCs w:val="20"/>
                 <w:u w:val="single"/>
               </w:rPr>
@@ -8844,7 +8542,6 @@
           </w:tcPr>
           <w:p>
             <w:pPr>
-              <w:spacing w:before="0" w:after="0" w:line="240" w:lineRule="auto"/>
               <w:jc w:val="center"/>
               <w:rPr>
                 <w:rFonts w:ascii="Aptos" w:hAnsi="Aptos" w:cs="Calibri"/>
@@ -8857,7 +8554,7 @@
               <w:rPr>
                 <w:rFonts w:ascii="Aptos" w:hAnsi="Aptos" w:cs="Arial"/>
                 <w:color w:val="000000"/>
-                <w:sz w:val="18"/>
+                <w:sz w:val="20"/>
                 <w:szCs w:val="20"/>
               </w:rPr>
               <w:t>Lot</w:t>
@@ -8873,7 +8570,6 @@
           </w:tcPr>
           <w:p>
             <w:pPr>
-              <w:spacing w:before="0" w:after="0" w:line="240" w:lineRule="auto"/>
               <w:jc w:val="center"/>
               <w:rPr>
                 <w:rFonts w:ascii="Aptos" w:hAnsi="Aptos" w:cs="Calibri"/>
@@ -8886,7 +8582,7 @@
               <w:rPr>
                 <w:rFonts w:ascii="Aptos" w:hAnsi="Aptos" w:cs="Arial"/>
                 <w:color w:val="000000"/>
-                <w:sz w:val="18"/>
+                <w:sz w:val="20"/>
                 <w:szCs w:val="20"/>
               </w:rPr>
               <w:t>Monthly</w:t>
@@ -8902,7 +8598,6 @@
           </w:tcPr>
           <w:p>
             <w:pPr>
-              <w:spacing w:before="0" w:after="0" w:line="240" w:lineRule="auto"/>
               <w:jc w:val="right"/>
               <w:rPr>
                 <w:rFonts w:ascii="Aptos" w:hAnsi="Aptos" w:cs="Calibri"/>
@@ -8916,7 +8611,7 @@
               <w:rPr>
                 <w:rFonts w:ascii="Aptos" w:hAnsi="Aptos" w:cs="Arial"/>
                 <w:color w:val="000000"/>
-                <w:sz w:val="18"/>
+                <w:sz w:val="20"/>
                 <w:szCs w:val="20"/>
                 <w:highlight w:val="yellow"/>
               </w:rPr>
@@ -8928,7 +8623,6 @@
       <w:tr>
         <w:trPr>
           <w:trHeight w:val="567"/>
-          <w:cantSplit/>
         </w:trPr>
         <w:tc>
           <w:tcPr>
@@ -8939,7 +8633,6 @@
           </w:tcPr>
           <w:p>
             <w:pPr>
-              <w:spacing w:before="0" w:after="0" w:line="240" w:lineRule="auto"/>
               <w:jc w:val="center"/>
               <w:rPr>
                 <w:rFonts w:ascii="Aptos" w:hAnsi="Aptos" w:cs="Calibri"/>
@@ -8952,7 +8645,7 @@
               <w:rPr>
                 <w:rFonts w:ascii="Aptos" w:hAnsi="Aptos" w:cs="Arial"/>
                 <w:color w:val="000000"/>
-                <w:sz w:val="18"/>
+                <w:sz w:val="20"/>
                 <w:szCs w:val="20"/>
               </w:rPr>
               <w:t>3.3</w:t>
@@ -8968,7 +8661,6 @@
           </w:tcPr>
           <w:p>
             <w:pPr>
-              <w:spacing w:before="0" w:after="0" w:line="240" w:lineRule="auto"/>
               <w:rPr>
                 <w:rFonts w:ascii="Aptos" w:hAnsi="Aptos" w:cs="Calibri"/>
                 <w:color w:val="000000"/>
@@ -8981,7 +8673,7 @@
               <w:rPr>
                 <w:rFonts w:ascii="Aptos" w:hAnsi="Aptos" w:cs="Arial"/>
                 <w:color w:val="000000"/>
-                <w:sz w:val="18"/>
+                <w:sz w:val="20"/>
                 <w:szCs w:val="20"/>
                 <w:u w:val="single"/>
               </w:rPr>
@@ -8998,7 +8690,6 @@
           </w:tcPr>
           <w:p>
             <w:pPr>
-              <w:spacing w:before="0" w:after="0" w:line="240" w:lineRule="auto"/>
               <w:jc w:val="center"/>
               <w:rPr>
                 <w:rFonts w:ascii="Aptos" w:hAnsi="Aptos" w:cs="Calibri"/>
@@ -9011,7 +8702,7 @@
               <w:rPr>
                 <w:rFonts w:ascii="Aptos" w:hAnsi="Aptos" w:cs="Arial"/>
                 <w:color w:val="000000"/>
-                <w:sz w:val="18"/>
+                <w:sz w:val="20"/>
                 <w:szCs w:val="20"/>
               </w:rPr>
               <w:t>Lot</w:t>
@@ -9027,7 +8718,6 @@
           </w:tcPr>
           <w:p>
             <w:pPr>
-              <w:spacing w:before="0" w:after="0" w:line="240" w:lineRule="auto"/>
               <w:jc w:val="center"/>
               <w:rPr>
                 <w:rFonts w:ascii="Aptos" w:hAnsi="Aptos" w:cs="Calibri"/>
@@ -9040,7 +8730,7 @@
               <w:rPr>
                 <w:rFonts w:ascii="Aptos" w:hAnsi="Aptos" w:cs="Arial"/>
                 <w:color w:val="000000"/>
-                <w:sz w:val="18"/>
+                <w:sz w:val="20"/>
                 <w:szCs w:val="20"/>
               </w:rPr>
               <w:t>Monthly</w:t>
@@ -9056,7 +8746,6 @@
           </w:tcPr>
           <w:p>
             <w:pPr>
-              <w:spacing w:before="0" w:after="0" w:line="240" w:lineRule="auto"/>
               <w:jc w:val="right"/>
               <w:rPr>
                 <w:rFonts w:ascii="Aptos" w:hAnsi="Aptos" w:cs="Calibri"/>
@@ -9070,7 +8759,7 @@
               <w:rPr>
                 <w:rFonts w:ascii="Aptos" w:hAnsi="Aptos" w:cs="Arial"/>
                 <w:color w:val="000000"/>
-                <w:sz w:val="18"/>
+                <w:sz w:val="20"/>
                 <w:szCs w:val="20"/>
                 <w:highlight w:val="yellow"/>
               </w:rPr>
@@ -9082,7 +8771,6 @@
       <w:tr>
         <w:trPr>
           <w:trHeight w:val="397"/>
-          <w:cantSplit/>
         </w:trPr>
         <w:tc>
           <w:tcPr>
@@ -9094,7 +8782,6 @@
           </w:tcPr>
           <w:p>
             <w:pPr>
-              <w:spacing w:before="0" w:after="0" w:line="240" w:lineRule="auto"/>
               <w:jc w:val="center"/>
               <w:rPr>
                 <w:rFonts w:ascii="Aptos" w:hAnsi="Aptos" w:cs="Calibri"/>
@@ -9111,7 +8798,7 @@
                 <w:b/>
                 <w:bCs/>
                 <w:color w:val="000000"/>
-                <w:sz w:val="19"/>
+                <w:sz w:val="20"/>
                 <w:szCs w:val="20"/>
               </w:rPr>
               <w:t>4</w:t>
@@ -9129,7 +8816,6 @@
           </w:tcPr>
           <w:p>
             <w:pPr>
-              <w:spacing w:before="0" w:after="0" w:line="240" w:lineRule="auto"/>
               <w:rPr>
                 <w:rFonts w:ascii="Aptos" w:hAnsi="Aptos" w:cs="Calibri"/>
                 <w:b/>
@@ -9145,7 +8831,7 @@
                 <w:b/>
                 <w:bCs/>
                 <w:color w:val="000000"/>
-                <w:sz w:val="19"/>
+                <w:sz w:val="20"/>
                 <w:szCs w:val="20"/>
               </w:rPr>
               <w:t>Probus Fees</w:t>
@@ -9156,7 +8842,6 @@
       <w:tr>
         <w:trPr>
           <w:trHeight w:val="567"/>
-          <w:cantSplit/>
         </w:trPr>
         <w:tc>
           <w:tcPr>
@@ -9167,7 +8852,6 @@
           </w:tcPr>
           <w:p>
             <w:pPr>
-              <w:spacing w:before="0" w:after="0" w:line="240" w:lineRule="auto"/>
               <w:jc w:val="center"/>
               <w:rPr>
                 <w:rFonts w:ascii="Aptos" w:hAnsi="Aptos" w:cs="Calibri"/>
@@ -9180,7 +8864,7 @@
               <w:rPr>
                 <w:rFonts w:ascii="Aptos" w:hAnsi="Aptos" w:cs="Arial"/>
                 <w:color w:val="000000"/>
-                <w:sz w:val="18"/>
+                <w:sz w:val="20"/>
                 <w:szCs w:val="20"/>
               </w:rPr>
               <w:t>4.1</w:t>
@@ -9196,7 +8880,6 @@
           </w:tcPr>
           <w:p>
             <w:pPr>
-              <w:spacing w:before="0" w:after="0" w:line="240" w:lineRule="auto"/>
               <w:rPr>
                 <w:rFonts w:ascii="Aptos" w:hAnsi="Aptos" w:cs="Calibri"/>
                 <w:color w:val="000000"/>
@@ -9209,7 +8892,7 @@
               <w:rPr>
                 <w:rFonts w:ascii="Aptos" w:hAnsi="Aptos" w:cs="Arial"/>
                 <w:color w:val="000000"/>
-                <w:sz w:val="18"/>
+                <w:sz w:val="20"/>
                 <w:szCs w:val="20"/>
                 <w:u w:val="single"/>
               </w:rPr>
@@ -9226,7 +8909,6 @@
           </w:tcPr>
           <w:p>
             <w:pPr>
-              <w:spacing w:before="0" w:after="0" w:line="240" w:lineRule="auto"/>
               <w:jc w:val="center"/>
               <w:rPr>
                 <w:rFonts w:ascii="Aptos" w:hAnsi="Aptos" w:cs="Calibri"/>
@@ -9239,7 +8921,7 @@
               <w:rPr>
                 <w:rFonts w:ascii="Aptos" w:hAnsi="Aptos" w:cs="Arial"/>
                 <w:color w:val="000000"/>
-                <w:sz w:val="18"/>
+                <w:sz w:val="20"/>
                 <w:szCs w:val="20"/>
               </w:rPr>
               <w:t>Per kWh</w:t>
@@ -9255,7 +8937,6 @@
           </w:tcPr>
           <w:p>
             <w:pPr>
-              <w:spacing w:before="0" w:after="0" w:line="240" w:lineRule="auto"/>
               <w:jc w:val="center"/>
               <w:rPr>
                 <w:rFonts w:ascii="Aptos" w:hAnsi="Aptos" w:cs="Calibri"/>
@@ -9268,7 +8949,7 @@
               <w:rPr>
                 <w:rFonts w:ascii="Aptos" w:hAnsi="Aptos" w:cs="Arial"/>
                 <w:color w:val="000000"/>
-                <w:sz w:val="18"/>
+                <w:sz w:val="20"/>
                 <w:szCs w:val="20"/>
               </w:rPr>
               <w:t>Monthly</w:t>
@@ -9284,7 +8965,6 @@
           </w:tcPr>
           <w:p>
             <w:pPr>
-              <w:spacing w:before="0" w:after="0" w:line="240" w:lineRule="auto"/>
               <w:jc w:val="right"/>
               <w:rPr>
                 <w:rFonts w:ascii="Aptos" w:hAnsi="Aptos" w:cs="Calibri"/>
@@ -9298,7 +8978,7 @@
               <w:rPr>
                 <w:rFonts w:ascii="Aptos" w:hAnsi="Aptos" w:cs="Calibri"/>
                 <w:color w:val="000000"/>
-                <w:sz w:val="18"/>
+                <w:sz w:val="20"/>
                 <w:szCs w:val="20"/>
                 <w:highlight w:val="yellow"/>
               </w:rPr>
@@ -9310,7 +8990,6 @@
       <w:tr>
         <w:trPr>
           <w:trHeight w:val="567"/>
-          <w:cantSplit/>
         </w:trPr>
         <w:tc>
           <w:tcPr>
@@ -9321,7 +9000,6 @@
           </w:tcPr>
           <w:p>
             <w:pPr>
-              <w:spacing w:before="0" w:after="0" w:line="240" w:lineRule="auto"/>
               <w:jc w:val="center"/>
               <w:rPr>
                 <w:rFonts w:ascii="Aptos" w:hAnsi="Aptos" w:cs="Calibri"/>
@@ -9334,7 +9012,7 @@
               <w:rPr>
                 <w:rFonts w:ascii="Aptos" w:hAnsi="Aptos" w:cs="Arial"/>
                 <w:color w:val="000000"/>
-                <w:sz w:val="18"/>
+                <w:sz w:val="20"/>
                 <w:szCs w:val="20"/>
               </w:rPr>
               <w:t>4.2</w:t>
@@ -9350,7 +9028,6 @@
           </w:tcPr>
           <w:p>
             <w:pPr>
-              <w:spacing w:before="0" w:after="0" w:line="240" w:lineRule="auto"/>
               <w:rPr>
                 <w:rFonts w:ascii="Aptos" w:hAnsi="Aptos" w:cs="Calibri"/>
                 <w:color w:val="000000"/>
@@ -9363,7 +9040,7 @@
               <w:rPr>
                 <w:rFonts w:ascii="Aptos" w:hAnsi="Aptos" w:cs="Arial"/>
                 <w:color w:val="000000"/>
-                <w:sz w:val="18"/>
+                <w:sz w:val="20"/>
                 <w:szCs w:val="20"/>
                 <w:u w:val="single"/>
               </w:rPr>
@@ -9380,7 +9057,6 @@
           </w:tcPr>
           <w:p>
             <w:pPr>
-              <w:spacing w:before="0" w:after="0" w:line="240" w:lineRule="auto"/>
               <w:jc w:val="center"/>
               <w:rPr>
                 <w:rFonts w:ascii="Aptos" w:hAnsi="Aptos" w:cs="Calibri"/>
@@ -9393,7 +9069,7 @@
               <w:rPr>
                 <w:rFonts w:ascii="Aptos" w:hAnsi="Aptos" w:cs="Arial"/>
                 <w:color w:val="000000"/>
-                <w:sz w:val="18"/>
+                <w:sz w:val="20"/>
                 <w:szCs w:val="20"/>
               </w:rPr>
               <w:t>Per kWh</w:t>
@@ -9409,7 +9085,6 @@
           </w:tcPr>
           <w:p>
             <w:pPr>
-              <w:spacing w:before="0" w:after="0" w:line="240" w:lineRule="auto"/>
               <w:jc w:val="center"/>
               <w:rPr>
                 <w:rFonts w:ascii="Aptos" w:hAnsi="Aptos" w:cs="Calibri"/>
@@ -9422,7 +9097,7 @@
               <w:rPr>
                 <w:rFonts w:ascii="Aptos" w:hAnsi="Aptos" w:cs="Arial"/>
                 <w:color w:val="000000"/>
-                <w:sz w:val="18"/>
+                <w:sz w:val="20"/>
                 <w:szCs w:val="20"/>
               </w:rPr>
               <w:t>Monthly</w:t>
@@ -9438,7 +9113,6 @@
           </w:tcPr>
           <w:p>
             <w:pPr>
-              <w:spacing w:before="0" w:after="0" w:line="240" w:lineRule="auto"/>
               <w:jc w:val="right"/>
               <w:rPr>
                 <w:rFonts w:ascii="Aptos" w:hAnsi="Aptos" w:cs="Calibri"/>
@@ -9452,7 +9126,7 @@
               <w:rPr>
                 <w:rFonts w:ascii="Aptos" w:hAnsi="Aptos" w:cs="Calibri"/>
                 <w:color w:val="000000"/>
-                <w:sz w:val="18"/>
+                <w:sz w:val="20"/>
                 <w:szCs w:val="20"/>
                 <w:highlight w:val="yellow"/>
               </w:rPr>
@@ -9464,7 +9138,6 @@
       <w:tr>
         <w:trPr>
           <w:trHeight w:val="567"/>
-          <w:cantSplit/>
         </w:trPr>
         <w:tc>
           <w:tcPr>
@@ -9475,7 +9148,6 @@
           </w:tcPr>
           <w:p>
             <w:pPr>
-              <w:spacing w:before="0" w:after="0" w:line="240" w:lineRule="auto"/>
               <w:jc w:val="center"/>
               <w:rPr>
                 <w:rFonts w:ascii="Aptos" w:hAnsi="Aptos" w:cs="Calibri"/>
@@ -9488,7 +9160,7 @@
               <w:rPr>
                 <w:rFonts w:ascii="Aptos" w:hAnsi="Aptos" w:cs="Arial"/>
                 <w:color w:val="000000"/>
-                <w:sz w:val="18"/>
+                <w:sz w:val="20"/>
                 <w:szCs w:val="20"/>
               </w:rPr>
               <w:t>4.3</w:t>
@@ -9504,7 +9176,6 @@
           </w:tcPr>
           <w:p>
             <w:pPr>
-              <w:spacing w:before="0" w:after="0" w:line="240" w:lineRule="auto"/>
               <w:rPr>
                 <w:rFonts w:ascii="Aptos" w:hAnsi="Aptos" w:cs="Calibri"/>
                 <w:color w:val="000000"/>
@@ -9517,7 +9188,7 @@
               <w:rPr>
                 <w:rFonts w:ascii="Aptos" w:hAnsi="Aptos" w:cs="Arial"/>
                 <w:color w:val="000000"/>
-                <w:sz w:val="18"/>
+                <w:sz w:val="20"/>
                 <w:szCs w:val="20"/>
                 <w:u w:val="single"/>
               </w:rPr>
@@ -9534,7 +9205,6 @@
           </w:tcPr>
           <w:p>
             <w:pPr>
-              <w:spacing w:before="0" w:after="0" w:line="240" w:lineRule="auto"/>
               <w:jc w:val="center"/>
               <w:rPr>
                 <w:rFonts w:ascii="Aptos" w:hAnsi="Aptos" w:cs="Calibri"/>
@@ -9547,7 +9217,7 @@
               <w:rPr>
                 <w:rFonts w:ascii="Aptos" w:hAnsi="Aptos" w:cs="Arial"/>
                 <w:color w:val="000000"/>
-                <w:sz w:val="18"/>
+                <w:sz w:val="20"/>
                 <w:szCs w:val="20"/>
               </w:rPr>
               <w:t>Percent</w:t>
@@ -9563,7 +9233,6 @@
           </w:tcPr>
           <w:p>
             <w:pPr>
-              <w:spacing w:before="0" w:after="0" w:line="240" w:lineRule="auto"/>
               <w:jc w:val="center"/>
               <w:rPr>
                 <w:rFonts w:ascii="Aptos" w:hAnsi="Aptos" w:cs="Calibri"/>
@@ -9576,7 +9245,7 @@
               <w:rPr>
                 <w:rFonts w:ascii="Aptos" w:hAnsi="Aptos" w:cs="Arial"/>
                 <w:color w:val="000000"/>
-                <w:sz w:val="18"/>
+                <w:sz w:val="20"/>
                 <w:szCs w:val="20"/>
               </w:rPr>
               <w:t>Monthly</w:t>
@@ -9592,7 +9261,6 @@
           </w:tcPr>
           <w:p>
             <w:pPr>
-              <w:spacing w:before="0" w:after="0" w:line="240" w:lineRule="auto"/>
               <w:jc w:val="right"/>
               <w:rPr>
                 <w:rFonts w:ascii="Aptos" w:hAnsi="Aptos" w:cs="Calibri"/>
@@ -9606,7 +9274,7 @@
               <w:rPr>
                 <w:rFonts w:ascii="Aptos" w:hAnsi="Aptos" w:cs="Calibri"/>
                 <w:color w:val="000000"/>
-                <w:sz w:val="18"/>
+                <w:sz w:val="20"/>
                 <w:szCs w:val="20"/>
                 <w:highlight w:val="yellow"/>
               </w:rPr>
@@ -9618,7 +9286,6 @@
       <w:tr>
         <w:trPr>
           <w:trHeight w:val="567"/>
-          <w:cantSplit/>
         </w:trPr>
         <w:tc>
           <w:tcPr>
@@ -9629,7 +9296,6 @@
           </w:tcPr>
           <w:p>
             <w:pPr>
-              <w:spacing w:before="0" w:after="0" w:line="240" w:lineRule="auto"/>
               <w:jc w:val="center"/>
               <w:rPr>
                 <w:rFonts w:ascii="Aptos" w:hAnsi="Aptos" w:cs="Calibri"/>
@@ -9642,7 +9308,7 @@
               <w:rPr>
                 <w:rFonts w:ascii="Aptos" w:hAnsi="Aptos" w:cs="Arial"/>
                 <w:color w:val="000000"/>
-                <w:sz w:val="18"/>
+                <w:sz w:val="20"/>
                 <w:szCs w:val="20"/>
               </w:rPr>
               <w:t>4.4</w:t>
@@ -9657,7 +9323,6 @@
           </w:tcPr>
           <w:p>
             <w:pPr>
-              <w:spacing w:before="0" w:after="0" w:line="240" w:lineRule="auto"/>
               <w:rPr>
                 <w:rFonts w:ascii="Aptos" w:hAnsi="Aptos" w:cs="Calibri"/>
                 <w:b/>
@@ -9671,7 +9336,7 @@
               <w:rPr>
                 <w:rFonts w:ascii="Aptos" w:hAnsi="Aptos" w:cs="Arial"/>
                 <w:color w:val="000000"/>
-                <w:sz w:val="18"/>
+                <w:sz w:val="20"/>
                 <w:szCs w:val="20"/>
                 <w:u w:val="single"/>
               </w:rPr>
@@ -9681,7 +9346,7 @@
               <w:rPr>
                 <w:rFonts w:ascii="Aptos" w:hAnsi="Aptos" w:cs="Arial"/>
                 <w:color w:val="000000"/>
-                <w:sz w:val="18"/>
+                <w:sz w:val="20"/>
                 <w:szCs w:val="20"/>
                 <w:u w:val="single"/>
               </w:rPr>
@@ -9693,7 +9358,7 @@
                 <w:b/>
                 <w:bCs/>
                 <w:color w:val="000000"/>
-                <w:sz w:val="18"/>
+                <w:sz w:val="20"/>
                 <w:szCs w:val="20"/>
               </w:rPr>
               <w:br/>
@@ -9702,7 +9367,7 @@
               <w:rPr>
                 <w:rFonts w:ascii="Aptos" w:hAnsi="Aptos" w:cs="Arial"/>
                 <w:color w:val="000000"/>
-                <w:sz w:val="18"/>
+                <w:sz w:val="20"/>
                 <w:szCs w:val="20"/>
               </w:rPr>
               <w:t>- HT Meter + AMR (4G Fallback to 2G AMR)- 1 Nos.</w:t>
@@ -9711,7 +9376,7 @@
               <w:rPr>
                 <w:rFonts w:ascii="Aptos" w:hAnsi="Aptos" w:cs="Arial"/>
                 <w:color w:val="000000"/>
-                <w:sz w:val="18"/>
+                <w:sz w:val="20"/>
                 <w:szCs w:val="20"/>
               </w:rPr>
               <w:br/>
@@ -9721,7 +9386,7 @@
               <w:rPr>
                 <w:rFonts w:ascii="Aptos" w:hAnsi="Aptos" w:cs="Arial"/>
                 <w:color w:val="000000"/>
-                <w:sz w:val="18"/>
+                <w:sz w:val="20"/>
                 <w:szCs w:val="20"/>
               </w:rPr>
               <w:br/>
@@ -9738,7 +9403,6 @@
           </w:tcPr>
           <w:p>
             <w:pPr>
-              <w:spacing w:before="0" w:after="0" w:line="240" w:lineRule="auto"/>
               <w:jc w:val="center"/>
               <w:rPr>
                 <w:rFonts w:ascii="Aptos" w:hAnsi="Aptos" w:cs="Calibri"/>
@@ -9751,7 +9415,7 @@
               <w:rPr>
                 <w:rFonts w:ascii="Aptos" w:hAnsi="Aptos" w:cs="Arial"/>
                 <w:color w:val="000000"/>
-                <w:sz w:val="18"/>
+                <w:sz w:val="20"/>
                 <w:szCs w:val="20"/>
               </w:rPr>
               <w:t>Lot</w:t>
@@ -9767,7 +9431,6 @@
           </w:tcPr>
           <w:p>
             <w:pPr>
-              <w:spacing w:before="0" w:after="0" w:line="240" w:lineRule="auto"/>
               <w:jc w:val="center"/>
               <w:rPr>
                 <w:rFonts w:ascii="Aptos" w:hAnsi="Aptos" w:cs="Calibri"/>
@@ -9780,7 +9443,7 @@
               <w:rPr>
                 <w:rFonts w:ascii="Aptos" w:hAnsi="Aptos" w:cs="Arial"/>
                 <w:color w:val="000000"/>
-                <w:sz w:val="18"/>
+                <w:sz w:val="20"/>
                 <w:szCs w:val="20"/>
               </w:rPr>
               <w:t>One Time</w:t>
@@ -9796,7 +9459,6 @@
           </w:tcPr>
           <w:p>
             <w:pPr>
-              <w:spacing w:before="0" w:after="0" w:line="240" w:lineRule="auto"/>
               <w:jc w:val="right"/>
               <w:rPr>
                 <w:rFonts w:ascii="Aptos" w:hAnsi="Aptos" w:cs="Calibri"/>
@@ -9810,7 +9472,7 @@
               <w:rPr>
                 <w:rFonts w:ascii="Aptos" w:hAnsi="Aptos" w:cs="Arial"/>
                 <w:color w:val="000000"/>
-                <w:sz w:val="18"/>
+                <w:sz w:val="20"/>
                 <w:szCs w:val="20"/>
                 <w:highlight w:val="yellow"/>
               </w:rPr>
@@ -9855,7 +9517,6 @@
       <w:tr>
         <w:trPr>
           <w:trHeight w:val="397"/>
-          <w:cantSplit/>
         </w:trPr>
         <w:tc>
           <w:tcPr>
@@ -9867,7 +9528,6 @@
           </w:tcPr>
           <w:p>
             <w:pPr>
-              <w:spacing w:before="0" w:after="0" w:line="240" w:lineRule="auto"/>
               <w:rPr>
                 <w:rFonts w:ascii="Aptos" w:hAnsi="Aptos" w:cs="Calibri"/>
                 <w:b/>
@@ -9884,7 +9544,7 @@
                 <w:b/>
                 <w:bCs/>
                 <w:color w:val="FFFFFF"/>
-                <w:sz w:val="19"/>
+                <w:sz w:val="20"/>
                 <w:szCs w:val="20"/>
                 <w:lang w:val="en-US" w:bidi="th-TH"/>
               </w:rPr>
@@ -9897,7 +9557,6 @@
       <w:tr>
         <w:trPr>
           <w:trHeight w:val="454"/>
-          <w:cantSplit/>
         </w:trPr>
         <w:tc>
           <w:tcPr>
@@ -9908,20 +9567,19 @@
           </w:tcPr>
           <w:p>
             <w:pPr>
-              <w:spacing w:before="0" w:after="0" w:line="240" w:lineRule="auto"/>
-              <w:jc w:val="center"/>
-              <w:rPr>
-                <w:rFonts w:ascii="Aptos" w:hAnsi="Aptos" w:cs="Calibri"/>
-                <w:color w:val="000000"/>
-                <w:sz w:val="20"/>
-                <w:szCs w:val="20"/>
-              </w:rPr>
-            </w:pPr>
-            <w:r>
-              <w:rPr>
-                <w:rFonts w:ascii="Aptos" w:hAnsi="Aptos" w:cs="Calibri"/>
-                <w:color w:val="000000"/>
-                <w:sz w:val="19"/>
+              <w:jc w:val="center"/>
+              <w:rPr>
+                <w:rFonts w:ascii="Aptos" w:hAnsi="Aptos" w:cs="Calibri"/>
+                <w:color w:val="000000"/>
+                <w:sz w:val="20"/>
+                <w:szCs w:val="20"/>
+              </w:rPr>
+            </w:pPr>
+            <w:r>
+              <w:rPr>
+                <w:rFonts w:ascii="Aptos" w:hAnsi="Aptos" w:cs="Calibri"/>
+                <w:color w:val="000000"/>
+                <w:sz w:val="20"/>
                 <w:szCs w:val="20"/>
                 <w:lang w:val="en-US" w:bidi="th-TH"/>
               </w:rPr>
@@ -9939,19 +9597,18 @@
           </w:tcPr>
           <w:p>
             <w:pPr>
-              <w:spacing w:before="0" w:after="0" w:line="240" w:lineRule="auto"/>
-              <w:rPr>
-                <w:rFonts w:ascii="Aptos" w:hAnsi="Aptos" w:cs="Calibri"/>
-                <w:color w:val="000000"/>
-                <w:sz w:val="20"/>
-                <w:szCs w:val="20"/>
-              </w:rPr>
-            </w:pPr>
-            <w:r>
-              <w:rPr>
-                <w:rFonts w:ascii="Aptos" w:hAnsi="Aptos" w:cs="Calibri"/>
-                <w:color w:val="000000"/>
-                <w:sz w:val="19"/>
+              <w:rPr>
+                <w:rFonts w:ascii="Aptos" w:hAnsi="Aptos" w:cs="Calibri"/>
+                <w:color w:val="000000"/>
+                <w:sz w:val="20"/>
+                <w:szCs w:val="20"/>
+              </w:rPr>
+            </w:pPr>
+            <w:r>
+              <w:rPr>
+                <w:rFonts w:ascii="Aptos" w:hAnsi="Aptos" w:cs="Calibri"/>
+                <w:color w:val="000000"/>
+                <w:sz w:val="20"/>
                 <w:szCs w:val="20"/>
                 <w:lang w:val="en-US" w:bidi="th-TH"/>
               </w:rPr>
@@ -9963,7 +9620,6 @@
       <w:tr>
         <w:trPr>
           <w:trHeight w:val="454"/>
-          <w:cantSplit/>
         </w:trPr>
         <w:tc>
           <w:tcPr>
@@ -9973,7 +9629,6 @@
           </w:tcPr>
           <w:p>
             <w:pPr>
-              <w:spacing w:before="0" w:after="0" w:line="240" w:lineRule="auto"/>
               <w:jc w:val="center"/>
               <w:rPr>
                 <w:rFonts w:ascii="Aptos" w:hAnsi="Aptos" w:cs="Calibri"/>
@@ -9990,7 +9645,7 @@
                 <w:i/>
                 <w:iCs/>
                 <w:color w:val="000000"/>
-                <w:sz w:val="18"/>
+                <w:sz w:val="20"/>
                 <w:szCs w:val="20"/>
                 <w:lang w:val="en-US"/>
               </w:rPr>
@@ -10006,7 +9661,6 @@
           </w:tcPr>
           <w:p>
             <w:pPr>
-              <w:spacing w:before="0" w:after="0" w:line="240" w:lineRule="auto"/>
               <w:rPr>
                 <w:rFonts w:ascii="Aptos" w:hAnsi="Aptos" w:cs="Calibri"/>
                 <w:i/>
@@ -10022,7 +9676,7 @@
                 <w:i/>
                 <w:iCs/>
                 <w:color w:val="000000"/>
-                <w:sz w:val="18"/>
+                <w:sz w:val="20"/>
                 <w:szCs w:val="20"/>
                 <w:lang w:val="en-US"/>
               </w:rPr>
@@ -10038,7 +9692,6 @@
           </w:tcPr>
           <w:p>
             <w:pPr>
-              <w:spacing w:before="0" w:after="0" w:line="240" w:lineRule="auto"/>
               <w:rPr>
                 <w:rFonts w:ascii="Aptos" w:hAnsi="Aptos" w:cs="Calibri"/>
                 <w:i/>
@@ -10054,7 +9707,7 @@
                 <w:i/>
                 <w:iCs/>
                 <w:color w:val="000000"/>
-                <w:sz w:val="18"/>
+                <w:sz w:val="20"/>
                 <w:szCs w:val="20"/>
                 <w:lang w:val="en-US"/>
               </w:rPr>
@@ -10066,7 +9719,7 @@
                 <w:i/>
                 <w:iCs/>
                 <w:color w:val="000000"/>
-                <w:sz w:val="18"/>
+                <w:sz w:val="20"/>
                 <w:szCs w:val="20"/>
                 <w:lang w:val="en-US"/>
               </w:rPr>
@@ -10079,7 +9732,6 @@
       <w:tr>
         <w:trPr>
           <w:trHeight w:val="454"/>
-          <w:cantSplit/>
         </w:trPr>
         <w:tc>
           <w:tcPr>
@@ -10089,7 +9741,6 @@
           </w:tcPr>
           <w:p>
             <w:pPr>
-              <w:spacing w:before="0" w:after="0" w:line="240" w:lineRule="auto"/>
               <w:jc w:val="center"/>
               <w:rPr>
                 <w:rFonts w:ascii="Aptos" w:hAnsi="Aptos" w:cs="Calibri"/>
@@ -10106,7 +9757,7 @@
                 <w:i/>
                 <w:iCs/>
                 <w:color w:val="000000"/>
-                <w:sz w:val="18"/>
+                <w:sz w:val="20"/>
                 <w:szCs w:val="20"/>
                 <w:lang w:val="en-US"/>
               </w:rPr>
@@ -10122,7 +9773,6 @@
           </w:tcPr>
           <w:p>
             <w:pPr>
-              <w:spacing w:before="0" w:after="0" w:line="240" w:lineRule="auto"/>
               <w:rPr>
                 <w:rFonts w:ascii="Aptos" w:hAnsi="Aptos" w:cs="Calibri"/>
                 <w:i/>
@@ -10138,7 +9788,7 @@
                 <w:i/>
                 <w:iCs/>
                 <w:color w:val="000000"/>
-                <w:sz w:val="18"/>
+                <w:sz w:val="20"/>
                 <w:szCs w:val="20"/>
                 <w:lang w:val="en-US"/>
               </w:rPr>
@@ -10154,7 +9804,6 @@
           </w:tcPr>
           <w:p>
             <w:pPr>
-              <w:spacing w:before="0" w:after="0" w:line="240" w:lineRule="auto"/>
               <w:rPr>
                 <w:rFonts w:ascii="Aptos" w:hAnsi="Aptos" w:cs="Calibri"/>
                 <w:i/>
@@ -10170,7 +9819,7 @@
                 <w:i/>
                 <w:iCs/>
                 <w:color w:val="000000"/>
-                <w:sz w:val="18"/>
+                <w:sz w:val="20"/>
                 <w:szCs w:val="20"/>
                 <w:lang w:val="en-US"/>
               </w:rPr>
@@ -10182,7 +9831,7 @@
                 <w:i/>
                 <w:iCs/>
                 <w:color w:val="000000"/>
-                <w:sz w:val="18"/>
+                <w:sz w:val="20"/>
                 <w:szCs w:val="20"/>
                 <w:lang w:val="en-US"/>
               </w:rPr>
@@ -10195,7 +9844,6 @@
       <w:tr>
         <w:trPr>
           <w:trHeight w:val="454"/>
-          <w:cantSplit/>
         </w:trPr>
         <w:tc>
           <w:tcPr>
@@ -10205,7 +9853,6 @@
           </w:tcPr>
           <w:p>
             <w:pPr>
-              <w:spacing w:before="0" w:after="0" w:line="240" w:lineRule="auto"/>
               <w:jc w:val="center"/>
               <w:rPr>
                 <w:rFonts w:ascii="Aptos" w:hAnsi="Aptos" w:cs="Calibri"/>
@@ -10222,7 +9869,7 @@
                 <w:i/>
                 <w:iCs/>
                 <w:color w:val="000000"/>
-                <w:sz w:val="18"/>
+                <w:sz w:val="20"/>
                 <w:szCs w:val="20"/>
                 <w:lang w:val="en-US"/>
               </w:rPr>
@@ -10238,7 +9885,6 @@
           </w:tcPr>
           <w:p>
             <w:pPr>
-              <w:spacing w:before="0" w:after="0" w:line="240" w:lineRule="auto"/>
               <w:rPr>
                 <w:rFonts w:ascii="Aptos" w:hAnsi="Aptos" w:cs="Calibri"/>
                 <w:i/>
@@ -10254,7 +9900,7 @@
                 <w:i/>
                 <w:iCs/>
                 <w:color w:val="000000"/>
-                <w:sz w:val="18"/>
+                <w:sz w:val="20"/>
                 <w:szCs w:val="20"/>
                 <w:lang w:val="en-US"/>
               </w:rPr>
@@ -10270,7 +9916,6 @@
           </w:tcPr>
           <w:p>
             <w:pPr>
-              <w:spacing w:before="0" w:after="0" w:line="240" w:lineRule="auto"/>
               <w:rPr>
                 <w:rFonts w:ascii="Aptos" w:hAnsi="Aptos" w:cs="Calibri"/>
                 <w:i/>
@@ -10286,7 +9931,7 @@
                 <w:i/>
                 <w:iCs/>
                 <w:color w:val="000000"/>
-                <w:sz w:val="18"/>
+                <w:sz w:val="20"/>
                 <w:szCs w:val="20"/>
                 <w:lang w:val="en-US"/>
               </w:rPr>
@@ -10298,7 +9943,7 @@
                 <w:i/>
                 <w:iCs/>
                 <w:color w:val="000000"/>
-                <w:sz w:val="18"/>
+                <w:sz w:val="20"/>
                 <w:szCs w:val="20"/>
                 <w:lang w:val="en-US"/>
               </w:rPr>
@@ -10311,7 +9956,6 @@
       <w:tr>
         <w:trPr>
           <w:trHeight w:val="454"/>
-          <w:cantSplit/>
         </w:trPr>
         <w:tc>
           <w:tcPr>
@@ -10321,7 +9965,6 @@
           </w:tcPr>
           <w:p>
             <w:pPr>
-              <w:spacing w:before="0" w:after="0" w:line="240" w:lineRule="auto"/>
               <w:jc w:val="center"/>
               <w:rPr>
                 <w:rFonts w:ascii="Aptos" w:hAnsi="Aptos" w:cs="Calibri"/>
@@ -10338,7 +9981,7 @@
                 <w:i/>
                 <w:iCs/>
                 <w:color w:val="000000"/>
-                <w:sz w:val="18"/>
+                <w:sz w:val="20"/>
                 <w:szCs w:val="20"/>
                 <w:lang w:val="en-US"/>
               </w:rPr>
@@ -10354,7 +9997,6 @@
           </w:tcPr>
           <w:p>
             <w:pPr>
-              <w:spacing w:before="0" w:after="0" w:line="240" w:lineRule="auto"/>
               <w:rPr>
                 <w:rFonts w:ascii="Aptos" w:hAnsi="Aptos" w:cs="Calibri"/>
                 <w:i/>
@@ -10370,7 +10012,7 @@
                 <w:i/>
                 <w:iCs/>
                 <w:color w:val="000000"/>
-                <w:sz w:val="18"/>
+                <w:sz w:val="20"/>
                 <w:szCs w:val="20"/>
                 <w:lang w:val="en-US"/>
               </w:rPr>
@@ -10386,7 +10028,6 @@
           </w:tcPr>
           <w:p>
             <w:pPr>
-              <w:spacing w:before="0" w:after="0" w:line="240" w:lineRule="auto"/>
               <w:rPr>
                 <w:rFonts w:ascii="Aptos" w:hAnsi="Aptos" w:cs="Calibri"/>
                 <w:i/>
@@ -10402,7 +10043,7 @@
                 <w:i/>
                 <w:iCs/>
                 <w:color w:val="000000"/>
-                <w:sz w:val="18"/>
+                <w:sz w:val="20"/>
                 <w:szCs w:val="20"/>
                 <w:lang w:val="en-US"/>
               </w:rPr>
@@ -10414,7 +10055,6 @@
       <w:tr>
         <w:trPr>
           <w:trHeight w:val="454"/>
-          <w:cantSplit/>
         </w:trPr>
         <w:tc>
           <w:tcPr>
@@ -10424,7 +10064,6 @@
           </w:tcPr>
           <w:p>
             <w:pPr>
-              <w:spacing w:before="0" w:after="0" w:line="240" w:lineRule="auto"/>
               <w:jc w:val="center"/>
               <w:rPr>
                 <w:rFonts w:ascii="Aptos" w:hAnsi="Aptos" w:cs="Calibri"/>
@@ -10441,7 +10080,7 @@
                 <w:i/>
                 <w:iCs/>
                 <w:color w:val="000000"/>
-                <w:sz w:val="18"/>
+                <w:sz w:val="20"/>
                 <w:szCs w:val="20"/>
                 <w:lang w:val="en-US"/>
               </w:rPr>
@@ -10457,7 +10096,6 @@
           </w:tcPr>
           <w:p>
             <w:pPr>
-              <w:spacing w:before="0" w:after="0" w:line="240" w:lineRule="auto"/>
               <w:rPr>
                 <w:rFonts w:ascii="Aptos" w:hAnsi="Aptos" w:cs="Calibri"/>
                 <w:i/>
@@ -10473,7 +10111,7 @@
                 <w:i/>
                 <w:iCs/>
                 <w:color w:val="000000"/>
-                <w:sz w:val="18"/>
+                <w:sz w:val="20"/>
                 <w:szCs w:val="20"/>
                 <w:lang w:val="en-US"/>
               </w:rPr>
@@ -10489,7 +10127,6 @@
           </w:tcPr>
           <w:p>
             <w:pPr>
-              <w:spacing w:before="0" w:after="0" w:line="240" w:lineRule="auto"/>
               <w:rPr>
                 <w:rFonts w:ascii="Aptos" w:hAnsi="Aptos" w:cs="Calibri"/>
                 <w:i/>
@@ -10505,7 +10142,7 @@
                 <w:i/>
                 <w:iCs/>
                 <w:color w:val="000000"/>
-                <w:sz w:val="18"/>
+                <w:sz w:val="20"/>
                 <w:szCs w:val="20"/>
                 <w:lang w:val="en-US"/>
               </w:rPr>
@@ -10517,7 +10154,6 @@
       <w:tr>
         <w:trPr>
           <w:trHeight w:val="454"/>
-          <w:cantSplit/>
         </w:trPr>
         <w:tc>
           <w:tcPr>
@@ -10527,7 +10163,6 @@
           </w:tcPr>
           <w:p>
             <w:pPr>
-              <w:spacing w:before="0" w:after="0" w:line="240" w:lineRule="auto"/>
               <w:jc w:val="center"/>
               <w:rPr>
                 <w:rFonts w:ascii="Aptos" w:hAnsi="Aptos" w:cs="Calibri"/>
@@ -10544,7 +10179,7 @@
                 <w:i/>
                 <w:iCs/>
                 <w:color w:val="000000"/>
-                <w:sz w:val="18"/>
+                <w:sz w:val="20"/>
                 <w:szCs w:val="20"/>
                 <w:lang w:val="en-US"/>
               </w:rPr>
@@ -10560,7 +10195,6 @@
           </w:tcPr>
           <w:p>
             <w:pPr>
-              <w:spacing w:before="0" w:after="0" w:line="240" w:lineRule="auto"/>
               <w:rPr>
                 <w:rFonts w:ascii="Aptos" w:hAnsi="Aptos" w:cs="Calibri"/>
                 <w:i/>
@@ -10576,7 +10210,7 @@
                 <w:i/>
                 <w:iCs/>
                 <w:color w:val="000000"/>
-                <w:sz w:val="18"/>
+                <w:sz w:val="20"/>
                 <w:szCs w:val="20"/>
                 <w:lang w:val="en-US"/>
               </w:rPr>
@@ -10592,7 +10226,6 @@
           </w:tcPr>
           <w:p>
             <w:pPr>
-              <w:spacing w:before="0" w:after="0" w:line="240" w:lineRule="auto"/>
               <w:rPr>
                 <w:rFonts w:ascii="Aptos" w:hAnsi="Aptos" w:cs="Calibri"/>
                 <w:i/>
@@ -10608,7 +10241,7 @@
                 <w:i/>
                 <w:iCs/>
                 <w:color w:val="000000"/>
-                <w:sz w:val="18"/>
+                <w:sz w:val="20"/>
                 <w:szCs w:val="20"/>
                 <w:lang w:val="en-US"/>
               </w:rPr>
@@ -10620,7 +10253,6 @@
       <w:tr>
         <w:trPr>
           <w:trHeight w:val="454"/>
-          <w:cantSplit/>
         </w:trPr>
         <w:tc>
           <w:tcPr>
@@ -10630,7 +10262,6 @@
           </w:tcPr>
           <w:p>
             <w:pPr>
-              <w:spacing w:before="0" w:after="0" w:line="240" w:lineRule="auto"/>
               <w:jc w:val="center"/>
               <w:rPr>
                 <w:rFonts w:ascii="Aptos" w:hAnsi="Aptos" w:cs="Calibri"/>
@@ -10647,7 +10278,7 @@
                 <w:i/>
                 <w:iCs/>
                 <w:color w:val="000000"/>
-                <w:sz w:val="18"/>
+                <w:sz w:val="20"/>
                 <w:szCs w:val="20"/>
                 <w:lang w:val="en-US"/>
               </w:rPr>
@@ -10663,7 +10294,6 @@
           </w:tcPr>
           <w:p>
             <w:pPr>
-              <w:spacing w:before="0" w:after="0" w:line="240" w:lineRule="auto"/>
               <w:rPr>
                 <w:rFonts w:ascii="Aptos" w:hAnsi="Aptos" w:cs="Calibri"/>
                 <w:i/>
@@ -10679,7 +10309,7 @@
                 <w:i/>
                 <w:iCs/>
                 <w:color w:val="000000"/>
-                <w:sz w:val="18"/>
+                <w:sz w:val="20"/>
                 <w:szCs w:val="20"/>
                 <w:lang w:val="en-US"/>
               </w:rPr>
@@ -10696,7 +10326,6 @@
           </w:tcPr>
           <w:p>
             <w:pPr>
-              <w:spacing w:before="0" w:after="0" w:line="240" w:lineRule="auto"/>
               <w:rPr>
                 <w:rFonts w:ascii="Aptos" w:hAnsi="Aptos" w:cs="Calibri"/>
                 <w:i/>
@@ -10712,7 +10341,7 @@
                 <w:i/>
                 <w:iCs/>
                 <w:color w:val="000000"/>
-                <w:sz w:val="18"/>
+                <w:sz w:val="20"/>
                 <w:szCs w:val="20"/>
                 <w:highlight w:val="yellow"/>
                 <w:lang w:val="en-US"/>
@@ -10725,7 +10354,6 @@
       <w:tr>
         <w:trPr>
           <w:trHeight w:val="454"/>
-          <w:cantSplit/>
         </w:trPr>
         <w:tc>
           <w:tcPr>
@@ -10736,20 +10364,19 @@
           </w:tcPr>
           <w:p>
             <w:pPr>
-              <w:spacing w:before="0" w:after="0" w:line="240" w:lineRule="auto"/>
-              <w:jc w:val="center"/>
-              <w:rPr>
-                <w:rFonts w:ascii="Aptos" w:hAnsi="Aptos" w:cs="Calibri"/>
-                <w:color w:val="000000"/>
-                <w:sz w:val="20"/>
-                <w:szCs w:val="20"/>
-              </w:rPr>
-            </w:pPr>
-            <w:r>
-              <w:rPr>
-                <w:rFonts w:ascii="Aptos" w:hAnsi="Aptos" w:cs="Calibri"/>
-                <w:color w:val="000000"/>
-                <w:sz w:val="19"/>
+              <w:jc w:val="center"/>
+              <w:rPr>
+                <w:rFonts w:ascii="Aptos" w:hAnsi="Aptos" w:cs="Calibri"/>
+                <w:color w:val="000000"/>
+                <w:sz w:val="20"/>
+                <w:szCs w:val="20"/>
+              </w:rPr>
+            </w:pPr>
+            <w:r>
+              <w:rPr>
+                <w:rFonts w:ascii="Aptos" w:hAnsi="Aptos" w:cs="Calibri"/>
+                <w:color w:val="000000"/>
+                <w:sz w:val="20"/>
                 <w:szCs w:val="20"/>
                 <w:lang w:val="en-US"/>
               </w:rPr>
@@ -10766,19 +10393,18 @@
           </w:tcPr>
           <w:p>
             <w:pPr>
-              <w:spacing w:before="0" w:after="0" w:line="240" w:lineRule="auto"/>
-              <w:rPr>
-                <w:rFonts w:ascii="Aptos" w:hAnsi="Aptos" w:cs="Calibri"/>
-                <w:color w:val="000000"/>
-                <w:sz w:val="20"/>
-                <w:szCs w:val="20"/>
-              </w:rPr>
-            </w:pPr>
-            <w:r>
-              <w:rPr>
-                <w:rFonts w:ascii="Aptos" w:hAnsi="Aptos" w:cs="Calibri"/>
-                <w:color w:val="000000"/>
-                <w:sz w:val="19"/>
+              <w:rPr>
+                <w:rFonts w:ascii="Aptos" w:hAnsi="Aptos" w:cs="Calibri"/>
+                <w:color w:val="000000"/>
+                <w:sz w:val="20"/>
+                <w:szCs w:val="20"/>
+              </w:rPr>
+            </w:pPr>
+            <w:r>
+              <w:rPr>
+                <w:rFonts w:ascii="Aptos" w:hAnsi="Aptos" w:cs="Calibri"/>
+                <w:color w:val="000000"/>
+                <w:sz w:val="20"/>
                 <w:szCs w:val="20"/>
                 <w:lang w:val="en-US"/>
               </w:rPr>
@@ -10795,19 +10421,18 @@
           </w:tcPr>
           <w:p>
             <w:pPr>
-              <w:spacing w:before="0" w:after="0" w:line="240" w:lineRule="auto"/>
-              <w:rPr>
-                <w:rFonts w:ascii="Aptos" w:hAnsi="Aptos" w:cs="Calibri"/>
-                <w:color w:val="000000"/>
-                <w:sz w:val="20"/>
-                <w:szCs w:val="20"/>
-              </w:rPr>
-            </w:pPr>
-            <w:r>
-              <w:rPr>
-                <w:rFonts w:ascii="Aptos" w:hAnsi="Aptos" w:cs="Calibri"/>
-                <w:color w:val="000000"/>
-                <w:sz w:val="19"/>
+              <w:rPr>
+                <w:rFonts w:ascii="Aptos" w:hAnsi="Aptos" w:cs="Calibri"/>
+                <w:color w:val="000000"/>
+                <w:sz w:val="20"/>
+                <w:szCs w:val="20"/>
+              </w:rPr>
+            </w:pPr>
+            <w:r>
+              <w:rPr>
+                <w:rFonts w:ascii="Aptos" w:hAnsi="Aptos" w:cs="Calibri"/>
+                <w:color w:val="000000"/>
+                <w:sz w:val="20"/>
                 <w:szCs w:val="20"/>
                 <w:lang w:val="en-US"/>
               </w:rPr>
@@ -10819,7 +10444,6 @@
       <w:tr>
         <w:trPr>
           <w:trHeight w:val="454"/>
-          <w:cantSplit/>
         </w:trPr>
         <w:tc>
           <w:tcPr>
@@ -10830,20 +10454,19 @@
           </w:tcPr>
           <w:p>
             <w:pPr>
-              <w:spacing w:before="0" w:after="0" w:line="240" w:lineRule="auto"/>
-              <w:jc w:val="center"/>
-              <w:rPr>
-                <w:rFonts w:ascii="Aptos" w:hAnsi="Aptos" w:cs="Calibri"/>
-                <w:color w:val="000000"/>
-                <w:sz w:val="20"/>
-                <w:szCs w:val="20"/>
-              </w:rPr>
-            </w:pPr>
-            <w:r>
-              <w:rPr>
-                <w:rFonts w:ascii="Aptos" w:hAnsi="Aptos" w:cs="Calibri"/>
-                <w:color w:val="000000"/>
-                <w:sz w:val="19"/>
+              <w:jc w:val="center"/>
+              <w:rPr>
+                <w:rFonts w:ascii="Aptos" w:hAnsi="Aptos" w:cs="Calibri"/>
+                <w:color w:val="000000"/>
+                <w:sz w:val="20"/>
+                <w:szCs w:val="20"/>
+              </w:rPr>
+            </w:pPr>
+            <w:r>
+              <w:rPr>
+                <w:rFonts w:ascii="Aptos" w:hAnsi="Aptos" w:cs="Calibri"/>
+                <w:color w:val="000000"/>
+                <w:sz w:val="20"/>
                 <w:szCs w:val="20"/>
                 <w:lang w:val="en-US"/>
               </w:rPr>
@@ -10860,19 +10483,18 @@
           </w:tcPr>
           <w:p>
             <w:pPr>
-              <w:spacing w:before="0" w:after="0" w:line="240" w:lineRule="auto"/>
-              <w:rPr>
-                <w:rFonts w:ascii="Aptos" w:hAnsi="Aptos" w:cs="Calibri"/>
-                <w:color w:val="000000"/>
-                <w:sz w:val="20"/>
-                <w:szCs w:val="20"/>
-              </w:rPr>
-            </w:pPr>
-            <w:r>
-              <w:rPr>
-                <w:rFonts w:ascii="Aptos" w:hAnsi="Aptos" w:cs="Calibri"/>
-                <w:color w:val="000000"/>
-                <w:sz w:val="19"/>
+              <w:rPr>
+                <w:rFonts w:ascii="Aptos" w:hAnsi="Aptos" w:cs="Calibri"/>
+                <w:color w:val="000000"/>
+                <w:sz w:val="20"/>
+                <w:szCs w:val="20"/>
+              </w:rPr>
+            </w:pPr>
+            <w:r>
+              <w:rPr>
+                <w:rFonts w:ascii="Aptos" w:hAnsi="Aptos" w:cs="Calibri"/>
+                <w:color w:val="000000"/>
+                <w:sz w:val="20"/>
                 <w:szCs w:val="20"/>
                 <w:lang w:val="en-US"/>
               </w:rPr>
@@ -10889,19 +10511,18 @@
           </w:tcPr>
           <w:p>
             <w:pPr>
-              <w:spacing w:before="0" w:after="0" w:line="240" w:lineRule="auto"/>
-              <w:rPr>
-                <w:rFonts w:ascii="Aptos" w:hAnsi="Aptos" w:cs="Calibri"/>
-                <w:color w:val="000000"/>
-                <w:sz w:val="20"/>
-                <w:szCs w:val="20"/>
-              </w:rPr>
-            </w:pPr>
-            <w:r>
-              <w:rPr>
-                <w:rFonts w:ascii="Aptos" w:hAnsi="Aptos" w:cs="Calibri"/>
-                <w:color w:val="000000"/>
-                <w:sz w:val="19"/>
+              <w:rPr>
+                <w:rFonts w:ascii="Aptos" w:hAnsi="Aptos" w:cs="Calibri"/>
+                <w:color w:val="000000"/>
+                <w:sz w:val="20"/>
+                <w:szCs w:val="20"/>
+              </w:rPr>
+            </w:pPr>
+            <w:r>
+              <w:rPr>
+                <w:rFonts w:ascii="Aptos" w:hAnsi="Aptos" w:cs="Calibri"/>
+                <w:color w:val="000000"/>
+                <w:sz w:val="20"/>
                 <w:szCs w:val="20"/>
                 <w:lang w:val="en-US"/>
               </w:rPr>
@@ -10913,7 +10534,6 @@
       <w:tr>
         <w:trPr>
           <w:trHeight w:val="454"/>
-          <w:cantSplit/>
         </w:trPr>
         <w:tc>
           <w:tcPr>
@@ -10924,20 +10544,19 @@
           </w:tcPr>
           <w:p>
             <w:pPr>
-              <w:spacing w:before="0" w:after="0" w:line="240" w:lineRule="auto"/>
-              <w:jc w:val="center"/>
-              <w:rPr>
-                <w:rFonts w:ascii="Aptos" w:hAnsi="Aptos" w:cs="Calibri"/>
-                <w:color w:val="000000"/>
-                <w:sz w:val="20"/>
-                <w:szCs w:val="20"/>
-              </w:rPr>
-            </w:pPr>
-            <w:r>
-              <w:rPr>
-                <w:rFonts w:ascii="Aptos" w:hAnsi="Aptos" w:cs="Calibri"/>
-                <w:color w:val="000000"/>
-                <w:sz w:val="19"/>
+              <w:jc w:val="center"/>
+              <w:rPr>
+                <w:rFonts w:ascii="Aptos" w:hAnsi="Aptos" w:cs="Calibri"/>
+                <w:color w:val="000000"/>
+                <w:sz w:val="20"/>
+                <w:szCs w:val="20"/>
+              </w:rPr>
+            </w:pPr>
+            <w:r>
+              <w:rPr>
+                <w:rFonts w:ascii="Aptos" w:hAnsi="Aptos" w:cs="Calibri"/>
+                <w:color w:val="000000"/>
+                <w:sz w:val="20"/>
                 <w:szCs w:val="20"/>
                 <w:lang w:val="en-US"/>
               </w:rPr>
@@ -10954,19 +10573,18 @@
           </w:tcPr>
           <w:p>
             <w:pPr>
-              <w:spacing w:before="0" w:after="0" w:line="240" w:lineRule="auto"/>
-              <w:rPr>
-                <w:rFonts w:ascii="Aptos" w:hAnsi="Aptos" w:cs="Calibri"/>
-                <w:color w:val="000000"/>
-                <w:sz w:val="20"/>
-                <w:szCs w:val="20"/>
-              </w:rPr>
-            </w:pPr>
-            <w:r>
-              <w:rPr>
-                <w:rFonts w:ascii="Aptos" w:hAnsi="Aptos" w:cs="Calibri"/>
-                <w:color w:val="000000"/>
-                <w:sz w:val="19"/>
+              <w:rPr>
+                <w:rFonts w:ascii="Aptos" w:hAnsi="Aptos" w:cs="Calibri"/>
+                <w:color w:val="000000"/>
+                <w:sz w:val="20"/>
+                <w:szCs w:val="20"/>
+              </w:rPr>
+            </w:pPr>
+            <w:r>
+              <w:rPr>
+                <w:rFonts w:ascii="Aptos" w:hAnsi="Aptos" w:cs="Calibri"/>
+                <w:color w:val="000000"/>
+                <w:sz w:val="20"/>
                 <w:szCs w:val="20"/>
                 <w:lang w:val="en-US"/>
               </w:rPr>
@@ -10983,19 +10601,18 @@
           </w:tcPr>
           <w:p>
             <w:pPr>
-              <w:spacing w:before="0" w:after="0" w:line="240" w:lineRule="auto"/>
-              <w:rPr>
-                <w:rFonts w:ascii="Aptos" w:hAnsi="Aptos" w:cs="Calibri"/>
-                <w:color w:val="000000"/>
-                <w:sz w:val="20"/>
-                <w:szCs w:val="20"/>
-              </w:rPr>
-            </w:pPr>
-            <w:r>
-              <w:rPr>
-                <w:rFonts w:ascii="Aptos" w:hAnsi="Aptos" w:cs="Calibri"/>
-                <w:color w:val="000000"/>
-                <w:sz w:val="19"/>
+              <w:rPr>
+                <w:rFonts w:ascii="Aptos" w:hAnsi="Aptos" w:cs="Calibri"/>
+                <w:color w:val="000000"/>
+                <w:sz w:val="20"/>
+                <w:szCs w:val="20"/>
+              </w:rPr>
+            </w:pPr>
+            <w:r>
+              <w:rPr>
+                <w:rFonts w:ascii="Aptos" w:hAnsi="Aptos" w:cs="Calibri"/>
+                <w:color w:val="000000"/>
+                <w:sz w:val="20"/>
                 <w:szCs w:val="20"/>
                 <w:lang w:val="en-US"/>
               </w:rPr>
@@ -11007,7 +10624,6 @@
       <w:tr>
         <w:trPr>
           <w:trHeight w:val="454"/>
-          <w:cantSplit/>
         </w:trPr>
         <w:tc>
           <w:tcPr>
@@ -11018,20 +10634,19 @@
           </w:tcPr>
           <w:p>
             <w:pPr>
-              <w:spacing w:before="0" w:after="0" w:line="240" w:lineRule="auto"/>
-              <w:jc w:val="center"/>
-              <w:rPr>
-                <w:rFonts w:ascii="Aptos" w:hAnsi="Aptos" w:cs="Calibri"/>
-                <w:color w:val="000000"/>
-                <w:sz w:val="20"/>
-                <w:szCs w:val="20"/>
-              </w:rPr>
-            </w:pPr>
-            <w:r>
-              <w:rPr>
-                <w:rFonts w:ascii="Aptos" w:hAnsi="Aptos" w:cs="Calibri"/>
-                <w:color w:val="000000"/>
-                <w:sz w:val="19"/>
+              <w:jc w:val="center"/>
+              <w:rPr>
+                <w:rFonts w:ascii="Aptos" w:hAnsi="Aptos" w:cs="Calibri"/>
+                <w:color w:val="000000"/>
+                <w:sz w:val="20"/>
+                <w:szCs w:val="20"/>
+              </w:rPr>
+            </w:pPr>
+            <w:r>
+              <w:rPr>
+                <w:rFonts w:ascii="Aptos" w:hAnsi="Aptos" w:cs="Calibri"/>
+                <w:color w:val="000000"/>
+                <w:sz w:val="20"/>
                 <w:szCs w:val="20"/>
                 <w:lang w:val="en-US"/>
               </w:rPr>
@@ -11048,19 +10663,18 @@
           </w:tcPr>
           <w:p>
             <w:pPr>
-              <w:spacing w:before="0" w:after="0" w:line="240" w:lineRule="auto"/>
-              <w:rPr>
-                <w:rFonts w:ascii="Aptos" w:hAnsi="Aptos" w:cs="Calibri"/>
-                <w:color w:val="000000"/>
-                <w:sz w:val="20"/>
-                <w:szCs w:val="20"/>
-              </w:rPr>
-            </w:pPr>
-            <w:r>
-              <w:rPr>
-                <w:rFonts w:ascii="Aptos" w:hAnsi="Aptos" w:cs="Calibri"/>
-                <w:color w:val="000000"/>
-                <w:sz w:val="19"/>
+              <w:rPr>
+                <w:rFonts w:ascii="Aptos" w:hAnsi="Aptos" w:cs="Calibri"/>
+                <w:color w:val="000000"/>
+                <w:sz w:val="20"/>
+                <w:szCs w:val="20"/>
+              </w:rPr>
+            </w:pPr>
+            <w:r>
+              <w:rPr>
+                <w:rFonts w:ascii="Aptos" w:hAnsi="Aptos" w:cs="Calibri"/>
+                <w:color w:val="000000"/>
+                <w:sz w:val="20"/>
                 <w:szCs w:val="20"/>
                 <w:lang w:val="en-US"/>
               </w:rPr>
@@ -11077,19 +10691,18 @@
           </w:tcPr>
           <w:p>
             <w:pPr>
-              <w:spacing w:before="0" w:after="0" w:line="240" w:lineRule="auto"/>
-              <w:rPr>
-                <w:rFonts w:ascii="Aptos" w:hAnsi="Aptos" w:cs="Calibri"/>
-                <w:color w:val="000000"/>
-                <w:sz w:val="20"/>
-                <w:szCs w:val="20"/>
-              </w:rPr>
-            </w:pPr>
-            <w:r>
-              <w:rPr>
-                <w:rFonts w:ascii="Aptos" w:hAnsi="Aptos" w:cs="Calibri"/>
-                <w:color w:val="000000"/>
-                <w:sz w:val="19"/>
+              <w:rPr>
+                <w:rFonts w:ascii="Aptos" w:hAnsi="Aptos" w:cs="Calibri"/>
+                <w:color w:val="000000"/>
+                <w:sz w:val="20"/>
+                <w:szCs w:val="20"/>
+              </w:rPr>
+            </w:pPr>
+            <w:r>
+              <w:rPr>
+                <w:rFonts w:ascii="Aptos" w:hAnsi="Aptos" w:cs="Calibri"/>
+                <w:color w:val="000000"/>
+                <w:sz w:val="20"/>
                 <w:szCs w:val="20"/>
                 <w:lang w:val="en-US"/>
               </w:rPr>
@@ -11101,7 +10714,6 @@
       <w:tr>
         <w:trPr>
           <w:trHeight w:val="454"/>
-          <w:cantSplit/>
         </w:trPr>
         <w:tc>
           <w:tcPr>
@@ -11112,20 +10724,19 @@
           </w:tcPr>
           <w:p>
             <w:pPr>
-              <w:spacing w:before="0" w:after="0" w:line="240" w:lineRule="auto"/>
-              <w:jc w:val="center"/>
-              <w:rPr>
-                <w:rFonts w:ascii="Aptos" w:hAnsi="Aptos" w:cs="Calibri"/>
-                <w:color w:val="000000"/>
-                <w:sz w:val="20"/>
-                <w:szCs w:val="20"/>
-              </w:rPr>
-            </w:pPr>
-            <w:r>
-              <w:rPr>
-                <w:rFonts w:ascii="Aptos" w:hAnsi="Aptos" w:cs="Calibri"/>
-                <w:color w:val="000000"/>
-                <w:sz w:val="19"/>
+              <w:jc w:val="center"/>
+              <w:rPr>
+                <w:rFonts w:ascii="Aptos" w:hAnsi="Aptos" w:cs="Calibri"/>
+                <w:color w:val="000000"/>
+                <w:sz w:val="20"/>
+                <w:szCs w:val="20"/>
+              </w:rPr>
+            </w:pPr>
+            <w:r>
+              <w:rPr>
+                <w:rFonts w:ascii="Aptos" w:hAnsi="Aptos" w:cs="Calibri"/>
+                <w:color w:val="000000"/>
+                <w:sz w:val="20"/>
                 <w:szCs w:val="20"/>
                 <w:lang w:val="en-US"/>
               </w:rPr>
@@ -11142,19 +10753,18 @@
           </w:tcPr>
           <w:p>
             <w:pPr>
-              <w:spacing w:before="0" w:after="0" w:line="240" w:lineRule="auto"/>
-              <w:rPr>
-                <w:rFonts w:ascii="Aptos" w:hAnsi="Aptos" w:cs="Calibri"/>
-                <w:color w:val="000000"/>
-                <w:sz w:val="20"/>
-                <w:szCs w:val="20"/>
-              </w:rPr>
-            </w:pPr>
-            <w:r>
-              <w:rPr>
-                <w:rFonts w:ascii="Aptos" w:hAnsi="Aptos" w:cs="Calibri"/>
-                <w:color w:val="000000"/>
-                <w:sz w:val="19"/>
+              <w:rPr>
+                <w:rFonts w:ascii="Aptos" w:hAnsi="Aptos" w:cs="Calibri"/>
+                <w:color w:val="000000"/>
+                <w:sz w:val="20"/>
+                <w:szCs w:val="20"/>
+              </w:rPr>
+            </w:pPr>
+            <w:r>
+              <w:rPr>
+                <w:rFonts w:ascii="Aptos" w:hAnsi="Aptos" w:cs="Calibri"/>
+                <w:color w:val="000000"/>
+                <w:sz w:val="20"/>
                 <w:szCs w:val="20"/>
                 <w:lang w:val="en-US"/>
               </w:rPr>
@@ -11171,19 +10781,18 @@
           </w:tcPr>
           <w:p>
             <w:pPr>
-              <w:spacing w:before="0" w:after="0" w:line="240" w:lineRule="auto"/>
-              <w:rPr>
-                <w:rFonts w:ascii="Aptos" w:hAnsi="Aptos" w:cs="Calibri"/>
-                <w:color w:val="000000"/>
-                <w:sz w:val="20"/>
-                <w:szCs w:val="20"/>
-              </w:rPr>
-            </w:pPr>
-            <w:r>
-              <w:rPr>
-                <w:rFonts w:ascii="Aptos" w:hAnsi="Aptos" w:cs="Calibri"/>
-                <w:color w:val="000000"/>
-                <w:sz w:val="19"/>
+              <w:rPr>
+                <w:rFonts w:ascii="Aptos" w:hAnsi="Aptos" w:cs="Calibri"/>
+                <w:color w:val="000000"/>
+                <w:sz w:val="20"/>
+                <w:szCs w:val="20"/>
+              </w:rPr>
+            </w:pPr>
+            <w:r>
+              <w:rPr>
+                <w:rFonts w:ascii="Aptos" w:hAnsi="Aptos" w:cs="Calibri"/>
+                <w:color w:val="000000"/>
+                <w:sz w:val="20"/>
                 <w:szCs w:val="20"/>
                 <w:lang w:val="en-US"/>
               </w:rPr>
@@ -11195,7 +10804,6 @@
       <w:tr>
         <w:trPr>
           <w:trHeight w:val="454"/>
-          <w:cantSplit/>
         </w:trPr>
         <w:tc>
           <w:tcPr>
@@ -11206,20 +10814,19 @@
           </w:tcPr>
           <w:p>
             <w:pPr>
-              <w:spacing w:before="0" w:after="0" w:line="240" w:lineRule="auto"/>
-              <w:jc w:val="center"/>
-              <w:rPr>
-                <w:rFonts w:ascii="Aptos" w:hAnsi="Aptos" w:cs="Calibri"/>
-                <w:color w:val="000000"/>
-                <w:sz w:val="20"/>
-                <w:szCs w:val="20"/>
-              </w:rPr>
-            </w:pPr>
-            <w:r>
-              <w:rPr>
-                <w:rFonts w:ascii="Aptos" w:hAnsi="Aptos" w:cs="Calibri"/>
-                <w:color w:val="000000"/>
-                <w:sz w:val="19"/>
+              <w:jc w:val="center"/>
+              <w:rPr>
+                <w:rFonts w:ascii="Aptos" w:hAnsi="Aptos" w:cs="Calibri"/>
+                <w:color w:val="000000"/>
+                <w:sz w:val="20"/>
+                <w:szCs w:val="20"/>
+              </w:rPr>
+            </w:pPr>
+            <w:r>
+              <w:rPr>
+                <w:rFonts w:ascii="Aptos" w:hAnsi="Aptos" w:cs="Calibri"/>
+                <w:color w:val="000000"/>
+                <w:sz w:val="20"/>
                 <w:szCs w:val="20"/>
                 <w:lang w:val="en-US"/>
               </w:rPr>
@@ -11236,19 +10843,18 @@
           </w:tcPr>
           <w:p>
             <w:pPr>
-              <w:spacing w:before="0" w:after="0" w:line="240" w:lineRule="auto"/>
-              <w:rPr>
-                <w:rFonts w:ascii="Aptos" w:hAnsi="Aptos" w:cs="Calibri"/>
-                <w:color w:val="000000"/>
-                <w:sz w:val="20"/>
-                <w:szCs w:val="20"/>
-              </w:rPr>
-            </w:pPr>
-            <w:r>
-              <w:rPr>
-                <w:rFonts w:ascii="Aptos" w:hAnsi="Aptos" w:cs="Calibri"/>
-                <w:color w:val="000000"/>
-                <w:sz w:val="19"/>
+              <w:rPr>
+                <w:rFonts w:ascii="Aptos" w:hAnsi="Aptos" w:cs="Calibri"/>
+                <w:color w:val="000000"/>
+                <w:sz w:val="20"/>
+                <w:szCs w:val="20"/>
+              </w:rPr>
+            </w:pPr>
+            <w:r>
+              <w:rPr>
+                <w:rFonts w:ascii="Aptos" w:hAnsi="Aptos" w:cs="Calibri"/>
+                <w:color w:val="000000"/>
+                <w:sz w:val="20"/>
                 <w:szCs w:val="20"/>
                 <w:lang w:val="en-US"/>
               </w:rPr>
@@ -11265,19 +10871,18 @@
           </w:tcPr>
           <w:p>
             <w:pPr>
-              <w:spacing w:before="0" w:after="0" w:line="240" w:lineRule="auto"/>
-              <w:rPr>
-                <w:rFonts w:ascii="Aptos" w:hAnsi="Aptos" w:cs="Calibri"/>
-                <w:color w:val="000000"/>
-                <w:sz w:val="20"/>
-                <w:szCs w:val="20"/>
-              </w:rPr>
-            </w:pPr>
-            <w:r>
-              <w:rPr>
-                <w:rFonts w:ascii="Aptos" w:hAnsi="Aptos" w:cs="Calibri"/>
-                <w:color w:val="000000"/>
-                <w:sz w:val="19"/>
+              <w:rPr>
+                <w:rFonts w:ascii="Aptos" w:hAnsi="Aptos" w:cs="Calibri"/>
+                <w:color w:val="000000"/>
+                <w:sz w:val="20"/>
+                <w:szCs w:val="20"/>
+              </w:rPr>
+            </w:pPr>
+            <w:r>
+              <w:rPr>
+                <w:rFonts w:ascii="Aptos" w:hAnsi="Aptos" w:cs="Calibri"/>
+                <w:color w:val="000000"/>
+                <w:sz w:val="20"/>
                 <w:szCs w:val="20"/>
                 <w:lang w:val="en-US"/>
               </w:rPr>
@@ -11289,7 +10894,6 @@
       <w:tr>
         <w:trPr>
           <w:trHeight w:val="454"/>
-          <w:cantSplit/>
         </w:trPr>
         <w:tc>
           <w:tcPr>
@@ -11300,20 +10904,19 @@
           </w:tcPr>
           <w:p>
             <w:pPr>
-              <w:spacing w:before="0" w:after="0" w:line="240" w:lineRule="auto"/>
-              <w:jc w:val="center"/>
-              <w:rPr>
-                <w:rFonts w:ascii="Aptos" w:hAnsi="Aptos" w:cs="Calibri"/>
-                <w:color w:val="000000"/>
-                <w:sz w:val="20"/>
-                <w:szCs w:val="20"/>
-              </w:rPr>
-            </w:pPr>
-            <w:r>
-              <w:rPr>
-                <w:rFonts w:ascii="Aptos" w:hAnsi="Aptos" w:cs="Calibri"/>
-                <w:color w:val="000000"/>
-                <w:sz w:val="19"/>
+              <w:jc w:val="center"/>
+              <w:rPr>
+                <w:rFonts w:ascii="Aptos" w:hAnsi="Aptos" w:cs="Calibri"/>
+                <w:color w:val="000000"/>
+                <w:sz w:val="20"/>
+                <w:szCs w:val="20"/>
+              </w:rPr>
+            </w:pPr>
+            <w:r>
+              <w:rPr>
+                <w:rFonts w:ascii="Aptos" w:hAnsi="Aptos" w:cs="Calibri"/>
+                <w:color w:val="000000"/>
+                <w:sz w:val="20"/>
                 <w:szCs w:val="20"/>
                 <w:lang w:val="en-US"/>
               </w:rPr>
@@ -11330,19 +10933,18 @@
           </w:tcPr>
           <w:p>
             <w:pPr>
-              <w:spacing w:before="0" w:after="0" w:line="240" w:lineRule="auto"/>
-              <w:rPr>
-                <w:rFonts w:ascii="Aptos" w:hAnsi="Aptos" w:cs="Calibri"/>
-                <w:color w:val="000000"/>
-                <w:sz w:val="20"/>
-                <w:szCs w:val="20"/>
-              </w:rPr>
-            </w:pPr>
-            <w:r>
-              <w:rPr>
-                <w:rFonts w:ascii="Aptos" w:hAnsi="Aptos" w:cs="Calibri"/>
-                <w:color w:val="000000"/>
-                <w:sz w:val="19"/>
+              <w:rPr>
+                <w:rFonts w:ascii="Aptos" w:hAnsi="Aptos" w:cs="Calibri"/>
+                <w:color w:val="000000"/>
+                <w:sz w:val="20"/>
+                <w:szCs w:val="20"/>
+              </w:rPr>
+            </w:pPr>
+            <w:r>
+              <w:rPr>
+                <w:rFonts w:ascii="Aptos" w:hAnsi="Aptos" w:cs="Calibri"/>
+                <w:color w:val="000000"/>
+                <w:sz w:val="20"/>
                 <w:szCs w:val="20"/>
                 <w:lang w:val="en-US"/>
               </w:rPr>
@@ -11359,19 +10961,18 @@
           </w:tcPr>
           <w:p>
             <w:pPr>
-              <w:spacing w:before="0" w:after="0" w:line="240" w:lineRule="auto"/>
-              <w:rPr>
-                <w:rFonts w:ascii="Aptos" w:hAnsi="Aptos" w:cs="Calibri"/>
-                <w:color w:val="000000"/>
-                <w:sz w:val="20"/>
-                <w:szCs w:val="20"/>
-              </w:rPr>
-            </w:pPr>
-            <w:r>
-              <w:rPr>
-                <w:rFonts w:ascii="Aptos" w:hAnsi="Aptos" w:cs="Calibri"/>
-                <w:color w:val="000000"/>
-                <w:sz w:val="19"/>
+              <w:rPr>
+                <w:rFonts w:ascii="Aptos" w:hAnsi="Aptos" w:cs="Calibri"/>
+                <w:color w:val="000000"/>
+                <w:sz w:val="20"/>
+                <w:szCs w:val="20"/>
+              </w:rPr>
+            </w:pPr>
+            <w:r>
+              <w:rPr>
+                <w:rFonts w:ascii="Aptos" w:hAnsi="Aptos" w:cs="Calibri"/>
+                <w:color w:val="000000"/>
+                <w:sz w:val="20"/>
                 <w:szCs w:val="20"/>
                 <w:lang w:val="en-US"/>
               </w:rPr>
@@ -11383,7 +10984,6 @@
       <w:tr>
         <w:trPr>
           <w:trHeight w:val="454"/>
-          <w:cantSplit/>
         </w:trPr>
         <w:tc>
           <w:tcPr>
@@ -11393,7 +10993,6 @@
           </w:tcPr>
           <w:p>
             <w:pPr>
-              <w:spacing w:before="0" w:after="0" w:line="240" w:lineRule="auto"/>
               <w:jc w:val="center"/>
               <w:rPr>
                 <w:rFonts w:ascii="Aptos" w:hAnsi="Aptos" w:cs="Calibri"/>
@@ -11407,7 +11006,7 @@
               <w:rPr>
                 <w:rFonts w:ascii="Aptos" w:hAnsi="Aptos" w:cs="Calibri"/>
                 <w:color w:val="000000"/>
-                <w:sz w:val="19"/>
+                <w:sz w:val="20"/>
                 <w:szCs w:val="20"/>
                 <w:lang w:val="en-US"/>
               </w:rPr>
@@ -11423,7 +11022,6 @@
           </w:tcPr>
           <w:p>
             <w:pPr>
-              <w:spacing w:before="0" w:after="0" w:line="240" w:lineRule="auto"/>
               <w:rPr>
                 <w:rFonts w:ascii="Aptos" w:hAnsi="Aptos" w:cs="Calibri"/>
                 <w:color w:val="000000"/>
@@ -11436,7 +11034,7 @@
               <w:rPr>
                 <w:rFonts w:ascii="Aptos" w:hAnsi="Aptos" w:cs="Calibri"/>
                 <w:color w:val="000000"/>
-                <w:sz w:val="19"/>
+                <w:sz w:val="20"/>
                 <w:szCs w:val="20"/>
                 <w:lang w:val="en-US"/>
               </w:rPr>
@@ -11452,7 +11050,6 @@
           </w:tcPr>
           <w:p>
             <w:pPr>
-              <w:spacing w:before="0" w:after="0" w:line="240" w:lineRule="auto"/>
               <w:rPr>
                 <w:rFonts w:ascii="Aptos" w:hAnsi="Aptos" w:cs="Calibri"/>
                 <w:color w:val="000000"/>
@@ -11465,7 +11062,7 @@
               <w:rPr>
                 <w:rFonts w:ascii="Aptos" w:hAnsi="Aptos" w:cs="Calibri"/>
                 <w:color w:val="000000"/>
-                <w:sz w:val="19"/>
+                <w:sz w:val="20"/>
                 <w:szCs w:val="20"/>
                 <w:lang w:val="en-US"/>
               </w:rPr>
@@ -11505,7 +11102,7 @@
     <w:p>
       <w:r>
         <w:rPr>
-          <w:rFonts w:asciiTheme="minorHAnsi" w:hAnsiTheme="minorHAnsi" w:ascii="Aptos" w:hAnsi="Aptos"/>
+          <w:rFonts w:asciiTheme="minorHAnsi" w:hAnsiTheme="minorHAnsi"/>
           <w:noProof/>
         </w:rPr>
         <w:lastRenderedPageBreak/>
@@ -12951,7 +12548,7 @@
       <w:spacing w:after="0" w:line="240" w:lineRule="auto"/>
     </w:pPr>
     <w:rPr>
-      <w:rFonts w:ascii="Aptos" w:eastAsia="Times New Roman" w:hAnsi="Aptos" w:cs="Times New Roman"/>
+      <w:rFonts w:ascii="Times New Roman" w:eastAsia="Times New Roman" w:hAnsi="Times New Roman" w:cs="Times New Roman"/>
       <w:kern w:val="0"/>
       <w:sz w:val="24"/>
       <w:szCs w:val="24"/>
